--- a/Dokumentasi/GIT dan GITHUB.docx
+++ b/Dokumentasi/GIT dan GITHUB.docx
@@ -252,7 +252,7 @@
           <w:sz w:val="40"/>
           <w:szCs w:val="40"/>
         </w:rPr>
-        <w:t>GIT DAN GITHUB</w:t>
+        <w:t>NON - BLOCKING</w:t>
       </w:r>
     </w:p>
     <w:p>
@@ -397,7 +397,7 @@
         <w:ind w:left="-426"/>
         <w:jc w:val="both"/>
         <w:rPr>
-          <w:rFonts w:ascii="Candara" w:hAnsi="Candara"/>
+          <w:rFonts w:cs="Times New Roman"/>
           <w:color w:val="auto"/>
           <w:sz w:val="28"/>
           <w:szCs w:val="28"/>
@@ -405,7 +405,7 @@
       </w:pPr>
       <w:r>
         <w:rPr>
-          <w:rFonts w:ascii="Candara" w:hAnsi="Candara"/>
+          <w:rFonts w:cs="Times New Roman"/>
           <w:b/>
           <w:color w:val="auto"/>
           <w:sz w:val="28"/>
@@ -417,186 +417,148 @@
     <w:p>
       <w:pPr>
         <w:pStyle w:val="PoinDaftar"/>
-        <w:tabs>
-          <w:tab w:val="num" w:pos="360"/>
-        </w:tabs>
         <w:spacing w:after="60"/>
-        <w:ind w:left="360" w:hanging="360"/>
         <w:jc w:val="both"/>
         <w:rPr>
           <w:rFonts w:ascii="Candara" w:hAnsi="Candara"/>
-          <w:sz w:val="28"/>
-          <w:szCs w:val="28"/>
+          <w:sz w:val="26"/>
+          <w:szCs w:val="26"/>
         </w:rPr>
       </w:pPr>
       <w:r>
         <w:rPr>
-          <w:rFonts w:ascii="Candara" w:hAnsi="Candara"/>
-          <w:sz w:val="28"/>
-          <w:szCs w:val="28"/>
-        </w:rPr>
-        <w:t xml:space="preserve">Memahami konsep dasar </w:t>
-      </w:r>
-      <w:proofErr w:type="spellStart"/>
-      <w:r>
-        <w:rPr>
-          <w:rFonts w:ascii="Candara" w:hAnsi="Candara"/>
-          <w:sz w:val="28"/>
-          <w:szCs w:val="28"/>
-        </w:rPr>
-        <w:t>Git</w:t>
-      </w:r>
-      <w:proofErr w:type="spellEnd"/>
-      <w:r>
-        <w:rPr>
-          <w:rFonts w:ascii="Candara" w:hAnsi="Candara"/>
-          <w:sz w:val="28"/>
-          <w:szCs w:val="28"/>
-        </w:rPr>
-        <w:t xml:space="preserve"> sebagai sistem </w:t>
-      </w:r>
-      <w:proofErr w:type="spellStart"/>
-      <w:r>
-        <w:rPr>
-          <w:rFonts w:ascii="Candara" w:hAnsi="Candara"/>
-          <w:sz w:val="28"/>
-          <w:szCs w:val="28"/>
-        </w:rPr>
-        <w:t>version</w:t>
-      </w:r>
-      <w:proofErr w:type="spellEnd"/>
-      <w:r>
-        <w:rPr>
-          <w:rFonts w:ascii="Candara" w:hAnsi="Candara"/>
-          <w:sz w:val="28"/>
-          <w:szCs w:val="28"/>
-        </w:rPr>
-        <w:t xml:space="preserve"> </w:t>
-      </w:r>
-      <w:proofErr w:type="spellStart"/>
-      <w:r>
-        <w:rPr>
-          <w:rFonts w:ascii="Candara" w:hAnsi="Candara"/>
-          <w:sz w:val="28"/>
-          <w:szCs w:val="28"/>
-        </w:rPr>
-        <w:t>control</w:t>
-      </w:r>
-      <w:proofErr w:type="spellEnd"/>
-      <w:r>
-        <w:rPr>
-          <w:rFonts w:ascii="Candara" w:hAnsi="Candara"/>
-          <w:sz w:val="28"/>
-          <w:szCs w:val="28"/>
-        </w:rPr>
-        <w:t xml:space="preserve"> untuk mengelola perubahan pada program. </w:t>
-      </w:r>
+          <w:rFonts w:cs="Times New Roman"/>
+          <w:sz w:val="28"/>
+          <w:szCs w:val="28"/>
+        </w:rPr>
+        <w:t xml:space="preserve">Mampu </w:t>
+      </w:r>
+      <w:r>
+        <w:rPr>
+          <w:rFonts w:cs="Times New Roman"/>
+          <w:sz w:val="28"/>
+          <w:szCs w:val="28"/>
+        </w:rPr>
+        <w:t xml:space="preserve">instalasi </w:t>
+      </w:r>
+      <w:proofErr w:type="spellStart"/>
+      <w:r>
+        <w:rPr>
+          <w:rFonts w:cs="Times New Roman"/>
+          <w:sz w:val="28"/>
+          <w:szCs w:val="28"/>
+        </w:rPr>
+        <w:t>git</w:t>
+      </w:r>
+      <w:proofErr w:type="spellEnd"/>
+      <w:r>
+        <w:rPr>
+          <w:rFonts w:cs="Times New Roman"/>
+          <w:sz w:val="28"/>
+          <w:szCs w:val="28"/>
+        </w:rPr>
+        <w:t xml:space="preserve"> dan </w:t>
+      </w:r>
+      <w:proofErr w:type="spellStart"/>
+      <w:r>
+        <w:rPr>
+          <w:rFonts w:cs="Times New Roman"/>
+          <w:sz w:val="28"/>
+          <w:szCs w:val="28"/>
+        </w:rPr>
+        <w:t>github</w:t>
+      </w:r>
+      <w:proofErr w:type="spellEnd"/>
     </w:p>
     <w:p>
       <w:pPr>
         <w:pStyle w:val="PoinDaftar"/>
-        <w:tabs>
-          <w:tab w:val="num" w:pos="360"/>
-        </w:tabs>
         <w:spacing w:after="60"/>
-        <w:ind w:left="360" w:hanging="360"/>
         <w:jc w:val="both"/>
         <w:rPr>
           <w:rFonts w:ascii="Candara" w:hAnsi="Candara"/>
-          <w:sz w:val="28"/>
-          <w:szCs w:val="28"/>
+          <w:sz w:val="26"/>
+          <w:szCs w:val="26"/>
         </w:rPr>
       </w:pPr>
       <w:r>
         <w:rPr>
-          <w:rFonts w:ascii="Candara" w:hAnsi="Candara"/>
-          <w:sz w:val="28"/>
-          <w:szCs w:val="28"/>
-        </w:rPr>
-        <w:t xml:space="preserve">Memahami fungsi dan penggunaan </w:t>
-      </w:r>
-      <w:proofErr w:type="spellStart"/>
-      <w:r>
-        <w:rPr>
-          <w:rFonts w:ascii="Candara" w:hAnsi="Candara"/>
-          <w:sz w:val="28"/>
-          <w:szCs w:val="28"/>
-        </w:rPr>
-        <w:t>GitHub</w:t>
-      </w:r>
-      <w:proofErr w:type="spellEnd"/>
-      <w:r>
-        <w:rPr>
-          <w:rFonts w:ascii="Candara" w:hAnsi="Candara"/>
-          <w:sz w:val="28"/>
-          <w:szCs w:val="28"/>
-        </w:rPr>
-        <w:t xml:space="preserve"> sebagai server atau </w:t>
-      </w:r>
-      <w:proofErr w:type="spellStart"/>
-      <w:r>
-        <w:rPr>
-          <w:rFonts w:ascii="Candara" w:hAnsi="Candara"/>
-          <w:sz w:val="28"/>
-          <w:szCs w:val="28"/>
-        </w:rPr>
-        <w:t>remote</w:t>
-      </w:r>
-      <w:proofErr w:type="spellEnd"/>
-      <w:r>
-        <w:rPr>
-          <w:rFonts w:ascii="Candara" w:hAnsi="Candara"/>
-          <w:sz w:val="28"/>
-          <w:szCs w:val="28"/>
-        </w:rPr>
-        <w:t xml:space="preserve"> </w:t>
-      </w:r>
-      <w:proofErr w:type="spellStart"/>
-      <w:r>
-        <w:rPr>
-          <w:rFonts w:ascii="Candara" w:hAnsi="Candara"/>
-          <w:sz w:val="28"/>
-          <w:szCs w:val="28"/>
-        </w:rPr>
-        <w:t>repository</w:t>
-      </w:r>
-      <w:proofErr w:type="spellEnd"/>
-      <w:r>
-        <w:rPr>
-          <w:rFonts w:ascii="Candara" w:hAnsi="Candara"/>
-          <w:sz w:val="28"/>
-          <w:szCs w:val="28"/>
-        </w:rPr>
-        <w:t xml:space="preserve"> untuk menyimpan proyek. </w:t>
-      </w:r>
+          <w:rFonts w:cs="Times New Roman"/>
+          <w:sz w:val="28"/>
+          <w:szCs w:val="28"/>
+        </w:rPr>
+        <w:t xml:space="preserve">Mampu memahami konsep dari </w:t>
+      </w:r>
+      <w:proofErr w:type="spellStart"/>
+      <w:r>
+        <w:rPr>
+          <w:rFonts w:cs="Times New Roman"/>
+          <w:sz w:val="28"/>
+          <w:szCs w:val="28"/>
+        </w:rPr>
+        <w:t>git</w:t>
+      </w:r>
+      <w:proofErr w:type="spellEnd"/>
+      <w:r>
+        <w:rPr>
+          <w:rFonts w:cs="Times New Roman"/>
+          <w:sz w:val="28"/>
+          <w:szCs w:val="28"/>
+        </w:rPr>
+        <w:t xml:space="preserve"> dan </w:t>
+      </w:r>
+      <w:proofErr w:type="spellStart"/>
+      <w:r>
+        <w:rPr>
+          <w:rFonts w:cs="Times New Roman"/>
+          <w:sz w:val="28"/>
+          <w:szCs w:val="28"/>
+        </w:rPr>
+        <w:t>github</w:t>
+      </w:r>
+      <w:proofErr w:type="spellEnd"/>
     </w:p>
     <w:p>
       <w:pPr>
         <w:pStyle w:val="PoinDaftar"/>
-        <w:tabs>
-          <w:tab w:val="num" w:pos="360"/>
-        </w:tabs>
         <w:spacing w:after="60"/>
-        <w:ind w:left="360" w:hanging="360"/>
         <w:jc w:val="both"/>
         <w:rPr>
-          <w:rFonts w:ascii="Candara" w:hAnsi="Candara"/>
+          <w:rFonts w:cs="Times New Roman"/>
           <w:sz w:val="28"/>
           <w:szCs w:val="28"/>
         </w:rPr>
       </w:pPr>
       <w:r>
         <w:rPr>
-          <w:rFonts w:ascii="Candara" w:hAnsi="Candara"/>
-          <w:sz w:val="28"/>
-          <w:szCs w:val="28"/>
-        </w:rPr>
-        <w:t xml:space="preserve">Mampu membuat dan mengonfigurasi akun </w:t>
-      </w:r>
-      <w:proofErr w:type="spellStart"/>
-      <w:r>
-        <w:rPr>
-          <w:rFonts w:ascii="Candara" w:hAnsi="Candara"/>
+          <w:rFonts w:cs="Times New Roman"/>
+          <w:sz w:val="28"/>
+          <w:szCs w:val="28"/>
+        </w:rPr>
+        <w:t xml:space="preserve">Mampu menghubungkan </w:t>
+      </w:r>
+      <w:proofErr w:type="spellStart"/>
+      <w:r>
+        <w:rPr>
+          <w:rFonts w:cs="Times New Roman"/>
+          <w:sz w:val="28"/>
+          <w:szCs w:val="28"/>
+        </w:rPr>
+        <w:t>VSCode</w:t>
+      </w:r>
+      <w:proofErr w:type="spellEnd"/>
+      <w:r>
+        <w:rPr>
+          <w:rFonts w:cs="Times New Roman"/>
+          <w:sz w:val="28"/>
+          <w:szCs w:val="28"/>
+        </w:rPr>
+        <w:t xml:space="preserve"> dengan </w:t>
+      </w:r>
+      <w:proofErr w:type="spellStart"/>
+      <w:r>
+        <w:rPr>
+          <w:rFonts w:cs="Times New Roman"/>
           <w:sz w:val="28"/>
           <w:szCs w:val="28"/>
         </w:rPr>
@@ -605,359 +567,12 @@
       <w:proofErr w:type="spellEnd"/>
       <w:r>
         <w:rPr>
-          <w:rFonts w:ascii="Candara" w:hAnsi="Candara"/>
-          <w:sz w:val="28"/>
-          <w:szCs w:val="28"/>
-        </w:rPr>
-        <w:t xml:space="preserve"> serta SSH </w:t>
-      </w:r>
-      <w:proofErr w:type="spellStart"/>
-      <w:r>
-        <w:rPr>
-          <w:rFonts w:ascii="Candara" w:hAnsi="Candara"/>
-          <w:sz w:val="28"/>
-          <w:szCs w:val="28"/>
-        </w:rPr>
-        <w:t>Key</w:t>
-      </w:r>
-      <w:proofErr w:type="spellEnd"/>
-      <w:r>
-        <w:rPr>
-          <w:rFonts w:ascii="Candara" w:hAnsi="Candara"/>
-          <w:sz w:val="28"/>
-          <w:szCs w:val="28"/>
-        </w:rPr>
-        <w:t xml:space="preserve"> untuk </w:t>
-      </w:r>
-      <w:proofErr w:type="spellStart"/>
-      <w:r>
-        <w:rPr>
-          <w:rFonts w:ascii="Candara" w:hAnsi="Candara"/>
-          <w:sz w:val="28"/>
-          <w:szCs w:val="28"/>
-        </w:rPr>
-        <w:t>autentikasi</w:t>
-      </w:r>
-      <w:proofErr w:type="spellEnd"/>
-      <w:r>
-        <w:rPr>
-          <w:rFonts w:ascii="Candara" w:hAnsi="Candara"/>
-          <w:sz w:val="28"/>
-          <w:szCs w:val="28"/>
-        </w:rPr>
-        <w:t xml:space="preserve">. </w:t>
-      </w:r>
-    </w:p>
-    <w:p>
-      <w:pPr>
-        <w:pStyle w:val="PoinDaftar"/>
-        <w:tabs>
-          <w:tab w:val="num" w:pos="360"/>
-        </w:tabs>
-        <w:spacing w:after="60"/>
-        <w:ind w:left="360" w:hanging="360"/>
-        <w:jc w:val="both"/>
-        <w:rPr>
-          <w:rFonts w:ascii="Candara" w:hAnsi="Candara"/>
-          <w:sz w:val="28"/>
-          <w:szCs w:val="28"/>
-        </w:rPr>
-      </w:pPr>
-      <w:r>
-        <w:rPr>
-          <w:rFonts w:ascii="Candara" w:hAnsi="Candara"/>
-          <w:sz w:val="28"/>
-          <w:szCs w:val="28"/>
-        </w:rPr>
-        <w:t xml:space="preserve">Mampu membuat </w:t>
-      </w:r>
-      <w:proofErr w:type="spellStart"/>
-      <w:r>
-        <w:rPr>
-          <w:rFonts w:ascii="Candara" w:hAnsi="Candara"/>
-          <w:sz w:val="28"/>
-          <w:szCs w:val="28"/>
-        </w:rPr>
-        <w:t>repository</w:t>
-      </w:r>
-      <w:proofErr w:type="spellEnd"/>
-      <w:r>
-        <w:rPr>
-          <w:rFonts w:ascii="Candara" w:hAnsi="Candara"/>
-          <w:sz w:val="28"/>
-          <w:szCs w:val="28"/>
-        </w:rPr>
-        <w:t xml:space="preserve"> kosong di </w:t>
-      </w:r>
-      <w:proofErr w:type="spellStart"/>
-      <w:r>
-        <w:rPr>
-          <w:rFonts w:ascii="Candara" w:hAnsi="Candara"/>
-          <w:sz w:val="28"/>
-          <w:szCs w:val="28"/>
-        </w:rPr>
-        <w:t>GitHub</w:t>
-      </w:r>
-      <w:proofErr w:type="spellEnd"/>
-      <w:r>
-        <w:rPr>
-          <w:rFonts w:ascii="Candara" w:hAnsi="Candara"/>
-          <w:sz w:val="28"/>
-          <w:szCs w:val="28"/>
-        </w:rPr>
-        <w:t xml:space="preserve"> dan menghubungkannya dengan </w:t>
-      </w:r>
-      <w:proofErr w:type="spellStart"/>
-      <w:r>
-        <w:rPr>
-          <w:rFonts w:ascii="Candara" w:hAnsi="Candara"/>
-          <w:sz w:val="28"/>
-          <w:szCs w:val="28"/>
-        </w:rPr>
-        <w:t>repository</w:t>
-      </w:r>
-      <w:proofErr w:type="spellEnd"/>
-      <w:r>
-        <w:rPr>
-          <w:rFonts w:ascii="Candara" w:hAnsi="Candara"/>
-          <w:sz w:val="28"/>
-          <w:szCs w:val="28"/>
-        </w:rPr>
-        <w:t xml:space="preserve"> lokal. </w:t>
-      </w:r>
-    </w:p>
-    <w:p>
-      <w:pPr>
-        <w:pStyle w:val="PoinDaftar"/>
-        <w:tabs>
-          <w:tab w:val="num" w:pos="360"/>
-        </w:tabs>
-        <w:spacing w:after="60"/>
-        <w:ind w:left="360" w:hanging="360"/>
-        <w:jc w:val="both"/>
-        <w:rPr>
-          <w:rFonts w:ascii="Candara" w:hAnsi="Candara"/>
-          <w:sz w:val="28"/>
-          <w:szCs w:val="28"/>
-        </w:rPr>
-      </w:pPr>
-      <w:r>
-        <w:rPr>
-          <w:rFonts w:ascii="Candara" w:hAnsi="Candara"/>
-          <w:sz w:val="28"/>
-          <w:szCs w:val="28"/>
-        </w:rPr>
-        <w:t xml:space="preserve">Memahami penggunaan perintah dasar </w:t>
-      </w:r>
-      <w:proofErr w:type="spellStart"/>
-      <w:r>
-        <w:rPr>
-          <w:rFonts w:ascii="Candara" w:hAnsi="Candara"/>
-          <w:sz w:val="28"/>
-          <w:szCs w:val="28"/>
-        </w:rPr>
-        <w:t>Git</w:t>
-      </w:r>
-      <w:proofErr w:type="spellEnd"/>
-      <w:r>
-        <w:rPr>
-          <w:rFonts w:ascii="Candara" w:hAnsi="Candara"/>
-          <w:sz w:val="28"/>
-          <w:szCs w:val="28"/>
-        </w:rPr>
-        <w:t xml:space="preserve"> melalui </w:t>
-      </w:r>
-      <w:proofErr w:type="spellStart"/>
-      <w:r>
-        <w:rPr>
-          <w:rFonts w:ascii="Candara" w:hAnsi="Candara"/>
-          <w:sz w:val="28"/>
-          <w:szCs w:val="28"/>
-        </w:rPr>
-        <w:t>Command</w:t>
-      </w:r>
-      <w:proofErr w:type="spellEnd"/>
-      <w:r>
-        <w:rPr>
-          <w:rFonts w:ascii="Candara" w:hAnsi="Candara"/>
-          <w:sz w:val="28"/>
-          <w:szCs w:val="28"/>
-        </w:rPr>
-        <w:t xml:space="preserve"> Line </w:t>
-      </w:r>
-      <w:proofErr w:type="spellStart"/>
-      <w:r>
-        <w:rPr>
-          <w:rFonts w:ascii="Candara" w:hAnsi="Candara"/>
-          <w:sz w:val="28"/>
-          <w:szCs w:val="28"/>
-        </w:rPr>
-        <w:t>Interface</w:t>
-      </w:r>
-      <w:proofErr w:type="spellEnd"/>
-      <w:r>
-        <w:rPr>
-          <w:rFonts w:ascii="Candara" w:hAnsi="Candara"/>
-          <w:sz w:val="28"/>
-          <w:szCs w:val="28"/>
-        </w:rPr>
-        <w:t xml:space="preserve"> (CLI). </w:t>
-      </w:r>
-    </w:p>
-    <w:p>
-      <w:pPr>
-        <w:pStyle w:val="PoinDaftar"/>
-        <w:tabs>
-          <w:tab w:val="num" w:pos="360"/>
-        </w:tabs>
-        <w:spacing w:after="60"/>
-        <w:ind w:left="360" w:hanging="360"/>
-        <w:jc w:val="both"/>
-        <w:rPr>
-          <w:rFonts w:ascii="Candara" w:hAnsi="Candara"/>
-          <w:sz w:val="28"/>
-          <w:szCs w:val="28"/>
-        </w:rPr>
-      </w:pPr>
-      <w:r>
-        <w:rPr>
-          <w:rFonts w:ascii="Candara" w:hAnsi="Candara"/>
-          <w:sz w:val="28"/>
-          <w:szCs w:val="28"/>
-        </w:rPr>
-        <w:t xml:space="preserve">Mampu membuat, mengubah, melakukan </w:t>
-      </w:r>
-      <w:proofErr w:type="spellStart"/>
-      <w:r>
-        <w:rPr>
-          <w:rFonts w:ascii="Candara" w:hAnsi="Candara"/>
-          <w:sz w:val="28"/>
-          <w:szCs w:val="28"/>
-        </w:rPr>
-        <w:t>commit</w:t>
-      </w:r>
-      <w:proofErr w:type="spellEnd"/>
-      <w:r>
-        <w:rPr>
-          <w:rFonts w:ascii="Candara" w:hAnsi="Candara"/>
-          <w:sz w:val="28"/>
-          <w:szCs w:val="28"/>
-        </w:rPr>
-        <w:t xml:space="preserve">, dan mengunggah program ke </w:t>
-      </w:r>
-      <w:proofErr w:type="spellStart"/>
-      <w:r>
-        <w:rPr>
-          <w:rFonts w:ascii="Candara" w:hAnsi="Candara"/>
-          <w:sz w:val="28"/>
-          <w:szCs w:val="28"/>
-        </w:rPr>
-        <w:t>repository</w:t>
-      </w:r>
-      <w:proofErr w:type="spellEnd"/>
-      <w:r>
-        <w:rPr>
-          <w:rFonts w:ascii="Candara" w:hAnsi="Candara"/>
+          <w:rFonts w:cs="Times New Roman"/>
           <w:sz w:val="28"/>
           <w:szCs w:val="28"/>
         </w:rPr>
         <w:t xml:space="preserve"> </w:t>
       </w:r>
-      <w:proofErr w:type="spellStart"/>
-      <w:r>
-        <w:rPr>
-          <w:rFonts w:ascii="Candara" w:hAnsi="Candara"/>
-          <w:sz w:val="28"/>
-          <w:szCs w:val="28"/>
-        </w:rPr>
-        <w:t>GitHub</w:t>
-      </w:r>
-      <w:proofErr w:type="spellEnd"/>
-      <w:r>
-        <w:rPr>
-          <w:rFonts w:ascii="Candara" w:hAnsi="Candara"/>
-          <w:sz w:val="28"/>
-          <w:szCs w:val="28"/>
-        </w:rPr>
-        <w:t xml:space="preserve">. </w:t>
-      </w:r>
-    </w:p>
-    <w:p>
-      <w:pPr>
-        <w:pStyle w:val="PoinDaftar"/>
-        <w:tabs>
-          <w:tab w:val="num" w:pos="360"/>
-        </w:tabs>
-        <w:spacing w:after="60"/>
-        <w:ind w:left="360" w:hanging="360"/>
-        <w:jc w:val="both"/>
-        <w:rPr>
-          <w:rFonts w:ascii="Candara" w:hAnsi="Candara"/>
-          <w:sz w:val="28"/>
-          <w:szCs w:val="28"/>
-        </w:rPr>
-      </w:pPr>
-      <w:r>
-        <w:rPr>
-          <w:rFonts w:ascii="Candara" w:hAnsi="Candara"/>
-          <w:sz w:val="28"/>
-          <w:szCs w:val="28"/>
-        </w:rPr>
-        <w:t xml:space="preserve">Mampu menghubungkan </w:t>
-      </w:r>
-      <w:proofErr w:type="spellStart"/>
-      <w:r>
-        <w:rPr>
-          <w:rFonts w:ascii="Candara" w:hAnsi="Candara"/>
-          <w:sz w:val="28"/>
-          <w:szCs w:val="28"/>
-        </w:rPr>
-        <w:t>repository</w:t>
-      </w:r>
-      <w:proofErr w:type="spellEnd"/>
-      <w:r>
-        <w:rPr>
-          <w:rFonts w:ascii="Candara" w:hAnsi="Candara"/>
-          <w:sz w:val="28"/>
-          <w:szCs w:val="28"/>
-        </w:rPr>
-        <w:t xml:space="preserve"> </w:t>
-      </w:r>
-      <w:proofErr w:type="spellStart"/>
-      <w:r>
-        <w:rPr>
-          <w:rFonts w:ascii="Candara" w:hAnsi="Candara"/>
-          <w:sz w:val="28"/>
-          <w:szCs w:val="28"/>
-        </w:rPr>
-        <w:t>Git</w:t>
-      </w:r>
-      <w:proofErr w:type="spellEnd"/>
-      <w:r>
-        <w:rPr>
-          <w:rFonts w:ascii="Candara" w:hAnsi="Candara"/>
-          <w:sz w:val="28"/>
-          <w:szCs w:val="28"/>
-        </w:rPr>
-        <w:t xml:space="preserve"> dengan Visual Studio Code.</w:t>
-      </w:r>
-    </w:p>
-    <w:p>
-      <w:pPr>
-        <w:pStyle w:val="PoinDaftar"/>
-        <w:numPr>
-          <w:ilvl w:val="0"/>
-          <w:numId w:val="0"/>
-        </w:numPr>
-        <w:spacing w:after="60"/>
-        <w:ind w:left="360"/>
-        <w:jc w:val="both"/>
-        <w:rPr>
-          <w:rFonts w:ascii="Candara" w:hAnsi="Candara"/>
-          <w:sz w:val="26"/>
-          <w:szCs w:val="26"/>
-        </w:rPr>
-      </w:pPr>
     </w:p>
     <w:p>
       <w:pPr>
@@ -1055,7 +670,7 @@
         <w:spacing w:before="120" w:after="120" w:line="480" w:lineRule="auto"/>
         <w:jc w:val="center"/>
         <w:rPr>
-          <w:rFonts w:ascii="Now Heavy" w:eastAsia="Now Heavy" w:hAnsi="Now Heavy" w:cs="Now Heavy"/>
+          <w:rFonts w:eastAsia="Now Heavy" w:cs="Times New Roman"/>
           <w:b/>
           <w:bCs/>
           <w:color w:val="19274F"/>
@@ -1065,6 +680,7 @@
       </w:pPr>
       <w:r>
         <w:rPr>
+          <w:rFonts w:cs="Times New Roman"/>
           <w:noProof/>
           <w:sz w:val="44"/>
           <w:szCs w:val="44"/>
@@ -1149,36 +765,14 @@
       </w:r>
       <w:r>
         <w:rPr>
-          <w:rFonts w:ascii="Now Heavy" w:eastAsia="Now Heavy" w:hAnsi="Now Heavy" w:cs="Now Heavy"/>
+          <w:rFonts w:eastAsia="Now Heavy" w:cs="Times New Roman"/>
           <w:b/>
           <w:bCs/>
           <w:color w:val="19274F"/>
           <w:sz w:val="44"/>
           <w:szCs w:val="44"/>
         </w:rPr>
-        <w:t xml:space="preserve">APA ITU </w:t>
-      </w:r>
-      <w:r>
-        <w:rPr>
-          <w:rFonts w:ascii="Now Heavy" w:eastAsia="Now Heavy" w:hAnsi="Now Heavy" w:cs="Now Heavy"/>
-          <w:b/>
-          <w:bCs/>
-          <w:color w:val="19274F"/>
-          <w:sz w:val="44"/>
-          <w:szCs w:val="44"/>
-        </w:rPr>
         <w:t>GIT DAN GITHUB</w:t>
-      </w:r>
-      <w:r>
-        <w:rPr>
-          <w:rFonts w:ascii="Now Heavy" w:eastAsia="Now Heavy" w:hAnsi="Now Heavy" w:cs="Now Heavy"/>
-          <w:b/>
-          <w:bCs/>
-          <w:color w:val="19274F"/>
-          <w:sz w:val="44"/>
-          <w:szCs w:val="44"/>
-        </w:rPr>
-        <w:t>?</w:t>
       </w:r>
     </w:p>
     <w:p>
@@ -1187,7 +781,7 @@
         <w:ind w:left="-426" w:firstLine="426"/>
         <w:jc w:val="both"/>
         <w:rPr>
-          <w:rFonts w:ascii="Candara" w:eastAsia="Now Heavy" w:hAnsi="Candara" w:cs="Now Heavy"/>
+          <w:rFonts w:eastAsia="Now Heavy" w:cs="Times New Roman"/>
           <w:color w:val="19274F"/>
           <w:sz w:val="28"/>
           <w:szCs w:val="28"/>
@@ -1196,7 +790,7 @@
       <w:proofErr w:type="spellStart"/>
       <w:r>
         <w:rPr>
-          <w:rFonts w:ascii="Candara" w:eastAsia="Now Heavy" w:hAnsi="Candara" w:cs="Now Heavy"/>
+          <w:rFonts w:eastAsia="Now Heavy" w:cs="Times New Roman"/>
           <w:b/>
           <w:bCs/>
           <w:color w:val="19274F"/>
@@ -1208,7 +802,7 @@
       <w:proofErr w:type="spellEnd"/>
       <w:r>
         <w:rPr>
-          <w:rFonts w:ascii="Candara" w:eastAsia="Now Heavy" w:hAnsi="Candara" w:cs="Now Heavy"/>
+          <w:rFonts w:eastAsia="Now Heavy" w:cs="Times New Roman"/>
           <w:b/>
           <w:bCs/>
           <w:color w:val="19274F"/>
@@ -1220,7 +814,7 @@
       <w:proofErr w:type="spellStart"/>
       <w:r>
         <w:rPr>
-          <w:rFonts w:ascii="Candara" w:eastAsia="Now Heavy" w:hAnsi="Candara" w:cs="Now Heavy"/>
+          <w:rFonts w:eastAsia="Now Heavy" w:cs="Times New Roman"/>
           <w:b/>
           <w:bCs/>
           <w:color w:val="19274F"/>
@@ -1232,7 +826,7 @@
       <w:proofErr w:type="spellEnd"/>
       <w:r>
         <w:rPr>
-          <w:rFonts w:ascii="Candara" w:eastAsia="Now Heavy" w:hAnsi="Candara" w:cs="Now Heavy"/>
+          <w:rFonts w:eastAsia="Now Heavy" w:cs="Times New Roman"/>
           <w:b/>
           <w:bCs/>
           <w:color w:val="19274F"/>
@@ -1243,7 +837,7 @@
       </w:r>
       <w:r>
         <w:rPr>
-          <w:rFonts w:ascii="Candara" w:eastAsia="Now Heavy" w:hAnsi="Candara" w:cs="Now Heavy"/>
+          <w:rFonts w:eastAsia="Now Heavy" w:cs="Times New Roman"/>
           <w:color w:val="19274F"/>
           <w:sz w:val="28"/>
           <w:szCs w:val="28"/>
@@ -1253,7 +847,7 @@
       <w:proofErr w:type="spellStart"/>
       <w:r>
         <w:rPr>
-          <w:rFonts w:ascii="Candara" w:eastAsia="Now Heavy" w:hAnsi="Candara" w:cs="Now Heavy"/>
+          <w:rFonts w:eastAsia="Now Heavy" w:cs="Times New Roman"/>
           <w:color w:val="19274F"/>
           <w:sz w:val="28"/>
           <w:szCs w:val="28"/>
@@ -1263,7 +857,7 @@
       <w:proofErr w:type="spellEnd"/>
       <w:r>
         <w:rPr>
-          <w:rFonts w:ascii="Candara" w:eastAsia="Now Heavy" w:hAnsi="Candara" w:cs="Now Heavy"/>
+          <w:rFonts w:eastAsia="Now Heavy" w:cs="Times New Roman"/>
           <w:color w:val="19274F"/>
           <w:sz w:val="28"/>
           <w:szCs w:val="28"/>
@@ -1273,7 +867,7 @@
       <w:proofErr w:type="spellStart"/>
       <w:r>
         <w:rPr>
-          <w:rFonts w:ascii="Candara" w:eastAsia="Now Heavy" w:hAnsi="Candara" w:cs="Now Heavy"/>
+          <w:rFonts w:eastAsia="Now Heavy" w:cs="Times New Roman"/>
           <w:color w:val="19274F"/>
           <w:sz w:val="28"/>
           <w:szCs w:val="28"/>
@@ -1283,7 +877,7 @@
       <w:proofErr w:type="spellEnd"/>
       <w:r>
         <w:rPr>
-          <w:rFonts w:ascii="Candara" w:eastAsia="Now Heavy" w:hAnsi="Candara" w:cs="Now Heavy"/>
+          <w:rFonts w:eastAsia="Now Heavy" w:cs="Times New Roman"/>
           <w:color w:val="19274F"/>
           <w:sz w:val="28"/>
           <w:szCs w:val="28"/>
@@ -1293,7 +887,7 @@
       <w:proofErr w:type="spellStart"/>
       <w:r>
         <w:rPr>
-          <w:rFonts w:ascii="Candara" w:eastAsia="Now Heavy" w:hAnsi="Candara" w:cs="Now Heavy"/>
+          <w:rFonts w:eastAsia="Now Heavy" w:cs="Times New Roman"/>
           <w:color w:val="19274F"/>
           <w:sz w:val="28"/>
           <w:szCs w:val="28"/>
@@ -1303,7 +897,7 @@
       <w:proofErr w:type="spellEnd"/>
       <w:r>
         <w:rPr>
-          <w:rFonts w:ascii="Candara" w:eastAsia="Now Heavy" w:hAnsi="Candara" w:cs="Now Heavy"/>
+          <w:rFonts w:eastAsia="Now Heavy" w:cs="Times New Roman"/>
           <w:color w:val="19274F"/>
           <w:sz w:val="28"/>
           <w:szCs w:val="28"/>
@@ -1317,7 +911,7 @@
         <w:ind w:left="-426" w:firstLine="426"/>
         <w:jc w:val="both"/>
         <w:rPr>
-          <w:rFonts w:ascii="Candara" w:eastAsia="Now Heavy" w:hAnsi="Candara" w:cs="Now Heavy"/>
+          <w:rFonts w:eastAsia="Now Heavy" w:cs="Times New Roman"/>
           <w:color w:val="19274F"/>
           <w:sz w:val="28"/>
           <w:szCs w:val="28"/>
@@ -1326,7 +920,7 @@
       <w:proofErr w:type="spellStart"/>
       <w:r>
         <w:rPr>
-          <w:rFonts w:ascii="Candara" w:eastAsia="Now Heavy" w:hAnsi="Candara" w:cs="Now Heavy"/>
+          <w:rFonts w:eastAsia="Now Heavy" w:cs="Times New Roman"/>
           <w:b/>
           <w:bCs/>
           <w:color w:val="19274F"/>
@@ -1338,7 +932,7 @@
       <w:proofErr w:type="spellEnd"/>
       <w:r>
         <w:rPr>
-          <w:rFonts w:ascii="Candara" w:eastAsia="Now Heavy" w:hAnsi="Candara" w:cs="Now Heavy"/>
+          <w:rFonts w:eastAsia="Now Heavy" w:cs="Times New Roman"/>
           <w:b/>
           <w:bCs/>
           <w:color w:val="19274F"/>
@@ -1349,7 +943,7 @@
       </w:r>
       <w:r>
         <w:rPr>
-          <w:rFonts w:ascii="Candara" w:eastAsia="Now Heavy" w:hAnsi="Candara" w:cs="Now Heavy"/>
+          <w:rFonts w:eastAsia="Now Heavy" w:cs="Times New Roman"/>
           <w:color w:val="19274F"/>
           <w:sz w:val="28"/>
           <w:szCs w:val="28"/>
@@ -1359,7 +953,7 @@
       <w:proofErr w:type="spellStart"/>
       <w:r>
         <w:rPr>
-          <w:rFonts w:ascii="Candara" w:eastAsia="Now Heavy" w:hAnsi="Candara" w:cs="Now Heavy"/>
+          <w:rFonts w:eastAsia="Now Heavy" w:cs="Times New Roman"/>
           <w:color w:val="19274F"/>
           <w:sz w:val="28"/>
           <w:szCs w:val="28"/>
@@ -1369,7 +963,7 @@
       <w:proofErr w:type="spellEnd"/>
       <w:r>
         <w:rPr>
-          <w:rFonts w:ascii="Candara" w:eastAsia="Now Heavy" w:hAnsi="Candara" w:cs="Now Heavy"/>
+          <w:rFonts w:eastAsia="Now Heavy" w:cs="Times New Roman"/>
           <w:color w:val="19274F"/>
           <w:sz w:val="28"/>
           <w:szCs w:val="28"/>
@@ -1379,7 +973,7 @@
       <w:proofErr w:type="spellStart"/>
       <w:r>
         <w:rPr>
-          <w:rFonts w:ascii="Candara" w:eastAsia="Now Heavy" w:hAnsi="Candara" w:cs="Now Heavy"/>
+          <w:rFonts w:eastAsia="Now Heavy" w:cs="Times New Roman"/>
           <w:color w:val="19274F"/>
           <w:sz w:val="28"/>
           <w:szCs w:val="28"/>
@@ -1389,7 +983,7 @@
       <w:proofErr w:type="spellEnd"/>
       <w:r>
         <w:rPr>
-          <w:rFonts w:ascii="Candara" w:eastAsia="Now Heavy" w:hAnsi="Candara" w:cs="Now Heavy"/>
+          <w:rFonts w:eastAsia="Now Heavy" w:cs="Times New Roman"/>
           <w:color w:val="19274F"/>
           <w:sz w:val="28"/>
           <w:szCs w:val="28"/>
@@ -1399,7 +993,7 @@
       <w:proofErr w:type="spellStart"/>
       <w:r>
         <w:rPr>
-          <w:rFonts w:ascii="Candara" w:eastAsia="Now Heavy" w:hAnsi="Candara" w:cs="Now Heavy"/>
+          <w:rFonts w:eastAsia="Now Heavy" w:cs="Times New Roman"/>
           <w:color w:val="19274F"/>
           <w:sz w:val="28"/>
           <w:szCs w:val="28"/>
@@ -1409,7 +1003,7 @@
       <w:proofErr w:type="spellEnd"/>
       <w:r>
         <w:rPr>
-          <w:rFonts w:ascii="Candara" w:eastAsia="Now Heavy" w:hAnsi="Candara" w:cs="Now Heavy"/>
+          <w:rFonts w:eastAsia="Now Heavy" w:cs="Times New Roman"/>
           <w:color w:val="19274F"/>
           <w:sz w:val="28"/>
           <w:szCs w:val="28"/>
@@ -1419,7 +1013,7 @@
       <w:proofErr w:type="spellStart"/>
       <w:r>
         <w:rPr>
-          <w:rFonts w:ascii="Candara" w:eastAsia="Now Heavy" w:hAnsi="Candara" w:cs="Now Heavy"/>
+          <w:rFonts w:eastAsia="Now Heavy" w:cs="Times New Roman"/>
           <w:color w:val="19274F"/>
           <w:sz w:val="28"/>
           <w:szCs w:val="28"/>
@@ -1429,7 +1023,7 @@
       <w:proofErr w:type="spellEnd"/>
       <w:r>
         <w:rPr>
-          <w:rFonts w:ascii="Candara" w:eastAsia="Now Heavy" w:hAnsi="Candara" w:cs="Now Heavy"/>
+          <w:rFonts w:eastAsia="Now Heavy" w:cs="Times New Roman"/>
           <w:color w:val="19274F"/>
           <w:sz w:val="28"/>
           <w:szCs w:val="28"/>
@@ -1439,7 +1033,7 @@
       <w:proofErr w:type="spellStart"/>
       <w:r>
         <w:rPr>
-          <w:rFonts w:ascii="Candara" w:eastAsia="Now Heavy" w:hAnsi="Candara" w:cs="Now Heavy"/>
+          <w:rFonts w:eastAsia="Now Heavy" w:cs="Times New Roman"/>
           <w:color w:val="19274F"/>
           <w:sz w:val="28"/>
           <w:szCs w:val="28"/>
@@ -1449,7 +1043,7 @@
       <w:proofErr w:type="spellEnd"/>
       <w:r>
         <w:rPr>
-          <w:rFonts w:ascii="Candara" w:eastAsia="Now Heavy" w:hAnsi="Candara" w:cs="Now Heavy"/>
+          <w:rFonts w:eastAsia="Now Heavy" w:cs="Times New Roman"/>
           <w:color w:val="19274F"/>
           <w:sz w:val="28"/>
           <w:szCs w:val="28"/>
@@ -1459,7 +1053,7 @@
       <w:proofErr w:type="spellStart"/>
       <w:r>
         <w:rPr>
-          <w:rFonts w:ascii="Candara" w:eastAsia="Now Heavy" w:hAnsi="Candara" w:cs="Now Heavy"/>
+          <w:rFonts w:eastAsia="Now Heavy" w:cs="Times New Roman"/>
           <w:color w:val="19274F"/>
           <w:sz w:val="28"/>
           <w:szCs w:val="28"/>
@@ -1469,7 +1063,7 @@
       <w:proofErr w:type="spellEnd"/>
       <w:r>
         <w:rPr>
-          <w:rFonts w:ascii="Candara" w:eastAsia="Now Heavy" w:hAnsi="Candara" w:cs="Now Heavy"/>
+          <w:rFonts w:eastAsia="Now Heavy" w:cs="Times New Roman"/>
           <w:color w:val="19274F"/>
           <w:sz w:val="28"/>
           <w:szCs w:val="28"/>
@@ -1479,7 +1073,7 @@
       <w:proofErr w:type="spellStart"/>
       <w:r>
         <w:rPr>
-          <w:rFonts w:ascii="Candara" w:eastAsia="Now Heavy" w:hAnsi="Candara" w:cs="Now Heavy"/>
+          <w:rFonts w:eastAsia="Now Heavy" w:cs="Times New Roman"/>
           <w:color w:val="19274F"/>
           <w:sz w:val="28"/>
           <w:szCs w:val="28"/>
@@ -1489,7 +1083,7 @@
       <w:proofErr w:type="spellEnd"/>
       <w:r>
         <w:rPr>
-          <w:rFonts w:ascii="Candara" w:eastAsia="Now Heavy" w:hAnsi="Candara" w:cs="Now Heavy"/>
+          <w:rFonts w:eastAsia="Now Heavy" w:cs="Times New Roman"/>
           <w:color w:val="19274F"/>
           <w:sz w:val="28"/>
           <w:szCs w:val="28"/>
@@ -1499,7 +1093,7 @@
       <w:proofErr w:type="spellStart"/>
       <w:r>
         <w:rPr>
-          <w:rFonts w:ascii="Candara" w:eastAsia="Now Heavy" w:hAnsi="Candara" w:cs="Now Heavy"/>
+          <w:rFonts w:eastAsia="Now Heavy" w:cs="Times New Roman"/>
           <w:color w:val="19274F"/>
           <w:sz w:val="28"/>
           <w:szCs w:val="28"/>
@@ -1509,7 +1103,7 @@
       <w:proofErr w:type="spellEnd"/>
       <w:r>
         <w:rPr>
-          <w:rFonts w:ascii="Candara" w:eastAsia="Now Heavy" w:hAnsi="Candara" w:cs="Now Heavy"/>
+          <w:rFonts w:eastAsia="Now Heavy" w:cs="Times New Roman"/>
           <w:color w:val="19274F"/>
           <w:sz w:val="28"/>
           <w:szCs w:val="28"/>
@@ -1519,7 +1113,7 @@
       <w:proofErr w:type="spellStart"/>
       <w:r>
         <w:rPr>
-          <w:rFonts w:ascii="Candara" w:eastAsia="Now Heavy" w:hAnsi="Candara" w:cs="Now Heavy"/>
+          <w:rFonts w:eastAsia="Now Heavy" w:cs="Times New Roman"/>
           <w:color w:val="19274F"/>
           <w:sz w:val="28"/>
           <w:szCs w:val="28"/>
@@ -1529,7 +1123,7 @@
       <w:proofErr w:type="spellEnd"/>
       <w:r>
         <w:rPr>
-          <w:rFonts w:ascii="Candara" w:eastAsia="Now Heavy" w:hAnsi="Candara" w:cs="Now Heavy"/>
+          <w:rFonts w:eastAsia="Now Heavy" w:cs="Times New Roman"/>
           <w:color w:val="19274F"/>
           <w:sz w:val="28"/>
           <w:szCs w:val="28"/>
@@ -1539,7 +1133,7 @@
       <w:proofErr w:type="spellStart"/>
       <w:r>
         <w:rPr>
-          <w:rFonts w:ascii="Candara" w:eastAsia="Now Heavy" w:hAnsi="Candara" w:cs="Now Heavy"/>
+          <w:rFonts w:eastAsia="Now Heavy" w:cs="Times New Roman"/>
           <w:color w:val="19274F"/>
           <w:sz w:val="28"/>
           <w:szCs w:val="28"/>
@@ -1549,7 +1143,7 @@
       <w:proofErr w:type="spellEnd"/>
       <w:r>
         <w:rPr>
-          <w:rFonts w:ascii="Candara" w:eastAsia="Now Heavy" w:hAnsi="Candara" w:cs="Now Heavy"/>
+          <w:rFonts w:eastAsia="Now Heavy" w:cs="Times New Roman"/>
           <w:color w:val="19274F"/>
           <w:sz w:val="28"/>
           <w:szCs w:val="28"/>
@@ -1559,7 +1153,7 @@
       <w:proofErr w:type="spellStart"/>
       <w:r>
         <w:rPr>
-          <w:rFonts w:ascii="Candara" w:eastAsia="Now Heavy" w:hAnsi="Candara" w:cs="Now Heavy"/>
+          <w:rFonts w:eastAsia="Now Heavy" w:cs="Times New Roman"/>
           <w:color w:val="19274F"/>
           <w:sz w:val="28"/>
           <w:szCs w:val="28"/>
@@ -1569,27 +1163,17 @@
       <w:proofErr w:type="spellEnd"/>
       <w:r>
         <w:rPr>
-          <w:rFonts w:ascii="Candara" w:eastAsia="Now Heavy" w:hAnsi="Candara" w:cs="Now Heavy"/>
-          <w:color w:val="19274F"/>
-          <w:sz w:val="28"/>
-          <w:szCs w:val="28"/>
-        </w:rPr>
-        <w:t xml:space="preserve"> banyak digunakan dalam pengembangan perangkat lunak, terutama dalam proyek yang dikerjakan secara </w:t>
-      </w:r>
-      <w:r>
-        <w:rPr>
-          <w:rFonts w:ascii="Candara" w:eastAsia="Now Heavy" w:hAnsi="Candara" w:cs="Now Heavy"/>
-          <w:color w:val="19274F"/>
-          <w:sz w:val="28"/>
-          <w:szCs w:val="28"/>
-        </w:rPr>
-        <w:lastRenderedPageBreak/>
-        <w:t xml:space="preserve">individu maupun tim. Dengan </w:t>
-      </w:r>
-      <w:proofErr w:type="spellStart"/>
-      <w:r>
-        <w:rPr>
-          <w:rFonts w:ascii="Candara" w:eastAsia="Now Heavy" w:hAnsi="Candara" w:cs="Now Heavy"/>
+          <w:rFonts w:eastAsia="Now Heavy" w:cs="Times New Roman"/>
+          <w:color w:val="19274F"/>
+          <w:sz w:val="28"/>
+          <w:szCs w:val="28"/>
+        </w:rPr>
+        <w:t xml:space="preserve"> banyak digunakan dalam pengembangan perangkat lunak, terutama dalam proyek yang dikerjakan secara individu maupun tim. Dengan </w:t>
+      </w:r>
+      <w:proofErr w:type="spellStart"/>
+      <w:r>
+        <w:rPr>
+          <w:rFonts w:eastAsia="Now Heavy" w:cs="Times New Roman"/>
           <w:color w:val="19274F"/>
           <w:sz w:val="28"/>
           <w:szCs w:val="28"/>
@@ -1599,7 +1183,7 @@
       <w:proofErr w:type="spellEnd"/>
       <w:r>
         <w:rPr>
-          <w:rFonts w:ascii="Candara" w:eastAsia="Now Heavy" w:hAnsi="Candara" w:cs="Now Heavy"/>
+          <w:rFonts w:eastAsia="Now Heavy" w:cs="Times New Roman"/>
           <w:color w:val="19274F"/>
           <w:sz w:val="28"/>
           <w:szCs w:val="28"/>
@@ -1609,7 +1193,7 @@
       <w:proofErr w:type="spellStart"/>
       <w:r>
         <w:rPr>
-          <w:rFonts w:ascii="Candara" w:eastAsia="Now Heavy" w:hAnsi="Candara" w:cs="Now Heavy"/>
+          <w:rFonts w:eastAsia="Now Heavy" w:cs="Times New Roman"/>
           <w:color w:val="19274F"/>
           <w:sz w:val="28"/>
           <w:szCs w:val="28"/>
@@ -1619,7 +1203,7 @@
       <w:proofErr w:type="spellEnd"/>
       <w:r>
         <w:rPr>
-          <w:rFonts w:ascii="Candara" w:eastAsia="Now Heavy" w:hAnsi="Candara" w:cs="Now Heavy"/>
+          <w:rFonts w:eastAsia="Now Heavy" w:cs="Times New Roman"/>
           <w:color w:val="19274F"/>
           <w:sz w:val="28"/>
           <w:szCs w:val="28"/>
@@ -1629,7 +1213,7 @@
       <w:proofErr w:type="spellStart"/>
       <w:r>
         <w:rPr>
-          <w:rFonts w:ascii="Candara" w:eastAsia="Now Heavy" w:hAnsi="Candara" w:cs="Now Heavy"/>
+          <w:rFonts w:eastAsia="Now Heavy" w:cs="Times New Roman"/>
           <w:color w:val="19274F"/>
           <w:sz w:val="28"/>
           <w:szCs w:val="28"/>
@@ -1639,7 +1223,7 @@
       <w:proofErr w:type="spellEnd"/>
       <w:r>
         <w:rPr>
-          <w:rFonts w:ascii="Candara" w:eastAsia="Now Heavy" w:hAnsi="Candara" w:cs="Now Heavy"/>
+          <w:rFonts w:eastAsia="Now Heavy" w:cs="Times New Roman"/>
           <w:color w:val="19274F"/>
           <w:sz w:val="28"/>
           <w:szCs w:val="28"/>
@@ -1649,7 +1233,7 @@
       <w:proofErr w:type="spellStart"/>
       <w:r>
         <w:rPr>
-          <w:rFonts w:ascii="Candara" w:eastAsia="Now Heavy" w:hAnsi="Candara" w:cs="Now Heavy"/>
+          <w:rFonts w:eastAsia="Now Heavy" w:cs="Times New Roman"/>
           <w:color w:val="19274F"/>
           <w:sz w:val="28"/>
           <w:szCs w:val="28"/>
@@ -1659,7 +1243,7 @@
       <w:proofErr w:type="spellEnd"/>
       <w:r>
         <w:rPr>
-          <w:rFonts w:ascii="Candara" w:eastAsia="Now Heavy" w:hAnsi="Candara" w:cs="Now Heavy"/>
+          <w:rFonts w:eastAsia="Now Heavy" w:cs="Times New Roman"/>
           <w:color w:val="19274F"/>
           <w:sz w:val="28"/>
           <w:szCs w:val="28"/>
@@ -1669,7 +1253,7 @@
       <w:proofErr w:type="spellStart"/>
       <w:r>
         <w:rPr>
-          <w:rFonts w:ascii="Candara" w:eastAsia="Now Heavy" w:hAnsi="Candara" w:cs="Now Heavy"/>
+          <w:rFonts w:eastAsia="Now Heavy" w:cs="Times New Roman"/>
           <w:color w:val="19274F"/>
           <w:sz w:val="28"/>
           <w:szCs w:val="28"/>
@@ -1679,7 +1263,7 @@
       <w:proofErr w:type="spellEnd"/>
       <w:r>
         <w:rPr>
-          <w:rFonts w:ascii="Candara" w:eastAsia="Now Heavy" w:hAnsi="Candara" w:cs="Now Heavy"/>
+          <w:rFonts w:eastAsia="Now Heavy" w:cs="Times New Roman"/>
           <w:color w:val="19274F"/>
           <w:sz w:val="28"/>
           <w:szCs w:val="28"/>
@@ -1689,7 +1273,7 @@
       <w:proofErr w:type="spellStart"/>
       <w:r>
         <w:rPr>
-          <w:rFonts w:ascii="Candara" w:eastAsia="Now Heavy" w:hAnsi="Candara" w:cs="Now Heavy"/>
+          <w:rFonts w:eastAsia="Now Heavy" w:cs="Times New Roman"/>
           <w:color w:val="19274F"/>
           <w:sz w:val="28"/>
           <w:szCs w:val="28"/>
@@ -1699,7 +1283,7 @@
       <w:proofErr w:type="spellEnd"/>
       <w:r>
         <w:rPr>
-          <w:rFonts w:ascii="Candara" w:eastAsia="Now Heavy" w:hAnsi="Candara" w:cs="Now Heavy"/>
+          <w:rFonts w:eastAsia="Now Heavy" w:cs="Times New Roman"/>
           <w:color w:val="19274F"/>
           <w:sz w:val="28"/>
           <w:szCs w:val="28"/>
@@ -1709,7 +1293,7 @@
       <w:proofErr w:type="spellStart"/>
       <w:r>
         <w:rPr>
-          <w:rFonts w:ascii="Candara" w:eastAsia="Now Heavy" w:hAnsi="Candara" w:cs="Now Heavy"/>
+          <w:rFonts w:eastAsia="Now Heavy" w:cs="Times New Roman"/>
           <w:color w:val="19274F"/>
           <w:sz w:val="28"/>
           <w:szCs w:val="28"/>
@@ -1719,7 +1303,7 @@
       <w:proofErr w:type="spellEnd"/>
       <w:r>
         <w:rPr>
-          <w:rFonts w:ascii="Candara" w:eastAsia="Now Heavy" w:hAnsi="Candara" w:cs="Now Heavy"/>
+          <w:rFonts w:eastAsia="Now Heavy" w:cs="Times New Roman"/>
           <w:color w:val="19274F"/>
           <w:sz w:val="28"/>
           <w:szCs w:val="28"/>
@@ -1729,7 +1313,7 @@
       <w:proofErr w:type="spellStart"/>
       <w:r>
         <w:rPr>
-          <w:rFonts w:ascii="Candara" w:eastAsia="Now Heavy" w:hAnsi="Candara" w:cs="Now Heavy"/>
+          <w:rFonts w:eastAsia="Now Heavy" w:cs="Times New Roman"/>
           <w:color w:val="19274F"/>
           <w:sz w:val="28"/>
           <w:szCs w:val="28"/>
@@ -1739,7 +1323,7 @@
       <w:proofErr w:type="spellEnd"/>
       <w:r>
         <w:rPr>
-          <w:rFonts w:ascii="Candara" w:eastAsia="Now Heavy" w:hAnsi="Candara" w:cs="Now Heavy"/>
+          <w:rFonts w:eastAsia="Now Heavy" w:cs="Times New Roman"/>
           <w:color w:val="19274F"/>
           <w:sz w:val="28"/>
           <w:szCs w:val="28"/>
@@ -1749,7 +1333,7 @@
       <w:proofErr w:type="spellStart"/>
       <w:r>
         <w:rPr>
-          <w:rFonts w:ascii="Candara" w:eastAsia="Now Heavy" w:hAnsi="Candara" w:cs="Now Heavy"/>
+          <w:rFonts w:eastAsia="Now Heavy" w:cs="Times New Roman"/>
           <w:color w:val="19274F"/>
           <w:sz w:val="28"/>
           <w:szCs w:val="28"/>
@@ -1759,7 +1343,7 @@
       <w:proofErr w:type="spellEnd"/>
       <w:r>
         <w:rPr>
-          <w:rFonts w:ascii="Candara" w:eastAsia="Now Heavy" w:hAnsi="Candara" w:cs="Now Heavy"/>
+          <w:rFonts w:eastAsia="Now Heavy" w:cs="Times New Roman"/>
           <w:color w:val="19274F"/>
           <w:sz w:val="28"/>
           <w:szCs w:val="28"/>
@@ -1769,7 +1353,7 @@
       <w:proofErr w:type="spellStart"/>
       <w:r>
         <w:rPr>
-          <w:rFonts w:ascii="Candara" w:eastAsia="Now Heavy" w:hAnsi="Candara" w:cs="Now Heavy"/>
+          <w:rFonts w:eastAsia="Now Heavy" w:cs="Times New Roman"/>
           <w:color w:val="19274F"/>
           <w:sz w:val="28"/>
           <w:szCs w:val="28"/>
@@ -1779,7 +1363,7 @@
       <w:proofErr w:type="spellEnd"/>
       <w:r>
         <w:rPr>
-          <w:rFonts w:ascii="Candara" w:eastAsia="Now Heavy" w:hAnsi="Candara" w:cs="Now Heavy"/>
+          <w:rFonts w:eastAsia="Now Heavy" w:cs="Times New Roman"/>
           <w:color w:val="19274F"/>
           <w:sz w:val="28"/>
           <w:szCs w:val="28"/>
@@ -1793,7 +1377,7 @@
         <w:ind w:left="-426" w:firstLine="426"/>
         <w:jc w:val="both"/>
         <w:rPr>
-          <w:rFonts w:ascii="Candara" w:eastAsia="Now Heavy" w:hAnsi="Candara" w:cs="Now Heavy"/>
+          <w:rFonts w:eastAsia="Now Heavy" w:cs="Times New Roman"/>
           <w:color w:val="19274F"/>
           <w:sz w:val="28"/>
           <w:szCs w:val="28"/>
@@ -1802,7 +1386,7 @@
       <w:proofErr w:type="spellStart"/>
       <w:r>
         <w:rPr>
-          <w:rFonts w:ascii="Candara" w:eastAsia="Now Heavy" w:hAnsi="Candara" w:cs="Now Heavy"/>
+          <w:rFonts w:eastAsia="Now Heavy" w:cs="Times New Roman"/>
           <w:b/>
           <w:bCs/>
           <w:color w:val="19274F"/>
@@ -1814,7 +1398,7 @@
       <w:proofErr w:type="spellEnd"/>
       <w:r>
         <w:rPr>
-          <w:rFonts w:ascii="Candara" w:eastAsia="Now Heavy" w:hAnsi="Candara" w:cs="Now Heavy"/>
+          <w:rFonts w:eastAsia="Now Heavy" w:cs="Times New Roman"/>
           <w:b/>
           <w:bCs/>
           <w:color w:val="19274F"/>
@@ -1825,7 +1409,7 @@
       </w:r>
       <w:r>
         <w:rPr>
-          <w:rFonts w:ascii="Candara" w:eastAsia="Now Heavy" w:hAnsi="Candara" w:cs="Now Heavy"/>
+          <w:rFonts w:eastAsia="Now Heavy" w:cs="Times New Roman"/>
           <w:color w:val="19274F"/>
           <w:sz w:val="28"/>
           <w:szCs w:val="28"/>
@@ -1835,7 +1419,7 @@
       <w:proofErr w:type="spellStart"/>
       <w:r>
         <w:rPr>
-          <w:rFonts w:ascii="Candara" w:eastAsia="Now Heavy" w:hAnsi="Candara" w:cs="Now Heavy"/>
+          <w:rFonts w:eastAsia="Now Heavy" w:cs="Times New Roman"/>
           <w:color w:val="19274F"/>
           <w:sz w:val="28"/>
           <w:szCs w:val="28"/>
@@ -1845,7 +1429,7 @@
       <w:proofErr w:type="spellEnd"/>
       <w:r>
         <w:rPr>
-          <w:rFonts w:ascii="Candara" w:eastAsia="Now Heavy" w:hAnsi="Candara" w:cs="Now Heavy"/>
+          <w:rFonts w:eastAsia="Now Heavy" w:cs="Times New Roman"/>
           <w:color w:val="19274F"/>
           <w:sz w:val="28"/>
           <w:szCs w:val="28"/>
@@ -1855,7 +1439,7 @@
       <w:proofErr w:type="spellStart"/>
       <w:r>
         <w:rPr>
-          <w:rFonts w:ascii="Candara" w:eastAsia="Now Heavy" w:hAnsi="Candara" w:cs="Now Heavy"/>
+          <w:rFonts w:eastAsia="Now Heavy" w:cs="Times New Roman"/>
           <w:color w:val="19274F"/>
           <w:sz w:val="28"/>
           <w:szCs w:val="28"/>
@@ -1865,7 +1449,7 @@
       <w:proofErr w:type="spellEnd"/>
       <w:r>
         <w:rPr>
-          <w:rFonts w:ascii="Candara" w:eastAsia="Now Heavy" w:hAnsi="Candara" w:cs="Now Heavy"/>
+          <w:rFonts w:eastAsia="Now Heavy" w:cs="Times New Roman"/>
           <w:color w:val="19274F"/>
           <w:sz w:val="28"/>
           <w:szCs w:val="28"/>
@@ -1875,7 +1459,7 @@
       <w:proofErr w:type="spellStart"/>
       <w:r>
         <w:rPr>
-          <w:rFonts w:ascii="Candara" w:eastAsia="Now Heavy" w:hAnsi="Candara" w:cs="Now Heavy"/>
+          <w:rFonts w:eastAsia="Now Heavy" w:cs="Times New Roman"/>
           <w:color w:val="19274F"/>
           <w:sz w:val="28"/>
           <w:szCs w:val="28"/>
@@ -1885,7 +1469,7 @@
       <w:proofErr w:type="spellEnd"/>
       <w:r>
         <w:rPr>
-          <w:rFonts w:ascii="Candara" w:eastAsia="Now Heavy" w:hAnsi="Candara" w:cs="Now Heavy"/>
+          <w:rFonts w:eastAsia="Now Heavy" w:cs="Times New Roman"/>
           <w:color w:val="19274F"/>
           <w:sz w:val="28"/>
           <w:szCs w:val="28"/>
@@ -1895,7 +1479,7 @@
       <w:proofErr w:type="spellStart"/>
       <w:r>
         <w:rPr>
-          <w:rFonts w:ascii="Candara" w:eastAsia="Now Heavy" w:hAnsi="Candara" w:cs="Now Heavy"/>
+          <w:rFonts w:eastAsia="Now Heavy" w:cs="Times New Roman"/>
           <w:color w:val="19274F"/>
           <w:sz w:val="28"/>
           <w:szCs w:val="28"/>
@@ -1905,7 +1489,7 @@
       <w:proofErr w:type="spellEnd"/>
       <w:r>
         <w:rPr>
-          <w:rFonts w:ascii="Candara" w:eastAsia="Now Heavy" w:hAnsi="Candara" w:cs="Now Heavy"/>
+          <w:rFonts w:eastAsia="Now Heavy" w:cs="Times New Roman"/>
           <w:color w:val="19274F"/>
           <w:sz w:val="28"/>
           <w:szCs w:val="28"/>
@@ -1915,7 +1499,7 @@
       <w:proofErr w:type="spellStart"/>
       <w:r>
         <w:rPr>
-          <w:rFonts w:ascii="Candara" w:eastAsia="Now Heavy" w:hAnsi="Candara" w:cs="Now Heavy"/>
+          <w:rFonts w:eastAsia="Now Heavy" w:cs="Times New Roman"/>
           <w:color w:val="19274F"/>
           <w:sz w:val="28"/>
           <w:szCs w:val="28"/>
@@ -1925,7 +1509,7 @@
       <w:proofErr w:type="spellEnd"/>
       <w:r>
         <w:rPr>
-          <w:rFonts w:ascii="Candara" w:eastAsia="Now Heavy" w:hAnsi="Candara" w:cs="Now Heavy"/>
+          <w:rFonts w:eastAsia="Now Heavy" w:cs="Times New Roman"/>
           <w:color w:val="19274F"/>
           <w:sz w:val="28"/>
           <w:szCs w:val="28"/>
@@ -1935,7 +1519,7 @@
       <w:proofErr w:type="spellStart"/>
       <w:r>
         <w:rPr>
-          <w:rFonts w:ascii="Candara" w:eastAsia="Now Heavy" w:hAnsi="Candara" w:cs="Now Heavy"/>
+          <w:rFonts w:eastAsia="Now Heavy" w:cs="Times New Roman"/>
           <w:color w:val="19274F"/>
           <w:sz w:val="28"/>
           <w:szCs w:val="28"/>
@@ -1945,7 +1529,7 @@
       <w:proofErr w:type="spellEnd"/>
       <w:r>
         <w:rPr>
-          <w:rFonts w:ascii="Candara" w:eastAsia="Now Heavy" w:hAnsi="Candara" w:cs="Now Heavy"/>
+          <w:rFonts w:eastAsia="Now Heavy" w:cs="Times New Roman"/>
           <w:color w:val="19274F"/>
           <w:sz w:val="28"/>
           <w:szCs w:val="28"/>
@@ -1955,7 +1539,7 @@
       <w:proofErr w:type="spellStart"/>
       <w:r>
         <w:rPr>
-          <w:rFonts w:ascii="Candara" w:eastAsia="Now Heavy" w:hAnsi="Candara" w:cs="Now Heavy"/>
+          <w:rFonts w:eastAsia="Now Heavy" w:cs="Times New Roman"/>
           <w:color w:val="19274F"/>
           <w:sz w:val="28"/>
           <w:szCs w:val="28"/>
@@ -1965,7 +1549,7 @@
       <w:proofErr w:type="spellEnd"/>
       <w:r>
         <w:rPr>
-          <w:rFonts w:ascii="Candara" w:eastAsia="Now Heavy" w:hAnsi="Candara" w:cs="Now Heavy"/>
+          <w:rFonts w:eastAsia="Now Heavy" w:cs="Times New Roman"/>
           <w:color w:val="19274F"/>
           <w:sz w:val="28"/>
           <w:szCs w:val="28"/>
@@ -1975,7 +1559,7 @@
       <w:proofErr w:type="spellStart"/>
       <w:r>
         <w:rPr>
-          <w:rFonts w:ascii="Candara" w:eastAsia="Now Heavy" w:hAnsi="Candara" w:cs="Now Heavy"/>
+          <w:rFonts w:eastAsia="Now Heavy" w:cs="Times New Roman"/>
           <w:color w:val="19274F"/>
           <w:sz w:val="28"/>
           <w:szCs w:val="28"/>
@@ -1985,7 +1569,7 @@
       <w:proofErr w:type="spellEnd"/>
       <w:r>
         <w:rPr>
-          <w:rFonts w:ascii="Candara" w:eastAsia="Now Heavy" w:hAnsi="Candara" w:cs="Now Heavy"/>
+          <w:rFonts w:eastAsia="Now Heavy" w:cs="Times New Roman"/>
           <w:color w:val="19274F"/>
           <w:sz w:val="28"/>
           <w:szCs w:val="28"/>
@@ -1995,7 +1579,7 @@
       <w:proofErr w:type="spellStart"/>
       <w:r>
         <w:rPr>
-          <w:rFonts w:ascii="Candara" w:eastAsia="Now Heavy" w:hAnsi="Candara" w:cs="Now Heavy"/>
+          <w:rFonts w:eastAsia="Now Heavy" w:cs="Times New Roman"/>
           <w:color w:val="19274F"/>
           <w:sz w:val="28"/>
           <w:szCs w:val="28"/>
@@ -2005,7 +1589,7 @@
       <w:proofErr w:type="spellEnd"/>
       <w:r>
         <w:rPr>
-          <w:rFonts w:ascii="Candara" w:eastAsia="Now Heavy" w:hAnsi="Candara" w:cs="Now Heavy"/>
+          <w:rFonts w:eastAsia="Now Heavy" w:cs="Times New Roman"/>
           <w:color w:val="19274F"/>
           <w:sz w:val="28"/>
           <w:szCs w:val="28"/>
@@ -2015,7 +1599,7 @@
       <w:proofErr w:type="spellStart"/>
       <w:r>
         <w:rPr>
-          <w:rFonts w:ascii="Candara" w:eastAsia="Now Heavy" w:hAnsi="Candara" w:cs="Now Heavy"/>
+          <w:rFonts w:eastAsia="Now Heavy" w:cs="Times New Roman"/>
           <w:color w:val="19274F"/>
           <w:sz w:val="28"/>
           <w:szCs w:val="28"/>
@@ -2025,7 +1609,7 @@
       <w:proofErr w:type="spellEnd"/>
       <w:r>
         <w:rPr>
-          <w:rFonts w:ascii="Candara" w:eastAsia="Now Heavy" w:hAnsi="Candara" w:cs="Now Heavy"/>
+          <w:rFonts w:eastAsia="Now Heavy" w:cs="Times New Roman"/>
           <w:color w:val="19274F"/>
           <w:sz w:val="28"/>
           <w:szCs w:val="28"/>
@@ -2035,7 +1619,7 @@
       <w:proofErr w:type="spellStart"/>
       <w:r>
         <w:rPr>
-          <w:rFonts w:ascii="Candara" w:eastAsia="Now Heavy" w:hAnsi="Candara" w:cs="Now Heavy"/>
+          <w:rFonts w:eastAsia="Now Heavy" w:cs="Times New Roman"/>
           <w:color w:val="19274F"/>
           <w:sz w:val="28"/>
           <w:szCs w:val="28"/>
@@ -2045,7 +1629,7 @@
       <w:proofErr w:type="spellEnd"/>
       <w:r>
         <w:rPr>
-          <w:rFonts w:ascii="Candara" w:eastAsia="Now Heavy" w:hAnsi="Candara" w:cs="Now Heavy"/>
+          <w:rFonts w:eastAsia="Now Heavy" w:cs="Times New Roman"/>
           <w:color w:val="19274F"/>
           <w:sz w:val="28"/>
           <w:szCs w:val="28"/>
@@ -2055,7 +1639,7 @@
       <w:proofErr w:type="spellStart"/>
       <w:r>
         <w:rPr>
-          <w:rFonts w:ascii="Candara" w:eastAsia="Now Heavy" w:hAnsi="Candara" w:cs="Now Heavy"/>
+          <w:rFonts w:eastAsia="Now Heavy" w:cs="Times New Roman"/>
           <w:color w:val="19274F"/>
           <w:sz w:val="28"/>
           <w:szCs w:val="28"/>
@@ -2065,7 +1649,7 @@
       <w:proofErr w:type="spellEnd"/>
       <w:r>
         <w:rPr>
-          <w:rFonts w:ascii="Candara" w:eastAsia="Now Heavy" w:hAnsi="Candara" w:cs="Now Heavy"/>
+          <w:rFonts w:eastAsia="Now Heavy" w:cs="Times New Roman"/>
           <w:color w:val="19274F"/>
           <w:sz w:val="28"/>
           <w:szCs w:val="28"/>
@@ -2075,7 +1659,7 @@
       <w:proofErr w:type="spellStart"/>
       <w:r>
         <w:rPr>
-          <w:rFonts w:ascii="Candara" w:eastAsia="Now Heavy" w:hAnsi="Candara" w:cs="Now Heavy"/>
+          <w:rFonts w:eastAsia="Now Heavy" w:cs="Times New Roman"/>
           <w:color w:val="19274F"/>
           <w:sz w:val="28"/>
           <w:szCs w:val="28"/>
@@ -2085,17 +1669,27 @@
       <w:proofErr w:type="spellEnd"/>
       <w:r>
         <w:rPr>
-          <w:rFonts w:ascii="Candara" w:eastAsia="Now Heavy" w:hAnsi="Candara" w:cs="Now Heavy"/>
-          <w:color w:val="19274F"/>
-          <w:sz w:val="28"/>
-          <w:szCs w:val="28"/>
-        </w:rPr>
-        <w:t xml:space="preserve"> untuk mengakses dan menyinkronkan </w:t>
-      </w:r>
-      <w:proofErr w:type="spellStart"/>
-      <w:r>
-        <w:rPr>
-          <w:rFonts w:ascii="Candara" w:eastAsia="Now Heavy" w:hAnsi="Candara" w:cs="Now Heavy"/>
+          <w:rFonts w:eastAsia="Now Heavy" w:cs="Times New Roman"/>
+          <w:color w:val="19274F"/>
+          <w:sz w:val="28"/>
+          <w:szCs w:val="28"/>
+        </w:rPr>
+        <w:t xml:space="preserve"> untuk </w:t>
+      </w:r>
+      <w:r>
+        <w:rPr>
+          <w:rFonts w:eastAsia="Now Heavy" w:cs="Times New Roman"/>
+          <w:color w:val="19274F"/>
+          <w:sz w:val="28"/>
+          <w:szCs w:val="28"/>
+        </w:rPr>
+        <w:lastRenderedPageBreak/>
+        <w:t xml:space="preserve">mengakses dan menyinkronkan </w:t>
+      </w:r>
+      <w:proofErr w:type="spellStart"/>
+      <w:r>
+        <w:rPr>
+          <w:rFonts w:eastAsia="Now Heavy" w:cs="Times New Roman"/>
           <w:color w:val="19274F"/>
           <w:sz w:val="28"/>
           <w:szCs w:val="28"/>
@@ -2105,7 +1699,7 @@
       <w:proofErr w:type="spellEnd"/>
       <w:r>
         <w:rPr>
-          <w:rFonts w:ascii="Candara" w:eastAsia="Now Heavy" w:hAnsi="Candara" w:cs="Now Heavy"/>
+          <w:rFonts w:eastAsia="Now Heavy" w:cs="Times New Roman"/>
           <w:color w:val="19274F"/>
           <w:sz w:val="28"/>
           <w:szCs w:val="28"/>
@@ -2115,7 +1709,7 @@
       <w:proofErr w:type="spellStart"/>
       <w:r>
         <w:rPr>
-          <w:rFonts w:ascii="Candara" w:eastAsia="Now Heavy" w:hAnsi="Candara" w:cs="Now Heavy"/>
+          <w:rFonts w:eastAsia="Now Heavy" w:cs="Times New Roman"/>
           <w:color w:val="19274F"/>
           <w:sz w:val="28"/>
           <w:szCs w:val="28"/>
@@ -2125,7 +1719,7 @@
       <w:proofErr w:type="spellEnd"/>
       <w:r>
         <w:rPr>
-          <w:rFonts w:ascii="Candara" w:eastAsia="Now Heavy" w:hAnsi="Candara" w:cs="Now Heavy"/>
+          <w:rFonts w:eastAsia="Now Heavy" w:cs="Times New Roman"/>
           <w:color w:val="19274F"/>
           <w:sz w:val="28"/>
           <w:szCs w:val="28"/>
@@ -2135,7 +1729,7 @@
       <w:proofErr w:type="spellStart"/>
       <w:r>
         <w:rPr>
-          <w:rFonts w:ascii="Candara" w:eastAsia="Now Heavy" w:hAnsi="Candara" w:cs="Now Heavy"/>
+          <w:rFonts w:eastAsia="Now Heavy" w:cs="Times New Roman"/>
           <w:color w:val="19274F"/>
           <w:sz w:val="28"/>
           <w:szCs w:val="28"/>
@@ -2145,7 +1739,7 @@
       <w:proofErr w:type="spellEnd"/>
       <w:r>
         <w:rPr>
-          <w:rFonts w:ascii="Candara" w:eastAsia="Now Heavy" w:hAnsi="Candara" w:cs="Now Heavy"/>
+          <w:rFonts w:eastAsia="Now Heavy" w:cs="Times New Roman"/>
           <w:color w:val="19274F"/>
           <w:sz w:val="28"/>
           <w:szCs w:val="28"/>
@@ -2155,7 +1749,7 @@
       <w:proofErr w:type="spellStart"/>
       <w:r>
         <w:rPr>
-          <w:rFonts w:ascii="Candara" w:eastAsia="Now Heavy" w:hAnsi="Candara" w:cs="Now Heavy"/>
+          <w:rFonts w:eastAsia="Now Heavy" w:cs="Times New Roman"/>
           <w:color w:val="19274F"/>
           <w:sz w:val="28"/>
           <w:szCs w:val="28"/>
@@ -2165,7 +1759,7 @@
       <w:proofErr w:type="spellEnd"/>
       <w:r>
         <w:rPr>
-          <w:rFonts w:ascii="Candara" w:eastAsia="Now Heavy" w:hAnsi="Candara" w:cs="Now Heavy"/>
+          <w:rFonts w:eastAsia="Now Heavy" w:cs="Times New Roman"/>
           <w:color w:val="19274F"/>
           <w:sz w:val="28"/>
           <w:szCs w:val="28"/>
@@ -2175,7 +1769,7 @@
       <w:proofErr w:type="spellStart"/>
       <w:r>
         <w:rPr>
-          <w:rFonts w:ascii="Candara" w:eastAsia="Now Heavy" w:hAnsi="Candara" w:cs="Now Heavy"/>
+          <w:rFonts w:eastAsia="Now Heavy" w:cs="Times New Roman"/>
           <w:color w:val="19274F"/>
           <w:sz w:val="28"/>
           <w:szCs w:val="28"/>
@@ -2185,7 +1779,7 @@
       <w:proofErr w:type="spellEnd"/>
       <w:r>
         <w:rPr>
-          <w:rFonts w:ascii="Candara" w:eastAsia="Now Heavy" w:hAnsi="Candara" w:cs="Now Heavy"/>
+          <w:rFonts w:eastAsia="Now Heavy" w:cs="Times New Roman"/>
           <w:color w:val="19274F"/>
           <w:sz w:val="28"/>
           <w:szCs w:val="28"/>
@@ -2195,7 +1789,7 @@
       <w:proofErr w:type="spellStart"/>
       <w:r>
         <w:rPr>
-          <w:rFonts w:ascii="Candara" w:eastAsia="Now Heavy" w:hAnsi="Candara" w:cs="Now Heavy"/>
+          <w:rFonts w:eastAsia="Now Heavy" w:cs="Times New Roman"/>
           <w:color w:val="19274F"/>
           <w:sz w:val="28"/>
           <w:szCs w:val="28"/>
@@ -2205,7 +1799,7 @@
       <w:proofErr w:type="spellEnd"/>
       <w:r>
         <w:rPr>
-          <w:rFonts w:ascii="Candara" w:eastAsia="Now Heavy" w:hAnsi="Candara" w:cs="Now Heavy"/>
+          <w:rFonts w:eastAsia="Now Heavy" w:cs="Times New Roman"/>
           <w:color w:val="19274F"/>
           <w:sz w:val="28"/>
           <w:szCs w:val="28"/>
@@ -2215,7 +1809,7 @@
       <w:proofErr w:type="spellStart"/>
       <w:r>
         <w:rPr>
-          <w:rFonts w:ascii="Candara" w:eastAsia="Now Heavy" w:hAnsi="Candara" w:cs="Now Heavy"/>
+          <w:rFonts w:eastAsia="Now Heavy" w:cs="Times New Roman"/>
           <w:color w:val="19274F"/>
           <w:sz w:val="28"/>
           <w:szCs w:val="28"/>
@@ -2225,7 +1819,7 @@
       <w:proofErr w:type="spellEnd"/>
       <w:r>
         <w:rPr>
-          <w:rFonts w:ascii="Candara" w:eastAsia="Now Heavy" w:hAnsi="Candara" w:cs="Now Heavy"/>
+          <w:rFonts w:eastAsia="Now Heavy" w:cs="Times New Roman"/>
           <w:color w:val="19274F"/>
           <w:sz w:val="28"/>
           <w:szCs w:val="28"/>
@@ -2235,7 +1829,7 @@
       <w:proofErr w:type="spellStart"/>
       <w:r>
         <w:rPr>
-          <w:rFonts w:ascii="Candara" w:eastAsia="Now Heavy" w:hAnsi="Candara" w:cs="Now Heavy"/>
+          <w:rFonts w:eastAsia="Now Heavy" w:cs="Times New Roman"/>
           <w:color w:val="19274F"/>
           <w:sz w:val="28"/>
           <w:szCs w:val="28"/>
@@ -2245,7 +1839,7 @@
       <w:proofErr w:type="spellEnd"/>
       <w:r>
         <w:rPr>
-          <w:rFonts w:ascii="Candara" w:eastAsia="Now Heavy" w:hAnsi="Candara" w:cs="Now Heavy"/>
+          <w:rFonts w:eastAsia="Now Heavy" w:cs="Times New Roman"/>
           <w:color w:val="19274F"/>
           <w:sz w:val="28"/>
           <w:szCs w:val="28"/>
@@ -2255,7 +1849,7 @@
       <w:proofErr w:type="spellStart"/>
       <w:r>
         <w:rPr>
-          <w:rFonts w:ascii="Candara" w:eastAsia="Now Heavy" w:hAnsi="Candara" w:cs="Now Heavy"/>
+          <w:rFonts w:eastAsia="Now Heavy" w:cs="Times New Roman"/>
           <w:color w:val="19274F"/>
           <w:sz w:val="28"/>
           <w:szCs w:val="28"/>
@@ -2265,7 +1859,7 @@
       <w:proofErr w:type="spellEnd"/>
       <w:r>
         <w:rPr>
-          <w:rFonts w:ascii="Candara" w:eastAsia="Now Heavy" w:hAnsi="Candara" w:cs="Now Heavy"/>
+          <w:rFonts w:eastAsia="Now Heavy" w:cs="Times New Roman"/>
           <w:b/>
           <w:bCs/>
           <w:color w:val="19274F"/>
@@ -2280,7 +1874,7 @@
         <w:spacing w:after="0"/>
         <w:jc w:val="both"/>
         <w:rPr>
-          <w:rFonts w:ascii="Candara" w:eastAsia="Now Heavy" w:hAnsi="Candara" w:cs="Now Heavy"/>
+          <w:rFonts w:eastAsia="Now Heavy" w:cs="Times New Roman"/>
           <w:color w:val="19274F"/>
           <w:sz w:val="28"/>
           <w:szCs w:val="28"/>
@@ -2288,7 +1882,7 @@
       </w:pPr>
       <w:r>
         <w:rPr>
-          <w:rFonts w:ascii="Candara" w:eastAsia="Now Heavy" w:hAnsi="Candara" w:cs="Now Heavy"/>
+          <w:rFonts w:eastAsia="Now Heavy" w:cs="Times New Roman"/>
           <w:color w:val="19274F"/>
           <w:sz w:val="28"/>
           <w:szCs w:val="28"/>
@@ -2299,7 +1893,7 @@
         <w:r>
           <w:rPr>
             <w:rStyle w:val="Hyperlink"/>
-            <w:rFonts w:ascii="Candara" w:eastAsia="Now Heavy" w:hAnsi="Candara" w:cs="Now Heavy"/>
+            <w:rFonts w:eastAsia="Now Heavy" w:cs="Times New Roman"/>
             <w:sz w:val="28"/>
             <w:szCs w:val="28"/>
           </w:rPr>
@@ -2308,7 +1902,7 @@
       </w:hyperlink>
       <w:r>
         <w:rPr>
-          <w:rFonts w:ascii="Candara" w:eastAsia="Now Heavy" w:hAnsi="Candara" w:cs="Now Heavy"/>
+          <w:rFonts w:eastAsia="Now Heavy" w:cs="Times New Roman"/>
           <w:color w:val="19274F"/>
           <w:sz w:val="28"/>
           <w:szCs w:val="28"/>
@@ -2323,7 +1917,7 @@
         <w:ind w:left="294"/>
         <w:jc w:val="center"/>
         <w:rPr>
-          <w:rFonts w:ascii="Candara" w:eastAsia="Now Heavy" w:hAnsi="Candara" w:cs="Now Heavy"/>
+          <w:rFonts w:eastAsia="Now Heavy" w:cs="Times New Roman"/>
           <w:color w:val="19274F"/>
           <w:sz w:val="28"/>
           <w:szCs w:val="28"/>
@@ -2362,7 +1956,7 @@
               <w:spacing w:after="60"/>
               <w:jc w:val="center"/>
               <w:rPr>
-                <w:rFonts w:ascii="Candara" w:hAnsi="Candara"/>
+                <w:rFonts w:cs="Times New Roman"/>
                 <w:b w:val="0"/>
                 <w:bCs w:val="0"/>
                 <w:sz w:val="28"/>
@@ -2371,7 +1965,7 @@
             </w:pPr>
             <w:r>
               <w:rPr>
-                <w:rFonts w:ascii="Candara" w:hAnsi="Candara"/>
+                <w:rFonts w:cs="Times New Roman"/>
                 <w:sz w:val="28"/>
                 <w:szCs w:val="28"/>
               </w:rPr>
@@ -2395,7 +1989,7 @@
               <w:jc w:val="center"/>
               <w:cnfStyle w:val="100000000000" w:firstRow="1" w:lastRow="0" w:firstColumn="0" w:lastColumn="0" w:oddVBand="0" w:evenVBand="0" w:oddHBand="0" w:evenHBand="0" w:firstRowFirstColumn="0" w:firstRowLastColumn="0" w:lastRowFirstColumn="0" w:lastRowLastColumn="0"/>
               <w:rPr>
-                <w:rFonts w:ascii="Candara" w:hAnsi="Candara"/>
+                <w:rFonts w:cs="Times New Roman"/>
                 <w:b w:val="0"/>
                 <w:bCs w:val="0"/>
                 <w:sz w:val="28"/>
@@ -2404,7 +1998,7 @@
             </w:pPr>
             <w:r>
               <w:rPr>
-                <w:rFonts w:ascii="Candara" w:hAnsi="Candara"/>
+                <w:rFonts w:cs="Times New Roman"/>
                 <w:sz w:val="28"/>
                 <w:szCs w:val="28"/>
               </w:rPr>
@@ -2428,7 +2022,7 @@
               <w:jc w:val="center"/>
               <w:cnfStyle w:val="100000000000" w:firstRow="1" w:lastRow="0" w:firstColumn="0" w:lastColumn="0" w:oddVBand="0" w:evenVBand="0" w:oddHBand="0" w:evenHBand="0" w:firstRowFirstColumn="0" w:firstRowLastColumn="0" w:lastRowFirstColumn="0" w:lastRowLastColumn="0"/>
               <w:rPr>
-                <w:rFonts w:ascii="Candara" w:hAnsi="Candara"/>
+                <w:rFonts w:cs="Times New Roman"/>
                 <w:b w:val="0"/>
                 <w:bCs w:val="0"/>
                 <w:sz w:val="28"/>
@@ -2437,7 +2031,7 @@
             </w:pPr>
             <w:r>
               <w:rPr>
-                <w:rFonts w:ascii="Candara" w:hAnsi="Candara"/>
+                <w:rFonts w:cs="Times New Roman"/>
                 <w:sz w:val="28"/>
                 <w:szCs w:val="28"/>
               </w:rPr>
@@ -2466,14 +2060,14 @@
               <w:spacing w:after="60"/>
               <w:jc w:val="both"/>
               <w:rPr>
-                <w:rFonts w:ascii="Candara" w:hAnsi="Candara"/>
+                <w:rFonts w:cs="Times New Roman"/>
                 <w:sz w:val="28"/>
                 <w:szCs w:val="28"/>
               </w:rPr>
             </w:pPr>
             <w:r>
               <w:rPr>
-                <w:rFonts w:ascii="Candara" w:hAnsi="Candara"/>
+                <w:rFonts w:cs="Times New Roman"/>
                 <w:sz w:val="28"/>
                 <w:szCs w:val="28"/>
               </w:rPr>
@@ -2497,7 +2091,7 @@
               <w:jc w:val="both"/>
               <w:cnfStyle w:val="000000100000" w:firstRow="0" w:lastRow="0" w:firstColumn="0" w:lastColumn="0" w:oddVBand="0" w:evenVBand="0" w:oddHBand="1" w:evenHBand="0" w:firstRowFirstColumn="0" w:firstRowLastColumn="0" w:lastRowFirstColumn="0" w:lastRowLastColumn="0"/>
               <w:rPr>
-                <w:rFonts w:ascii="Candara" w:hAnsi="Candara"/>
+                <w:rFonts w:ascii="Courier New" w:hAnsi="Courier New" w:cs="Courier New"/>
                 <w:sz w:val="28"/>
                 <w:szCs w:val="28"/>
               </w:rPr>
@@ -2505,7 +2099,7 @@
             <w:proofErr w:type="spellStart"/>
             <w:r>
               <w:rPr>
-                <w:rFonts w:ascii="Candara" w:hAnsi="Candara"/>
+                <w:rFonts w:ascii="Courier New" w:hAnsi="Courier New" w:cs="Courier New"/>
                 <w:sz w:val="28"/>
                 <w:szCs w:val="28"/>
               </w:rPr>
@@ -2514,7 +2108,7 @@
             <w:proofErr w:type="spellEnd"/>
             <w:r>
               <w:rPr>
-                <w:rFonts w:ascii="Candara" w:hAnsi="Candara"/>
+                <w:rFonts w:ascii="Courier New" w:hAnsi="Courier New" w:cs="Courier New"/>
                 <w:sz w:val="28"/>
                 <w:szCs w:val="28"/>
               </w:rPr>
@@ -2523,7 +2117,7 @@
             <w:proofErr w:type="spellStart"/>
             <w:r>
               <w:rPr>
-                <w:rFonts w:ascii="Candara" w:hAnsi="Candara"/>
+                <w:rFonts w:ascii="Courier New" w:hAnsi="Courier New" w:cs="Courier New"/>
                 <w:sz w:val="28"/>
                 <w:szCs w:val="28"/>
               </w:rPr>
@@ -2548,14 +2142,14 @@
               <w:jc w:val="both"/>
               <w:cnfStyle w:val="000000100000" w:firstRow="0" w:lastRow="0" w:firstColumn="0" w:lastColumn="0" w:oddVBand="0" w:evenVBand="0" w:oddHBand="1" w:evenHBand="0" w:firstRowFirstColumn="0" w:firstRowLastColumn="0" w:lastRowFirstColumn="0" w:lastRowLastColumn="0"/>
               <w:rPr>
-                <w:rFonts w:ascii="Candara" w:hAnsi="Candara"/>
+                <w:rFonts w:cs="Times New Roman"/>
                 <w:sz w:val="28"/>
                 <w:szCs w:val="28"/>
               </w:rPr>
             </w:pPr>
             <w:r>
               <w:rPr>
-                <w:rFonts w:ascii="Candara" w:hAnsi="Candara"/>
+                <w:rFonts w:cs="Times New Roman"/>
                 <w:sz w:val="28"/>
                 <w:szCs w:val="28"/>
               </w:rPr>
@@ -2564,7 +2158,7 @@
             <w:proofErr w:type="spellStart"/>
             <w:r>
               <w:rPr>
-                <w:rFonts w:ascii="Candara" w:hAnsi="Candara"/>
+                <w:rFonts w:cs="Times New Roman"/>
                 <w:sz w:val="28"/>
                 <w:szCs w:val="28"/>
               </w:rPr>
@@ -2573,7 +2167,7 @@
             <w:proofErr w:type="spellEnd"/>
             <w:r>
               <w:rPr>
-                <w:rFonts w:ascii="Candara" w:hAnsi="Candara"/>
+                <w:rFonts w:cs="Times New Roman"/>
                 <w:sz w:val="28"/>
                 <w:szCs w:val="28"/>
               </w:rPr>
@@ -2599,14 +2193,14 @@
               <w:spacing w:after="60"/>
               <w:jc w:val="both"/>
               <w:rPr>
-                <w:rFonts w:ascii="Candara" w:hAnsi="Candara"/>
+                <w:rFonts w:cs="Times New Roman"/>
                 <w:sz w:val="28"/>
                 <w:szCs w:val="28"/>
               </w:rPr>
             </w:pPr>
             <w:r>
               <w:rPr>
-                <w:rFonts w:ascii="Candara" w:hAnsi="Candara"/>
+                <w:rFonts w:cs="Times New Roman"/>
                 <w:sz w:val="28"/>
                 <w:szCs w:val="28"/>
               </w:rPr>
@@ -2630,7 +2224,7 @@
               <w:jc w:val="both"/>
               <w:cnfStyle w:val="000000000000" w:firstRow="0" w:lastRow="0" w:firstColumn="0" w:lastColumn="0" w:oddVBand="0" w:evenVBand="0" w:oddHBand="0" w:evenHBand="0" w:firstRowFirstColumn="0" w:firstRowLastColumn="0" w:lastRowFirstColumn="0" w:lastRowLastColumn="0"/>
               <w:rPr>
-                <w:rFonts w:ascii="Candara" w:hAnsi="Candara"/>
+                <w:rFonts w:ascii="Courier New" w:hAnsi="Courier New" w:cs="Courier New"/>
                 <w:sz w:val="28"/>
                 <w:szCs w:val="28"/>
               </w:rPr>
@@ -2638,7 +2232,7 @@
             <w:proofErr w:type="spellStart"/>
             <w:r>
               <w:rPr>
-                <w:rFonts w:ascii="Candara" w:hAnsi="Candara"/>
+                <w:rFonts w:ascii="Courier New" w:hAnsi="Courier New" w:cs="Courier New"/>
                 <w:sz w:val="28"/>
                 <w:szCs w:val="28"/>
               </w:rPr>
@@ -2647,7 +2241,7 @@
             <w:proofErr w:type="spellEnd"/>
             <w:r>
               <w:rPr>
-                <w:rFonts w:ascii="Candara" w:hAnsi="Candara"/>
+                <w:rFonts w:ascii="Courier New" w:hAnsi="Courier New" w:cs="Courier New"/>
                 <w:sz w:val="28"/>
                 <w:szCs w:val="28"/>
               </w:rPr>
@@ -2656,7 +2250,7 @@
             <w:proofErr w:type="spellStart"/>
             <w:r>
               <w:rPr>
-                <w:rFonts w:ascii="Candara" w:hAnsi="Candara"/>
+                <w:rFonts w:ascii="Courier New" w:hAnsi="Courier New" w:cs="Courier New"/>
                 <w:sz w:val="28"/>
                 <w:szCs w:val="28"/>
               </w:rPr>
@@ -2665,7 +2259,7 @@
             <w:proofErr w:type="spellEnd"/>
             <w:r>
               <w:rPr>
-                <w:rFonts w:ascii="Candara" w:hAnsi="Candara"/>
+                <w:rFonts w:ascii="Courier New" w:hAnsi="Courier New" w:cs="Courier New"/>
                 <w:sz w:val="28"/>
                 <w:szCs w:val="28"/>
               </w:rPr>
@@ -2689,14 +2283,14 @@
               <w:jc w:val="both"/>
               <w:cnfStyle w:val="000000000000" w:firstRow="0" w:lastRow="0" w:firstColumn="0" w:lastColumn="0" w:oddVBand="0" w:evenVBand="0" w:oddHBand="0" w:evenHBand="0" w:firstRowFirstColumn="0" w:firstRowLastColumn="0" w:lastRowFirstColumn="0" w:lastRowLastColumn="0"/>
               <w:rPr>
-                <w:rFonts w:ascii="Candara" w:hAnsi="Candara"/>
+                <w:rFonts w:cs="Times New Roman"/>
                 <w:sz w:val="28"/>
                 <w:szCs w:val="28"/>
               </w:rPr>
             </w:pPr>
             <w:r>
               <w:rPr>
-                <w:rFonts w:ascii="Candara" w:hAnsi="Candara"/>
+                <w:rFonts w:cs="Times New Roman"/>
                 <w:sz w:val="28"/>
                 <w:szCs w:val="28"/>
               </w:rPr>
@@ -2705,7 +2299,7 @@
             <w:proofErr w:type="spellStart"/>
             <w:r>
               <w:rPr>
-                <w:rFonts w:ascii="Candara" w:hAnsi="Candara"/>
+                <w:rFonts w:cs="Times New Roman"/>
                 <w:sz w:val="28"/>
                 <w:szCs w:val="28"/>
               </w:rPr>
@@ -2714,7 +2308,7 @@
             <w:proofErr w:type="spellEnd"/>
             <w:r>
               <w:rPr>
-                <w:rFonts w:ascii="Candara" w:hAnsi="Candara"/>
+                <w:rFonts w:cs="Times New Roman"/>
                 <w:sz w:val="28"/>
                 <w:szCs w:val="28"/>
               </w:rPr>
@@ -2743,14 +2337,14 @@
               <w:spacing w:after="60"/>
               <w:jc w:val="both"/>
               <w:rPr>
-                <w:rFonts w:ascii="Candara" w:hAnsi="Candara"/>
+                <w:rFonts w:cs="Times New Roman"/>
                 <w:sz w:val="28"/>
                 <w:szCs w:val="28"/>
               </w:rPr>
             </w:pPr>
             <w:r>
               <w:rPr>
-                <w:rFonts w:ascii="Candara" w:hAnsi="Candara"/>
+                <w:rFonts w:cs="Times New Roman"/>
                 <w:sz w:val="28"/>
                 <w:szCs w:val="28"/>
               </w:rPr>
@@ -2774,7 +2368,7 @@
               <w:jc w:val="both"/>
               <w:cnfStyle w:val="000000100000" w:firstRow="0" w:lastRow="0" w:firstColumn="0" w:lastColumn="0" w:oddVBand="0" w:evenVBand="0" w:oddHBand="1" w:evenHBand="0" w:firstRowFirstColumn="0" w:firstRowLastColumn="0" w:lastRowFirstColumn="0" w:lastRowLastColumn="0"/>
               <w:rPr>
-                <w:rFonts w:ascii="Candara" w:hAnsi="Candara"/>
+                <w:rFonts w:ascii="Courier New" w:hAnsi="Courier New" w:cs="Courier New"/>
                 <w:sz w:val="28"/>
                 <w:szCs w:val="28"/>
               </w:rPr>
@@ -2782,7 +2376,7 @@
             <w:proofErr w:type="spellStart"/>
             <w:r>
               <w:rPr>
-                <w:rFonts w:ascii="Candara" w:hAnsi="Candara"/>
+                <w:rFonts w:ascii="Courier New" w:hAnsi="Courier New" w:cs="Courier New"/>
                 <w:sz w:val="28"/>
                 <w:szCs w:val="28"/>
               </w:rPr>
@@ -2791,7 +2385,7 @@
             <w:proofErr w:type="spellEnd"/>
             <w:r>
               <w:rPr>
-                <w:rFonts w:ascii="Candara" w:hAnsi="Candara"/>
+                <w:rFonts w:ascii="Courier New" w:hAnsi="Courier New" w:cs="Courier New"/>
                 <w:sz w:val="28"/>
                 <w:szCs w:val="28"/>
               </w:rPr>
@@ -2800,7 +2394,7 @@
             <w:proofErr w:type="spellStart"/>
             <w:r>
               <w:rPr>
-                <w:rFonts w:ascii="Candara" w:hAnsi="Candara"/>
+                <w:rFonts w:ascii="Courier New" w:hAnsi="Courier New" w:cs="Courier New"/>
                 <w:sz w:val="28"/>
                 <w:szCs w:val="28"/>
               </w:rPr>
@@ -2809,7 +2403,7 @@
             <w:proofErr w:type="spellEnd"/>
             <w:r>
               <w:rPr>
-                <w:rFonts w:ascii="Candara" w:hAnsi="Candara"/>
+                <w:rFonts w:ascii="Courier New" w:hAnsi="Courier New" w:cs="Courier New"/>
                 <w:sz w:val="28"/>
                 <w:szCs w:val="28"/>
               </w:rPr>
@@ -2818,7 +2412,7 @@
             <w:proofErr w:type="spellStart"/>
             <w:r>
               <w:rPr>
-                <w:rFonts w:ascii="Candara" w:hAnsi="Candara"/>
+                <w:rFonts w:ascii="Courier New" w:hAnsi="Courier New" w:cs="Courier New"/>
                 <w:sz w:val="28"/>
                 <w:szCs w:val="28"/>
               </w:rPr>
@@ -2827,7 +2421,7 @@
             <w:proofErr w:type="spellEnd"/>
             <w:r>
               <w:rPr>
-                <w:rFonts w:ascii="Candara" w:hAnsi="Candara"/>
+                <w:rFonts w:ascii="Courier New" w:hAnsi="Courier New" w:cs="Courier New"/>
                 <w:sz w:val="28"/>
                 <w:szCs w:val="28"/>
               </w:rPr>
@@ -2851,14 +2445,14 @@
               <w:jc w:val="both"/>
               <w:cnfStyle w:val="000000100000" w:firstRow="0" w:lastRow="0" w:firstColumn="0" w:lastColumn="0" w:oddVBand="0" w:evenVBand="0" w:oddHBand="1" w:evenHBand="0" w:firstRowFirstColumn="0" w:firstRowLastColumn="0" w:lastRowFirstColumn="0" w:lastRowLastColumn="0"/>
               <w:rPr>
-                <w:rFonts w:ascii="Candara" w:hAnsi="Candara"/>
+                <w:rFonts w:cs="Times New Roman"/>
                 <w:sz w:val="28"/>
                 <w:szCs w:val="28"/>
               </w:rPr>
             </w:pPr>
             <w:r>
               <w:rPr>
-                <w:rFonts w:ascii="Candara" w:hAnsi="Candara"/>
+                <w:rFonts w:cs="Times New Roman"/>
                 <w:sz w:val="28"/>
                 <w:szCs w:val="28"/>
               </w:rPr>
@@ -2867,7 +2461,7 @@
             <w:proofErr w:type="spellStart"/>
             <w:r>
               <w:rPr>
-                <w:rFonts w:ascii="Candara" w:hAnsi="Candara"/>
+                <w:rFonts w:cs="Times New Roman"/>
                 <w:sz w:val="28"/>
                 <w:szCs w:val="28"/>
               </w:rPr>
@@ -2876,7 +2470,7 @@
             <w:proofErr w:type="spellEnd"/>
             <w:r>
               <w:rPr>
-                <w:rFonts w:ascii="Candara" w:hAnsi="Candara"/>
+                <w:rFonts w:cs="Times New Roman"/>
                 <w:sz w:val="28"/>
                 <w:szCs w:val="28"/>
               </w:rPr>
@@ -2902,14 +2496,14 @@
               <w:spacing w:after="60"/>
               <w:jc w:val="both"/>
               <w:rPr>
-                <w:rFonts w:ascii="Candara" w:hAnsi="Candara"/>
+                <w:rFonts w:cs="Times New Roman"/>
                 <w:sz w:val="28"/>
                 <w:szCs w:val="28"/>
               </w:rPr>
             </w:pPr>
             <w:r>
               <w:rPr>
-                <w:rFonts w:ascii="Candara" w:hAnsi="Candara"/>
+                <w:rFonts w:cs="Times New Roman"/>
                 <w:sz w:val="28"/>
                 <w:szCs w:val="28"/>
               </w:rPr>
@@ -2933,7 +2527,7 @@
               <w:jc w:val="both"/>
               <w:cnfStyle w:val="000000000000" w:firstRow="0" w:lastRow="0" w:firstColumn="0" w:lastColumn="0" w:oddVBand="0" w:evenVBand="0" w:oddHBand="0" w:evenHBand="0" w:firstRowFirstColumn="0" w:firstRowLastColumn="0" w:lastRowFirstColumn="0" w:lastRowLastColumn="0"/>
               <w:rPr>
-                <w:rFonts w:ascii="Candara" w:hAnsi="Candara"/>
+                <w:rFonts w:ascii="Courier New" w:hAnsi="Courier New" w:cs="Courier New"/>
                 <w:sz w:val="28"/>
                 <w:szCs w:val="28"/>
               </w:rPr>
@@ -2941,7 +2535,7 @@
             <w:proofErr w:type="spellStart"/>
             <w:r>
               <w:rPr>
-                <w:rFonts w:ascii="Candara" w:hAnsi="Candara"/>
+                <w:rFonts w:ascii="Courier New" w:hAnsi="Courier New" w:cs="Courier New"/>
                 <w:sz w:val="28"/>
                 <w:szCs w:val="28"/>
               </w:rPr>
@@ -2950,7 +2544,7 @@
             <w:proofErr w:type="spellEnd"/>
             <w:r>
               <w:rPr>
-                <w:rFonts w:ascii="Candara" w:hAnsi="Candara"/>
+                <w:rFonts w:ascii="Courier New" w:hAnsi="Courier New" w:cs="Courier New"/>
                 <w:sz w:val="28"/>
                 <w:szCs w:val="28"/>
               </w:rPr>
@@ -2959,7 +2553,7 @@
             <w:proofErr w:type="spellStart"/>
             <w:r>
               <w:rPr>
-                <w:rFonts w:ascii="Candara" w:hAnsi="Candara"/>
+                <w:rFonts w:ascii="Courier New" w:hAnsi="Courier New" w:cs="Courier New"/>
                 <w:sz w:val="28"/>
                 <w:szCs w:val="28"/>
               </w:rPr>
@@ -2968,7 +2562,7 @@
             <w:proofErr w:type="spellEnd"/>
             <w:r>
               <w:rPr>
-                <w:rFonts w:ascii="Candara" w:hAnsi="Candara"/>
+                <w:rFonts w:ascii="Courier New" w:hAnsi="Courier New" w:cs="Courier New"/>
                 <w:sz w:val="28"/>
                 <w:szCs w:val="28"/>
               </w:rPr>
@@ -2977,7 +2571,7 @@
             <w:proofErr w:type="spellStart"/>
             <w:r>
               <w:rPr>
-                <w:rFonts w:ascii="Candara" w:hAnsi="Candara"/>
+                <w:rFonts w:ascii="Courier New" w:hAnsi="Courier New" w:cs="Courier New"/>
                 <w:sz w:val="28"/>
                 <w:szCs w:val="28"/>
               </w:rPr>
@@ -3002,14 +2596,14 @@
               <w:jc w:val="both"/>
               <w:cnfStyle w:val="000000000000" w:firstRow="0" w:lastRow="0" w:firstColumn="0" w:lastColumn="0" w:oddVBand="0" w:evenVBand="0" w:oddHBand="0" w:evenHBand="0" w:firstRowFirstColumn="0" w:firstRowLastColumn="0" w:lastRowFirstColumn="0" w:lastRowLastColumn="0"/>
               <w:rPr>
-                <w:rFonts w:ascii="Candara" w:hAnsi="Candara"/>
+                <w:rFonts w:cs="Times New Roman"/>
                 <w:sz w:val="28"/>
                 <w:szCs w:val="28"/>
               </w:rPr>
             </w:pPr>
             <w:r>
               <w:rPr>
-                <w:rFonts w:ascii="Candara" w:hAnsi="Candara"/>
+                <w:rFonts w:cs="Times New Roman"/>
                 <w:sz w:val="28"/>
                 <w:szCs w:val="28"/>
               </w:rPr>
@@ -3018,7 +2612,7 @@
             <w:proofErr w:type="spellStart"/>
             <w:r>
               <w:rPr>
-                <w:rFonts w:ascii="Candara" w:hAnsi="Candara"/>
+                <w:rFonts w:cs="Times New Roman"/>
                 <w:sz w:val="28"/>
                 <w:szCs w:val="28"/>
               </w:rPr>
@@ -3027,7 +2621,7 @@
             <w:proofErr w:type="spellEnd"/>
             <w:r>
               <w:rPr>
-                <w:rFonts w:ascii="Candara" w:hAnsi="Candara"/>
+                <w:rFonts w:cs="Times New Roman"/>
                 <w:sz w:val="28"/>
                 <w:szCs w:val="28"/>
               </w:rPr>
@@ -3056,14 +2650,14 @@
               <w:spacing w:after="60"/>
               <w:jc w:val="both"/>
               <w:rPr>
-                <w:rFonts w:ascii="Candara" w:hAnsi="Candara"/>
+                <w:rFonts w:cs="Times New Roman"/>
                 <w:sz w:val="28"/>
                 <w:szCs w:val="28"/>
               </w:rPr>
             </w:pPr>
             <w:r>
               <w:rPr>
-                <w:rFonts w:ascii="Candara" w:hAnsi="Candara"/>
+                <w:rFonts w:cs="Times New Roman"/>
                 <w:sz w:val="28"/>
                 <w:szCs w:val="28"/>
               </w:rPr>
@@ -3087,7 +2681,7 @@
               <w:jc w:val="both"/>
               <w:cnfStyle w:val="000000100000" w:firstRow="0" w:lastRow="0" w:firstColumn="0" w:lastColumn="0" w:oddVBand="0" w:evenVBand="0" w:oddHBand="1" w:evenHBand="0" w:firstRowFirstColumn="0" w:firstRowLastColumn="0" w:lastRowFirstColumn="0" w:lastRowLastColumn="0"/>
               <w:rPr>
-                <w:rFonts w:ascii="Candara" w:hAnsi="Candara"/>
+                <w:rFonts w:ascii="Courier New" w:hAnsi="Courier New" w:cs="Courier New"/>
                 <w:sz w:val="28"/>
                 <w:szCs w:val="28"/>
               </w:rPr>
@@ -3095,7 +2689,7 @@
             <w:proofErr w:type="spellStart"/>
             <w:r>
               <w:rPr>
-                <w:rFonts w:ascii="Candara" w:hAnsi="Candara"/>
+                <w:rFonts w:ascii="Courier New" w:hAnsi="Courier New" w:cs="Courier New"/>
                 <w:sz w:val="28"/>
                 <w:szCs w:val="28"/>
               </w:rPr>
@@ -3104,7 +2698,7 @@
             <w:proofErr w:type="spellEnd"/>
             <w:r>
               <w:rPr>
-                <w:rFonts w:ascii="Candara" w:hAnsi="Candara"/>
+                <w:rFonts w:ascii="Courier New" w:hAnsi="Courier New" w:cs="Courier New"/>
                 <w:sz w:val="28"/>
                 <w:szCs w:val="28"/>
               </w:rPr>
@@ -3113,7 +2707,7 @@
             <w:proofErr w:type="spellStart"/>
             <w:r>
               <w:rPr>
-                <w:rFonts w:ascii="Candara" w:hAnsi="Candara"/>
+                <w:rFonts w:ascii="Courier New" w:hAnsi="Courier New" w:cs="Courier New"/>
                 <w:sz w:val="28"/>
                 <w:szCs w:val="28"/>
               </w:rPr>
@@ -3138,14 +2732,14 @@
               <w:jc w:val="both"/>
               <w:cnfStyle w:val="000000100000" w:firstRow="0" w:lastRow="0" w:firstColumn="0" w:lastColumn="0" w:oddVBand="0" w:evenVBand="0" w:oddHBand="1" w:evenHBand="0" w:firstRowFirstColumn="0" w:firstRowLastColumn="0" w:lastRowFirstColumn="0" w:lastRowLastColumn="0"/>
               <w:rPr>
-                <w:rFonts w:ascii="Candara" w:hAnsi="Candara"/>
+                <w:rFonts w:cs="Times New Roman"/>
                 <w:sz w:val="28"/>
                 <w:szCs w:val="28"/>
               </w:rPr>
             </w:pPr>
             <w:r>
               <w:rPr>
-                <w:rFonts w:ascii="Candara" w:hAnsi="Candara"/>
+                <w:rFonts w:cs="Times New Roman"/>
                 <w:sz w:val="28"/>
                 <w:szCs w:val="28"/>
               </w:rPr>
@@ -3154,7 +2748,7 @@
             <w:proofErr w:type="spellStart"/>
             <w:r>
               <w:rPr>
-                <w:rFonts w:ascii="Candara" w:hAnsi="Candara"/>
+                <w:rFonts w:cs="Times New Roman"/>
                 <w:sz w:val="28"/>
                 <w:szCs w:val="28"/>
               </w:rPr>
@@ -3163,7 +2757,7 @@
             <w:proofErr w:type="spellEnd"/>
             <w:r>
               <w:rPr>
-                <w:rFonts w:ascii="Candara" w:hAnsi="Candara"/>
+                <w:rFonts w:cs="Times New Roman"/>
                 <w:sz w:val="28"/>
                 <w:szCs w:val="28"/>
               </w:rPr>
@@ -3172,7 +2766,7 @@
             <w:proofErr w:type="spellStart"/>
             <w:r>
               <w:rPr>
-                <w:rFonts w:ascii="Candara" w:hAnsi="Candara"/>
+                <w:rFonts w:cs="Times New Roman"/>
                 <w:sz w:val="28"/>
                 <w:szCs w:val="28"/>
               </w:rPr>
@@ -3181,7 +2775,7 @@
             <w:proofErr w:type="spellEnd"/>
             <w:r>
               <w:rPr>
-                <w:rFonts w:ascii="Candara" w:hAnsi="Candara"/>
+                <w:rFonts w:cs="Times New Roman"/>
                 <w:sz w:val="28"/>
                 <w:szCs w:val="28"/>
               </w:rPr>
@@ -3207,18 +2801,17 @@
               <w:spacing w:after="60"/>
               <w:jc w:val="both"/>
               <w:rPr>
-                <w:rFonts w:ascii="Candara" w:hAnsi="Candara"/>
+                <w:rFonts w:cs="Times New Roman"/>
                 <w:sz w:val="28"/>
                 <w:szCs w:val="28"/>
               </w:rPr>
             </w:pPr>
             <w:r>
               <w:rPr>
-                <w:rFonts w:ascii="Candara" w:hAnsi="Candara"/>
-                <w:sz w:val="28"/>
-                <w:szCs w:val="28"/>
-              </w:rPr>
-              <w:lastRenderedPageBreak/>
+                <w:rFonts w:cs="Times New Roman"/>
+                <w:sz w:val="28"/>
+                <w:szCs w:val="28"/>
+              </w:rPr>
               <w:t>6</w:t>
             </w:r>
           </w:p>
@@ -3239,7 +2832,7 @@
               <w:jc w:val="both"/>
               <w:cnfStyle w:val="000000000000" w:firstRow="0" w:lastRow="0" w:firstColumn="0" w:lastColumn="0" w:oddVBand="0" w:evenVBand="0" w:oddHBand="0" w:evenHBand="0" w:firstRowFirstColumn="0" w:firstRowLastColumn="0" w:lastRowFirstColumn="0" w:lastRowLastColumn="0"/>
               <w:rPr>
-                <w:rFonts w:ascii="Candara" w:hAnsi="Candara"/>
+                <w:rFonts w:ascii="Courier New" w:hAnsi="Courier New" w:cs="Courier New"/>
                 <w:sz w:val="28"/>
                 <w:szCs w:val="28"/>
               </w:rPr>
@@ -3247,7 +2840,7 @@
             <w:proofErr w:type="spellStart"/>
             <w:r>
               <w:rPr>
-                <w:rFonts w:ascii="Candara" w:hAnsi="Candara"/>
+                <w:rFonts w:ascii="Courier New" w:hAnsi="Courier New" w:cs="Courier New"/>
                 <w:sz w:val="28"/>
                 <w:szCs w:val="28"/>
               </w:rPr>
@@ -3256,7 +2849,7 @@
             <w:proofErr w:type="spellEnd"/>
             <w:r>
               <w:rPr>
-                <w:rFonts w:ascii="Candara" w:hAnsi="Candara"/>
+                <w:rFonts w:ascii="Courier New" w:hAnsi="Courier New" w:cs="Courier New"/>
                 <w:sz w:val="28"/>
                 <w:szCs w:val="28"/>
               </w:rPr>
@@ -3280,14 +2873,14 @@
               <w:jc w:val="both"/>
               <w:cnfStyle w:val="000000000000" w:firstRow="0" w:lastRow="0" w:firstColumn="0" w:lastColumn="0" w:oddVBand="0" w:evenVBand="0" w:oddHBand="0" w:evenHBand="0" w:firstRowFirstColumn="0" w:firstRowLastColumn="0" w:lastRowFirstColumn="0" w:lastRowLastColumn="0"/>
               <w:rPr>
-                <w:rFonts w:ascii="Candara" w:hAnsi="Candara"/>
+                <w:rFonts w:cs="Times New Roman"/>
                 <w:sz w:val="28"/>
                 <w:szCs w:val="28"/>
               </w:rPr>
             </w:pPr>
             <w:r>
               <w:rPr>
-                <w:rFonts w:ascii="Candara" w:hAnsi="Candara"/>
+                <w:rFonts w:cs="Times New Roman"/>
                 <w:sz w:val="28"/>
                 <w:szCs w:val="28"/>
               </w:rPr>
@@ -3296,7 +2889,7 @@
             <w:proofErr w:type="spellStart"/>
             <w:r>
               <w:rPr>
-                <w:rFonts w:ascii="Candara" w:hAnsi="Candara"/>
+                <w:rFonts w:cs="Times New Roman"/>
                 <w:sz w:val="28"/>
                 <w:szCs w:val="28"/>
               </w:rPr>
@@ -3305,7 +2898,7 @@
             <w:proofErr w:type="spellEnd"/>
             <w:r>
               <w:rPr>
-                <w:rFonts w:ascii="Candara" w:hAnsi="Candara"/>
+                <w:rFonts w:cs="Times New Roman"/>
                 <w:sz w:val="28"/>
                 <w:szCs w:val="28"/>
               </w:rPr>
@@ -3314,7 +2907,7 @@
             <w:proofErr w:type="spellStart"/>
             <w:r>
               <w:rPr>
-                <w:rFonts w:ascii="Candara" w:hAnsi="Candara"/>
+                <w:rFonts w:cs="Times New Roman"/>
                 <w:sz w:val="28"/>
                 <w:szCs w:val="28"/>
               </w:rPr>
@@ -3323,7 +2916,7 @@
             <w:proofErr w:type="spellEnd"/>
             <w:r>
               <w:rPr>
-                <w:rFonts w:ascii="Candara" w:hAnsi="Candara"/>
+                <w:rFonts w:cs="Times New Roman"/>
                 <w:sz w:val="28"/>
                 <w:szCs w:val="28"/>
               </w:rPr>
@@ -3352,14 +2945,14 @@
               <w:spacing w:after="60"/>
               <w:jc w:val="both"/>
               <w:rPr>
-                <w:rFonts w:ascii="Candara" w:hAnsi="Candara"/>
+                <w:rFonts w:cs="Times New Roman"/>
                 <w:sz w:val="28"/>
                 <w:szCs w:val="28"/>
               </w:rPr>
             </w:pPr>
             <w:r>
               <w:rPr>
-                <w:rFonts w:ascii="Candara" w:hAnsi="Candara"/>
+                <w:rFonts w:cs="Times New Roman"/>
                 <w:sz w:val="28"/>
                 <w:szCs w:val="28"/>
               </w:rPr>
@@ -3383,7 +2976,7 @@
               <w:jc w:val="both"/>
               <w:cnfStyle w:val="000000100000" w:firstRow="0" w:lastRow="0" w:firstColumn="0" w:lastColumn="0" w:oddVBand="0" w:evenVBand="0" w:oddHBand="1" w:evenHBand="0" w:firstRowFirstColumn="0" w:firstRowLastColumn="0" w:lastRowFirstColumn="0" w:lastRowLastColumn="0"/>
               <w:rPr>
-                <w:rFonts w:ascii="Candara" w:hAnsi="Candara"/>
+                <w:rFonts w:ascii="Courier New" w:hAnsi="Courier New" w:cs="Courier New"/>
                 <w:sz w:val="28"/>
                 <w:szCs w:val="28"/>
               </w:rPr>
@@ -3391,7 +2984,7 @@
             <w:proofErr w:type="spellStart"/>
             <w:r>
               <w:rPr>
-                <w:rFonts w:ascii="Candara" w:hAnsi="Candara"/>
+                <w:rFonts w:ascii="Courier New" w:hAnsi="Courier New" w:cs="Courier New"/>
                 <w:sz w:val="28"/>
                 <w:szCs w:val="28"/>
               </w:rPr>
@@ -3400,7 +2993,7 @@
             <w:proofErr w:type="spellEnd"/>
             <w:r>
               <w:rPr>
-                <w:rFonts w:ascii="Candara" w:hAnsi="Candara"/>
+                <w:rFonts w:ascii="Courier New" w:hAnsi="Courier New" w:cs="Courier New"/>
                 <w:sz w:val="28"/>
                 <w:szCs w:val="28"/>
               </w:rPr>
@@ -3409,7 +3002,7 @@
             <w:proofErr w:type="spellStart"/>
             <w:r>
               <w:rPr>
-                <w:rFonts w:ascii="Candara" w:hAnsi="Candara"/>
+                <w:rFonts w:ascii="Courier New" w:hAnsi="Courier New" w:cs="Courier New"/>
                 <w:sz w:val="28"/>
                 <w:szCs w:val="28"/>
               </w:rPr>
@@ -3418,7 +3011,7 @@
             <w:proofErr w:type="spellEnd"/>
             <w:r>
               <w:rPr>
-                <w:rFonts w:ascii="Candara" w:hAnsi="Candara"/>
+                <w:rFonts w:ascii="Courier New" w:hAnsi="Courier New" w:cs="Courier New"/>
                 <w:sz w:val="28"/>
                 <w:szCs w:val="28"/>
               </w:rPr>
@@ -3442,14 +3035,14 @@
               <w:jc w:val="both"/>
               <w:cnfStyle w:val="000000100000" w:firstRow="0" w:lastRow="0" w:firstColumn="0" w:lastColumn="0" w:oddVBand="0" w:evenVBand="0" w:oddHBand="1" w:evenHBand="0" w:firstRowFirstColumn="0" w:firstRowLastColumn="0" w:lastRowFirstColumn="0" w:lastRowLastColumn="0"/>
               <w:rPr>
-                <w:rFonts w:ascii="Candara" w:hAnsi="Candara"/>
+                <w:rFonts w:cs="Times New Roman"/>
                 <w:sz w:val="28"/>
                 <w:szCs w:val="28"/>
               </w:rPr>
             </w:pPr>
             <w:r>
               <w:rPr>
-                <w:rFonts w:ascii="Candara" w:hAnsi="Candara"/>
+                <w:rFonts w:cs="Times New Roman"/>
                 <w:sz w:val="28"/>
                 <w:szCs w:val="28"/>
               </w:rPr>
@@ -3458,7 +3051,7 @@
             <w:proofErr w:type="spellStart"/>
             <w:r>
               <w:rPr>
-                <w:rFonts w:ascii="Candara" w:hAnsi="Candara"/>
+                <w:rFonts w:cs="Times New Roman"/>
                 <w:sz w:val="28"/>
                 <w:szCs w:val="28"/>
               </w:rPr>
@@ -3467,7 +3060,7 @@
             <w:proofErr w:type="spellEnd"/>
             <w:r>
               <w:rPr>
-                <w:rFonts w:ascii="Candara" w:hAnsi="Candara"/>
+                <w:rFonts w:cs="Times New Roman"/>
                 <w:sz w:val="28"/>
                 <w:szCs w:val="28"/>
               </w:rPr>
@@ -3476,7 +3069,7 @@
             <w:proofErr w:type="spellStart"/>
             <w:r>
               <w:rPr>
-                <w:rFonts w:ascii="Candara" w:hAnsi="Candara"/>
+                <w:rFonts w:cs="Times New Roman"/>
                 <w:sz w:val="28"/>
                 <w:szCs w:val="28"/>
               </w:rPr>
@@ -3485,7 +3078,7 @@
             <w:proofErr w:type="spellEnd"/>
             <w:r>
               <w:rPr>
-                <w:rFonts w:ascii="Candara" w:hAnsi="Candara"/>
+                <w:rFonts w:cs="Times New Roman"/>
                 <w:sz w:val="28"/>
                 <w:szCs w:val="28"/>
               </w:rPr>
@@ -3511,14 +3104,14 @@
               <w:spacing w:after="60"/>
               <w:jc w:val="both"/>
               <w:rPr>
-                <w:rFonts w:ascii="Candara" w:hAnsi="Candara"/>
+                <w:rFonts w:cs="Times New Roman"/>
                 <w:sz w:val="28"/>
                 <w:szCs w:val="28"/>
               </w:rPr>
             </w:pPr>
             <w:r>
               <w:rPr>
-                <w:rFonts w:ascii="Candara" w:hAnsi="Candara"/>
+                <w:rFonts w:cs="Times New Roman"/>
                 <w:sz w:val="28"/>
                 <w:szCs w:val="28"/>
               </w:rPr>
@@ -3542,7 +3135,7 @@
               <w:jc w:val="both"/>
               <w:cnfStyle w:val="000000000000" w:firstRow="0" w:lastRow="0" w:firstColumn="0" w:lastColumn="0" w:oddVBand="0" w:evenVBand="0" w:oddHBand="0" w:evenHBand="0" w:firstRowFirstColumn="0" w:firstRowLastColumn="0" w:lastRowFirstColumn="0" w:lastRowLastColumn="0"/>
               <w:rPr>
-                <w:rFonts w:ascii="Candara" w:hAnsi="Candara"/>
+                <w:rFonts w:ascii="Courier New" w:hAnsi="Courier New" w:cs="Courier New"/>
                 <w:sz w:val="28"/>
                 <w:szCs w:val="28"/>
               </w:rPr>
@@ -3550,7 +3143,7 @@
             <w:proofErr w:type="spellStart"/>
             <w:r>
               <w:rPr>
-                <w:rFonts w:ascii="Candara" w:hAnsi="Candara"/>
+                <w:rFonts w:ascii="Courier New" w:hAnsi="Courier New" w:cs="Courier New"/>
                 <w:sz w:val="28"/>
                 <w:szCs w:val="28"/>
               </w:rPr>
@@ -3559,7 +3152,7 @@
             <w:proofErr w:type="spellEnd"/>
             <w:r>
               <w:rPr>
-                <w:rFonts w:ascii="Candara" w:hAnsi="Candara"/>
+                <w:rFonts w:ascii="Courier New" w:hAnsi="Courier New" w:cs="Courier New"/>
                 <w:sz w:val="28"/>
                 <w:szCs w:val="28"/>
               </w:rPr>
@@ -3568,7 +3161,7 @@
             <w:proofErr w:type="spellStart"/>
             <w:r>
               <w:rPr>
-                <w:rFonts w:ascii="Candara" w:hAnsi="Candara"/>
+                <w:rFonts w:ascii="Courier New" w:hAnsi="Courier New" w:cs="Courier New"/>
                 <w:sz w:val="28"/>
                 <w:szCs w:val="28"/>
               </w:rPr>
@@ -3577,7 +3170,7 @@
             <w:proofErr w:type="spellEnd"/>
             <w:r>
               <w:rPr>
-                <w:rFonts w:ascii="Candara" w:hAnsi="Candara"/>
+                <w:rFonts w:ascii="Courier New" w:hAnsi="Courier New" w:cs="Courier New"/>
                 <w:sz w:val="28"/>
                 <w:szCs w:val="28"/>
               </w:rPr>
@@ -3586,7 +3179,7 @@
             <w:proofErr w:type="spellStart"/>
             <w:r>
               <w:rPr>
-                <w:rFonts w:ascii="Candara" w:hAnsi="Candara"/>
+                <w:rFonts w:ascii="Courier New" w:hAnsi="Courier New" w:cs="Courier New"/>
                 <w:sz w:val="28"/>
                 <w:szCs w:val="28"/>
               </w:rPr>
@@ -3611,14 +3204,14 @@
               <w:jc w:val="both"/>
               <w:cnfStyle w:val="000000000000" w:firstRow="0" w:lastRow="0" w:firstColumn="0" w:lastColumn="0" w:oddVBand="0" w:evenVBand="0" w:oddHBand="0" w:evenHBand="0" w:firstRowFirstColumn="0" w:firstRowLastColumn="0" w:lastRowFirstColumn="0" w:lastRowLastColumn="0"/>
               <w:rPr>
-                <w:rFonts w:ascii="Candara" w:hAnsi="Candara"/>
+                <w:rFonts w:cs="Times New Roman"/>
                 <w:sz w:val="28"/>
                 <w:szCs w:val="28"/>
               </w:rPr>
             </w:pPr>
             <w:r>
               <w:rPr>
-                <w:rFonts w:ascii="Candara" w:hAnsi="Candara"/>
+                <w:rFonts w:cs="Times New Roman"/>
                 <w:sz w:val="28"/>
                 <w:szCs w:val="28"/>
               </w:rPr>
@@ -3627,7 +3220,7 @@
             <w:proofErr w:type="spellStart"/>
             <w:r>
               <w:rPr>
-                <w:rFonts w:ascii="Candara" w:hAnsi="Candara"/>
+                <w:rFonts w:cs="Times New Roman"/>
                 <w:sz w:val="28"/>
                 <w:szCs w:val="28"/>
               </w:rPr>
@@ -3636,7 +3229,7 @@
             <w:proofErr w:type="spellEnd"/>
             <w:r>
               <w:rPr>
-                <w:rFonts w:ascii="Candara" w:hAnsi="Candara"/>
+                <w:rFonts w:cs="Times New Roman"/>
                 <w:sz w:val="28"/>
                 <w:szCs w:val="28"/>
               </w:rPr>
@@ -3645,7 +3238,7 @@
             <w:proofErr w:type="spellStart"/>
             <w:r>
               <w:rPr>
-                <w:rFonts w:ascii="Candara" w:hAnsi="Candara"/>
+                <w:rFonts w:cs="Times New Roman"/>
                 <w:sz w:val="28"/>
                 <w:szCs w:val="28"/>
               </w:rPr>
@@ -3654,7 +3247,7 @@
             <w:proofErr w:type="spellEnd"/>
             <w:r>
               <w:rPr>
-                <w:rFonts w:ascii="Candara" w:hAnsi="Candara"/>
+                <w:rFonts w:cs="Times New Roman"/>
                 <w:sz w:val="28"/>
                 <w:szCs w:val="28"/>
               </w:rPr>
@@ -3683,14 +3276,14 @@
               <w:spacing w:after="60"/>
               <w:jc w:val="both"/>
               <w:rPr>
-                <w:rFonts w:ascii="Candara" w:hAnsi="Candara"/>
+                <w:rFonts w:cs="Times New Roman"/>
                 <w:sz w:val="28"/>
                 <w:szCs w:val="28"/>
               </w:rPr>
             </w:pPr>
             <w:r>
               <w:rPr>
-                <w:rFonts w:ascii="Candara" w:hAnsi="Candara"/>
+                <w:rFonts w:cs="Times New Roman"/>
                 <w:sz w:val="28"/>
                 <w:szCs w:val="28"/>
               </w:rPr>
@@ -3714,7 +3307,7 @@
               <w:jc w:val="both"/>
               <w:cnfStyle w:val="000000100000" w:firstRow="0" w:lastRow="0" w:firstColumn="0" w:lastColumn="0" w:oddVBand="0" w:evenVBand="0" w:oddHBand="1" w:evenHBand="0" w:firstRowFirstColumn="0" w:firstRowLastColumn="0" w:lastRowFirstColumn="0" w:lastRowLastColumn="0"/>
               <w:rPr>
-                <w:rFonts w:ascii="Candara" w:hAnsi="Candara"/>
+                <w:rFonts w:ascii="Courier New" w:hAnsi="Courier New" w:cs="Courier New"/>
                 <w:sz w:val="28"/>
                 <w:szCs w:val="28"/>
               </w:rPr>
@@ -3722,7 +3315,7 @@
             <w:proofErr w:type="spellStart"/>
             <w:r>
               <w:rPr>
-                <w:rFonts w:ascii="Candara" w:hAnsi="Candara"/>
+                <w:rFonts w:ascii="Courier New" w:hAnsi="Courier New" w:cs="Courier New"/>
                 <w:sz w:val="28"/>
                 <w:szCs w:val="28"/>
               </w:rPr>
@@ -3731,7 +3324,7 @@
             <w:proofErr w:type="spellEnd"/>
             <w:r>
               <w:rPr>
-                <w:rFonts w:ascii="Candara" w:hAnsi="Candara"/>
+                <w:rFonts w:ascii="Courier New" w:hAnsi="Courier New" w:cs="Courier New"/>
                 <w:sz w:val="28"/>
                 <w:szCs w:val="28"/>
               </w:rPr>
@@ -3740,7 +3333,7 @@
             <w:proofErr w:type="spellStart"/>
             <w:r>
               <w:rPr>
-                <w:rFonts w:ascii="Candara" w:hAnsi="Candara"/>
+                <w:rFonts w:ascii="Courier New" w:hAnsi="Courier New" w:cs="Courier New"/>
                 <w:sz w:val="28"/>
                 <w:szCs w:val="28"/>
               </w:rPr>
@@ -3749,7 +3342,7 @@
             <w:proofErr w:type="spellEnd"/>
             <w:r>
               <w:rPr>
-                <w:rFonts w:ascii="Candara" w:hAnsi="Candara"/>
+                <w:rFonts w:ascii="Courier New" w:hAnsi="Courier New" w:cs="Courier New"/>
                 <w:sz w:val="28"/>
                 <w:szCs w:val="28"/>
               </w:rPr>
@@ -3758,7 +3351,7 @@
             <w:proofErr w:type="spellStart"/>
             <w:r>
               <w:rPr>
-                <w:rFonts w:ascii="Candara" w:hAnsi="Candara"/>
+                <w:rFonts w:ascii="Courier New" w:hAnsi="Courier New" w:cs="Courier New"/>
                 <w:sz w:val="28"/>
                 <w:szCs w:val="28"/>
               </w:rPr>
@@ -3767,7 +3360,7 @@
             <w:proofErr w:type="spellEnd"/>
             <w:r>
               <w:rPr>
-                <w:rFonts w:ascii="Candara" w:hAnsi="Candara"/>
+                <w:rFonts w:ascii="Courier New" w:hAnsi="Courier New" w:cs="Courier New"/>
                 <w:sz w:val="28"/>
                 <w:szCs w:val="28"/>
               </w:rPr>
@@ -3791,14 +3384,14 @@
               <w:jc w:val="both"/>
               <w:cnfStyle w:val="000000100000" w:firstRow="0" w:lastRow="0" w:firstColumn="0" w:lastColumn="0" w:oddVBand="0" w:evenVBand="0" w:oddHBand="1" w:evenHBand="0" w:firstRowFirstColumn="0" w:firstRowLastColumn="0" w:lastRowFirstColumn="0" w:lastRowLastColumn="0"/>
               <w:rPr>
-                <w:rFonts w:ascii="Candara" w:hAnsi="Candara"/>
+                <w:rFonts w:cs="Times New Roman"/>
                 <w:sz w:val="28"/>
                 <w:szCs w:val="28"/>
               </w:rPr>
             </w:pPr>
             <w:r>
               <w:rPr>
-                <w:rFonts w:ascii="Candara" w:hAnsi="Candara"/>
+                <w:rFonts w:cs="Times New Roman"/>
                 <w:sz w:val="28"/>
                 <w:szCs w:val="28"/>
               </w:rPr>
@@ -3807,7 +3400,7 @@
             <w:proofErr w:type="spellStart"/>
             <w:r>
               <w:rPr>
-                <w:rFonts w:ascii="Candara" w:hAnsi="Candara"/>
+                <w:rFonts w:cs="Times New Roman"/>
                 <w:sz w:val="28"/>
                 <w:szCs w:val="28"/>
               </w:rPr>
@@ -3816,7 +3409,7 @@
             <w:proofErr w:type="spellEnd"/>
             <w:r>
               <w:rPr>
-                <w:rFonts w:ascii="Candara" w:hAnsi="Candara"/>
+                <w:rFonts w:cs="Times New Roman"/>
                 <w:sz w:val="28"/>
                 <w:szCs w:val="28"/>
               </w:rPr>
@@ -3825,7 +3418,7 @@
             <w:proofErr w:type="spellStart"/>
             <w:r>
               <w:rPr>
-                <w:rFonts w:ascii="Candara" w:hAnsi="Candara"/>
+                <w:rFonts w:cs="Times New Roman"/>
                 <w:sz w:val="28"/>
                 <w:szCs w:val="28"/>
               </w:rPr>
@@ -3834,7 +3427,7 @@
             <w:proofErr w:type="spellEnd"/>
             <w:r>
               <w:rPr>
-                <w:rFonts w:ascii="Candara" w:hAnsi="Candara"/>
+                <w:rFonts w:cs="Times New Roman"/>
                 <w:sz w:val="28"/>
                 <w:szCs w:val="28"/>
               </w:rPr>
@@ -3860,14 +3453,14 @@
               <w:spacing w:after="60"/>
               <w:jc w:val="both"/>
               <w:rPr>
-                <w:rFonts w:ascii="Candara" w:hAnsi="Candara"/>
+                <w:rFonts w:cs="Times New Roman"/>
                 <w:sz w:val="28"/>
                 <w:szCs w:val="28"/>
               </w:rPr>
             </w:pPr>
             <w:r>
               <w:rPr>
-                <w:rFonts w:ascii="Candara" w:hAnsi="Candara"/>
+                <w:rFonts w:cs="Times New Roman"/>
                 <w:sz w:val="28"/>
                 <w:szCs w:val="28"/>
               </w:rPr>
@@ -3891,7 +3484,7 @@
               <w:jc w:val="both"/>
               <w:cnfStyle w:val="000000000000" w:firstRow="0" w:lastRow="0" w:firstColumn="0" w:lastColumn="0" w:oddVBand="0" w:evenVBand="0" w:oddHBand="0" w:evenHBand="0" w:firstRowFirstColumn="0" w:firstRowLastColumn="0" w:lastRowFirstColumn="0" w:lastRowLastColumn="0"/>
               <w:rPr>
-                <w:rFonts w:ascii="Candara" w:hAnsi="Candara"/>
+                <w:rFonts w:ascii="Courier New" w:hAnsi="Courier New" w:cs="Courier New"/>
                 <w:sz w:val="28"/>
                 <w:szCs w:val="28"/>
               </w:rPr>
@@ -3899,7 +3492,7 @@
             <w:proofErr w:type="spellStart"/>
             <w:r>
               <w:rPr>
-                <w:rFonts w:ascii="Candara" w:hAnsi="Candara"/>
+                <w:rFonts w:ascii="Courier New" w:hAnsi="Courier New" w:cs="Courier New"/>
                 <w:sz w:val="28"/>
                 <w:szCs w:val="28"/>
               </w:rPr>
@@ -3908,7 +3501,7 @@
             <w:proofErr w:type="spellEnd"/>
             <w:r>
               <w:rPr>
-                <w:rFonts w:ascii="Candara" w:hAnsi="Candara"/>
+                <w:rFonts w:ascii="Courier New" w:hAnsi="Courier New" w:cs="Courier New"/>
                 <w:sz w:val="28"/>
                 <w:szCs w:val="28"/>
               </w:rPr>
@@ -3917,7 +3510,7 @@
             <w:proofErr w:type="spellStart"/>
             <w:r>
               <w:rPr>
-                <w:rFonts w:ascii="Candara" w:hAnsi="Candara"/>
+                <w:rFonts w:ascii="Courier New" w:hAnsi="Courier New" w:cs="Courier New"/>
                 <w:sz w:val="28"/>
                 <w:szCs w:val="28"/>
               </w:rPr>
@@ -3942,14 +3535,14 @@
               <w:jc w:val="both"/>
               <w:cnfStyle w:val="000000000000" w:firstRow="0" w:lastRow="0" w:firstColumn="0" w:lastColumn="0" w:oddVBand="0" w:evenVBand="0" w:oddHBand="0" w:evenHBand="0" w:firstRowFirstColumn="0" w:firstRowLastColumn="0" w:lastRowFirstColumn="0" w:lastRowLastColumn="0"/>
               <w:rPr>
-                <w:rFonts w:ascii="Candara" w:hAnsi="Candara"/>
+                <w:rFonts w:cs="Times New Roman"/>
                 <w:sz w:val="28"/>
                 <w:szCs w:val="28"/>
               </w:rPr>
             </w:pPr>
             <w:r>
               <w:rPr>
-                <w:rFonts w:ascii="Candara" w:hAnsi="Candara"/>
+                <w:rFonts w:cs="Times New Roman"/>
                 <w:sz w:val="28"/>
                 <w:szCs w:val="28"/>
               </w:rPr>
@@ -3958,7 +3551,7 @@
             <w:proofErr w:type="spellStart"/>
             <w:r>
               <w:rPr>
-                <w:rFonts w:ascii="Candara" w:hAnsi="Candara"/>
+                <w:rFonts w:cs="Times New Roman"/>
                 <w:sz w:val="28"/>
                 <w:szCs w:val="28"/>
               </w:rPr>
@@ -3967,7 +3560,7 @@
             <w:proofErr w:type="spellEnd"/>
             <w:r>
               <w:rPr>
-                <w:rFonts w:ascii="Candara" w:hAnsi="Candara"/>
+                <w:rFonts w:cs="Times New Roman"/>
                 <w:sz w:val="28"/>
                 <w:szCs w:val="28"/>
               </w:rPr>
@@ -3976,7 +3569,7 @@
             <w:proofErr w:type="spellStart"/>
             <w:r>
               <w:rPr>
-                <w:rFonts w:ascii="Candara" w:hAnsi="Candara"/>
+                <w:rFonts w:cs="Times New Roman"/>
                 <w:sz w:val="28"/>
                 <w:szCs w:val="28"/>
               </w:rPr>
@@ -3985,7 +3578,7 @@
             <w:proofErr w:type="spellEnd"/>
             <w:r>
               <w:rPr>
-                <w:rFonts w:ascii="Candara" w:hAnsi="Candara"/>
+                <w:rFonts w:cs="Times New Roman"/>
                 <w:sz w:val="28"/>
                 <w:szCs w:val="28"/>
               </w:rPr>
@@ -3994,7 +3587,7 @@
             <w:proofErr w:type="spellStart"/>
             <w:r>
               <w:rPr>
-                <w:rFonts w:ascii="Candara" w:hAnsi="Candara"/>
+                <w:rFonts w:cs="Times New Roman"/>
                 <w:sz w:val="28"/>
                 <w:szCs w:val="28"/>
               </w:rPr>
@@ -4003,7 +3596,7 @@
             <w:proofErr w:type="spellEnd"/>
             <w:r>
               <w:rPr>
-                <w:rFonts w:ascii="Candara" w:hAnsi="Candara"/>
+                <w:rFonts w:cs="Times New Roman"/>
                 <w:sz w:val="28"/>
                 <w:szCs w:val="28"/>
               </w:rPr>
@@ -4012,7 +3605,7 @@
             <w:proofErr w:type="spellStart"/>
             <w:r>
               <w:rPr>
-                <w:rFonts w:ascii="Candara" w:hAnsi="Candara"/>
+                <w:rFonts w:cs="Times New Roman"/>
                 <w:sz w:val="28"/>
                 <w:szCs w:val="28"/>
               </w:rPr>
@@ -4021,7 +3614,7 @@
             <w:proofErr w:type="spellEnd"/>
             <w:r>
               <w:rPr>
-                <w:rFonts w:ascii="Candara" w:hAnsi="Candara"/>
+                <w:rFonts w:cs="Times New Roman"/>
                 <w:sz w:val="28"/>
                 <w:szCs w:val="28"/>
               </w:rPr>
@@ -4030,7 +3623,7 @@
             <w:proofErr w:type="spellStart"/>
             <w:r>
               <w:rPr>
-                <w:rFonts w:ascii="Candara" w:hAnsi="Candara"/>
+                <w:rFonts w:cs="Times New Roman"/>
                 <w:sz w:val="28"/>
                 <w:szCs w:val="28"/>
               </w:rPr>
@@ -4039,7 +3632,7 @@
             <w:proofErr w:type="spellEnd"/>
             <w:r>
               <w:rPr>
-                <w:rFonts w:ascii="Candara" w:hAnsi="Candara"/>
+                <w:rFonts w:cs="Times New Roman"/>
                 <w:sz w:val="28"/>
                 <w:szCs w:val="28"/>
               </w:rPr>
@@ -4068,14 +3661,14 @@
               <w:spacing w:after="60"/>
               <w:jc w:val="both"/>
               <w:rPr>
-                <w:rFonts w:ascii="Candara" w:hAnsi="Candara"/>
+                <w:rFonts w:cs="Times New Roman"/>
                 <w:sz w:val="28"/>
                 <w:szCs w:val="28"/>
               </w:rPr>
             </w:pPr>
             <w:r>
               <w:rPr>
-                <w:rFonts w:ascii="Candara" w:hAnsi="Candara"/>
+                <w:rFonts w:cs="Times New Roman"/>
                 <w:sz w:val="28"/>
                 <w:szCs w:val="28"/>
               </w:rPr>
@@ -4099,7 +3692,7 @@
               <w:jc w:val="both"/>
               <w:cnfStyle w:val="000000100000" w:firstRow="0" w:lastRow="0" w:firstColumn="0" w:lastColumn="0" w:oddVBand="0" w:evenVBand="0" w:oddHBand="1" w:evenHBand="0" w:firstRowFirstColumn="0" w:firstRowLastColumn="0" w:lastRowFirstColumn="0" w:lastRowLastColumn="0"/>
               <w:rPr>
-                <w:rFonts w:ascii="Candara" w:hAnsi="Candara"/>
+                <w:rFonts w:ascii="Courier New" w:hAnsi="Courier New" w:cs="Courier New"/>
                 <w:sz w:val="28"/>
                 <w:szCs w:val="28"/>
               </w:rPr>
@@ -4107,7 +3700,7 @@
             <w:proofErr w:type="spellStart"/>
             <w:r>
               <w:rPr>
-                <w:rFonts w:ascii="Candara" w:hAnsi="Candara"/>
+                <w:rFonts w:ascii="Courier New" w:hAnsi="Courier New" w:cs="Courier New"/>
                 <w:sz w:val="28"/>
                 <w:szCs w:val="28"/>
               </w:rPr>
@@ -4116,7 +3709,7 @@
             <w:proofErr w:type="spellEnd"/>
             <w:r>
               <w:rPr>
-                <w:rFonts w:ascii="Candara" w:hAnsi="Candara"/>
+                <w:rFonts w:ascii="Courier New" w:hAnsi="Courier New" w:cs="Courier New"/>
                 <w:sz w:val="28"/>
                 <w:szCs w:val="28"/>
               </w:rPr>
@@ -4125,7 +3718,7 @@
             <w:proofErr w:type="spellStart"/>
             <w:r>
               <w:rPr>
-                <w:rFonts w:ascii="Candara" w:hAnsi="Candara"/>
+                <w:rFonts w:ascii="Courier New" w:hAnsi="Courier New" w:cs="Courier New"/>
                 <w:sz w:val="28"/>
                 <w:szCs w:val="28"/>
               </w:rPr>
@@ -4134,7 +3727,7 @@
             <w:proofErr w:type="spellEnd"/>
             <w:r>
               <w:rPr>
-                <w:rFonts w:ascii="Candara" w:hAnsi="Candara"/>
+                <w:rFonts w:ascii="Courier New" w:hAnsi="Courier New" w:cs="Courier New"/>
                 <w:sz w:val="28"/>
                 <w:szCs w:val="28"/>
               </w:rPr>
@@ -4143,7 +3736,7 @@
             <w:proofErr w:type="spellStart"/>
             <w:r>
               <w:rPr>
-                <w:rFonts w:ascii="Candara" w:hAnsi="Candara"/>
+                <w:rFonts w:ascii="Courier New" w:hAnsi="Courier New" w:cs="Courier New"/>
                 <w:sz w:val="28"/>
                 <w:szCs w:val="28"/>
               </w:rPr>
@@ -4152,7 +3745,7 @@
             <w:proofErr w:type="spellEnd"/>
             <w:r>
               <w:rPr>
-                <w:rFonts w:ascii="Candara" w:hAnsi="Candara"/>
+                <w:rFonts w:ascii="Courier New" w:hAnsi="Courier New" w:cs="Courier New"/>
                 <w:sz w:val="28"/>
                 <w:szCs w:val="28"/>
               </w:rPr>
@@ -4176,14 +3769,14 @@
               <w:jc w:val="both"/>
               <w:cnfStyle w:val="000000100000" w:firstRow="0" w:lastRow="0" w:firstColumn="0" w:lastColumn="0" w:oddVBand="0" w:evenVBand="0" w:oddHBand="1" w:evenHBand="0" w:firstRowFirstColumn="0" w:firstRowLastColumn="0" w:lastRowFirstColumn="0" w:lastRowLastColumn="0"/>
               <w:rPr>
-                <w:rFonts w:ascii="Candara" w:hAnsi="Candara"/>
+                <w:rFonts w:cs="Times New Roman"/>
                 <w:sz w:val="28"/>
                 <w:szCs w:val="28"/>
               </w:rPr>
             </w:pPr>
             <w:r>
               <w:rPr>
-                <w:rFonts w:ascii="Candara" w:hAnsi="Candara"/>
+                <w:rFonts w:cs="Times New Roman"/>
                 <w:sz w:val="28"/>
                 <w:szCs w:val="28"/>
               </w:rPr>
@@ -4192,7 +3785,7 @@
             <w:proofErr w:type="spellStart"/>
             <w:r>
               <w:rPr>
-                <w:rFonts w:ascii="Candara" w:hAnsi="Candara"/>
+                <w:rFonts w:cs="Times New Roman"/>
                 <w:sz w:val="28"/>
                 <w:szCs w:val="28"/>
               </w:rPr>
@@ -4201,7 +3794,7 @@
             <w:proofErr w:type="spellEnd"/>
             <w:r>
               <w:rPr>
-                <w:rFonts w:ascii="Candara" w:hAnsi="Candara"/>
+                <w:rFonts w:cs="Times New Roman"/>
                 <w:sz w:val="28"/>
                 <w:szCs w:val="28"/>
               </w:rPr>
@@ -4210,7 +3803,7 @@
             <w:proofErr w:type="spellStart"/>
             <w:r>
               <w:rPr>
-                <w:rFonts w:ascii="Candara" w:hAnsi="Candara"/>
+                <w:rFonts w:cs="Times New Roman"/>
                 <w:sz w:val="28"/>
                 <w:szCs w:val="28"/>
               </w:rPr>
@@ -4219,7 +3812,7 @@
             <w:proofErr w:type="spellEnd"/>
             <w:r>
               <w:rPr>
-                <w:rFonts w:ascii="Candara" w:hAnsi="Candara"/>
+                <w:rFonts w:cs="Times New Roman"/>
                 <w:sz w:val="28"/>
                 <w:szCs w:val="28"/>
               </w:rPr>
@@ -4228,7 +3821,7 @@
             <w:proofErr w:type="spellStart"/>
             <w:r>
               <w:rPr>
-                <w:rFonts w:ascii="Candara" w:hAnsi="Candara"/>
+                <w:rFonts w:cs="Times New Roman"/>
                 <w:sz w:val="28"/>
                 <w:szCs w:val="28"/>
               </w:rPr>
@@ -4237,7 +3830,7 @@
             <w:proofErr w:type="spellEnd"/>
             <w:r>
               <w:rPr>
-                <w:rFonts w:ascii="Candara" w:hAnsi="Candara"/>
+                <w:rFonts w:cs="Times New Roman"/>
                 <w:sz w:val="28"/>
                 <w:szCs w:val="28"/>
               </w:rPr>
@@ -4246,7 +3839,7 @@
             <w:proofErr w:type="spellStart"/>
             <w:r>
               <w:rPr>
-                <w:rFonts w:ascii="Candara" w:hAnsi="Candara"/>
+                <w:rFonts w:cs="Times New Roman"/>
                 <w:sz w:val="28"/>
                 <w:szCs w:val="28"/>
               </w:rPr>
@@ -4255,7 +3848,7 @@
             <w:proofErr w:type="spellEnd"/>
             <w:r>
               <w:rPr>
-                <w:rFonts w:ascii="Candara" w:hAnsi="Candara"/>
+                <w:rFonts w:cs="Times New Roman"/>
                 <w:sz w:val="28"/>
                 <w:szCs w:val="28"/>
               </w:rPr>
@@ -4281,14 +3874,14 @@
               <w:spacing w:after="60"/>
               <w:jc w:val="both"/>
               <w:rPr>
-                <w:rFonts w:ascii="Candara" w:hAnsi="Candara"/>
+                <w:rFonts w:cs="Times New Roman"/>
                 <w:sz w:val="28"/>
                 <w:szCs w:val="28"/>
               </w:rPr>
             </w:pPr>
             <w:r>
               <w:rPr>
-                <w:rFonts w:ascii="Candara" w:hAnsi="Candara"/>
+                <w:rFonts w:cs="Times New Roman"/>
                 <w:sz w:val="28"/>
                 <w:szCs w:val="28"/>
               </w:rPr>
@@ -4312,7 +3905,7 @@
               <w:jc w:val="both"/>
               <w:cnfStyle w:val="000000000000" w:firstRow="0" w:lastRow="0" w:firstColumn="0" w:lastColumn="0" w:oddVBand="0" w:evenVBand="0" w:oddHBand="0" w:evenHBand="0" w:firstRowFirstColumn="0" w:firstRowLastColumn="0" w:lastRowFirstColumn="0" w:lastRowLastColumn="0"/>
               <w:rPr>
-                <w:rFonts w:ascii="Candara" w:hAnsi="Candara"/>
+                <w:rFonts w:ascii="Courier New" w:hAnsi="Courier New" w:cs="Courier New"/>
                 <w:sz w:val="28"/>
                 <w:szCs w:val="28"/>
               </w:rPr>
@@ -4320,7 +3913,7 @@
             <w:proofErr w:type="spellStart"/>
             <w:r>
               <w:rPr>
-                <w:rFonts w:ascii="Candara" w:hAnsi="Candara"/>
+                <w:rFonts w:ascii="Courier New" w:hAnsi="Courier New" w:cs="Courier New"/>
                 <w:sz w:val="28"/>
                 <w:szCs w:val="28"/>
               </w:rPr>
@@ -4329,7 +3922,7 @@
             <w:proofErr w:type="spellEnd"/>
             <w:r>
               <w:rPr>
-                <w:rFonts w:ascii="Candara" w:hAnsi="Candara"/>
+                <w:rFonts w:ascii="Courier New" w:hAnsi="Courier New" w:cs="Courier New"/>
                 <w:sz w:val="28"/>
                 <w:szCs w:val="28"/>
               </w:rPr>
@@ -4338,7 +3931,7 @@
             <w:proofErr w:type="spellStart"/>
             <w:r>
               <w:rPr>
-                <w:rFonts w:ascii="Candara" w:hAnsi="Candara"/>
+                <w:rFonts w:ascii="Courier New" w:hAnsi="Courier New" w:cs="Courier New"/>
                 <w:sz w:val="28"/>
                 <w:szCs w:val="28"/>
               </w:rPr>
@@ -4363,14 +3956,14 @@
               <w:jc w:val="both"/>
               <w:cnfStyle w:val="000000000000" w:firstRow="0" w:lastRow="0" w:firstColumn="0" w:lastColumn="0" w:oddVBand="0" w:evenVBand="0" w:oddHBand="0" w:evenHBand="0" w:firstRowFirstColumn="0" w:firstRowLastColumn="0" w:lastRowFirstColumn="0" w:lastRowLastColumn="0"/>
               <w:rPr>
-                <w:rFonts w:ascii="Candara" w:hAnsi="Candara"/>
+                <w:rFonts w:cs="Times New Roman"/>
                 <w:sz w:val="28"/>
                 <w:szCs w:val="28"/>
               </w:rPr>
             </w:pPr>
             <w:r>
               <w:rPr>
-                <w:rFonts w:ascii="Candara" w:hAnsi="Candara"/>
+                <w:rFonts w:cs="Times New Roman"/>
                 <w:sz w:val="28"/>
                 <w:szCs w:val="28"/>
               </w:rPr>
@@ -4379,7 +3972,7 @@
             <w:proofErr w:type="spellStart"/>
             <w:r>
               <w:rPr>
-                <w:rFonts w:ascii="Candara" w:hAnsi="Candara"/>
+                <w:rFonts w:cs="Times New Roman"/>
                 <w:sz w:val="28"/>
                 <w:szCs w:val="28"/>
               </w:rPr>
@@ -4388,7 +3981,7 @@
             <w:proofErr w:type="spellEnd"/>
             <w:r>
               <w:rPr>
-                <w:rFonts w:ascii="Candara" w:hAnsi="Candara"/>
+                <w:rFonts w:cs="Times New Roman"/>
                 <w:sz w:val="28"/>
                 <w:szCs w:val="28"/>
               </w:rPr>
@@ -4397,7 +3990,7 @@
             <w:proofErr w:type="spellStart"/>
             <w:r>
               <w:rPr>
-                <w:rFonts w:ascii="Candara" w:hAnsi="Candara"/>
+                <w:rFonts w:cs="Times New Roman"/>
                 <w:sz w:val="28"/>
                 <w:szCs w:val="28"/>
               </w:rPr>
@@ -4406,7 +3999,7 @@
             <w:proofErr w:type="spellEnd"/>
             <w:r>
               <w:rPr>
-                <w:rFonts w:ascii="Candara" w:hAnsi="Candara"/>
+                <w:rFonts w:cs="Times New Roman"/>
                 <w:sz w:val="28"/>
                 <w:szCs w:val="28"/>
               </w:rPr>
@@ -4435,14 +4028,14 @@
               <w:spacing w:after="60"/>
               <w:jc w:val="both"/>
               <w:rPr>
-                <w:rFonts w:ascii="Candara" w:hAnsi="Candara"/>
+                <w:rFonts w:cs="Times New Roman"/>
                 <w:sz w:val="28"/>
                 <w:szCs w:val="28"/>
               </w:rPr>
             </w:pPr>
             <w:r>
               <w:rPr>
-                <w:rFonts w:ascii="Candara" w:hAnsi="Candara"/>
+                <w:rFonts w:cs="Times New Roman"/>
                 <w:sz w:val="28"/>
                 <w:szCs w:val="28"/>
               </w:rPr>
@@ -4466,7 +4059,7 @@
               <w:jc w:val="both"/>
               <w:cnfStyle w:val="000000100000" w:firstRow="0" w:lastRow="0" w:firstColumn="0" w:lastColumn="0" w:oddVBand="0" w:evenVBand="0" w:oddHBand="1" w:evenHBand="0" w:firstRowFirstColumn="0" w:firstRowLastColumn="0" w:lastRowFirstColumn="0" w:lastRowLastColumn="0"/>
               <w:rPr>
-                <w:rFonts w:ascii="Candara" w:hAnsi="Candara"/>
+                <w:rFonts w:ascii="Courier New" w:hAnsi="Courier New" w:cs="Courier New"/>
                 <w:sz w:val="28"/>
                 <w:szCs w:val="28"/>
               </w:rPr>
@@ -4474,7 +4067,7 @@
             <w:proofErr w:type="spellStart"/>
             <w:r>
               <w:rPr>
-                <w:rFonts w:ascii="Candara" w:hAnsi="Candara"/>
+                <w:rFonts w:ascii="Courier New" w:hAnsi="Courier New" w:cs="Courier New"/>
                 <w:sz w:val="28"/>
                 <w:szCs w:val="28"/>
               </w:rPr>
@@ -4483,7 +4076,7 @@
             <w:proofErr w:type="spellEnd"/>
             <w:r>
               <w:rPr>
-                <w:rFonts w:ascii="Candara" w:hAnsi="Candara"/>
+                <w:rFonts w:ascii="Courier New" w:hAnsi="Courier New" w:cs="Courier New"/>
                 <w:sz w:val="28"/>
                 <w:szCs w:val="28"/>
               </w:rPr>
@@ -4492,7 +4085,7 @@
             <w:proofErr w:type="spellStart"/>
             <w:r>
               <w:rPr>
-                <w:rFonts w:ascii="Candara" w:hAnsi="Candara"/>
+                <w:rFonts w:ascii="Courier New" w:hAnsi="Courier New" w:cs="Courier New"/>
                 <w:sz w:val="28"/>
                 <w:szCs w:val="28"/>
               </w:rPr>
@@ -4501,7 +4094,7 @@
             <w:proofErr w:type="spellEnd"/>
             <w:r>
               <w:rPr>
-                <w:rFonts w:ascii="Candara" w:hAnsi="Candara"/>
+                <w:rFonts w:ascii="Courier New" w:hAnsi="Courier New" w:cs="Courier New"/>
                 <w:sz w:val="28"/>
                 <w:szCs w:val="28"/>
               </w:rPr>
@@ -4525,14 +4118,14 @@
               <w:jc w:val="both"/>
               <w:cnfStyle w:val="000000100000" w:firstRow="0" w:lastRow="0" w:firstColumn="0" w:lastColumn="0" w:oddVBand="0" w:evenVBand="0" w:oddHBand="1" w:evenHBand="0" w:firstRowFirstColumn="0" w:firstRowLastColumn="0" w:lastRowFirstColumn="0" w:lastRowLastColumn="0"/>
               <w:rPr>
-                <w:rFonts w:ascii="Candara" w:hAnsi="Candara"/>
+                <w:rFonts w:cs="Times New Roman"/>
                 <w:sz w:val="28"/>
                 <w:szCs w:val="28"/>
               </w:rPr>
             </w:pPr>
             <w:r>
               <w:rPr>
-                <w:rFonts w:ascii="Candara" w:hAnsi="Candara"/>
+                <w:rFonts w:cs="Times New Roman"/>
                 <w:sz w:val="28"/>
                 <w:szCs w:val="28"/>
               </w:rPr>
@@ -4541,7 +4134,7 @@
             <w:proofErr w:type="spellStart"/>
             <w:r>
               <w:rPr>
-                <w:rFonts w:ascii="Candara" w:hAnsi="Candara"/>
+                <w:rFonts w:cs="Times New Roman"/>
                 <w:sz w:val="28"/>
                 <w:szCs w:val="28"/>
               </w:rPr>
@@ -4550,7 +4143,7 @@
             <w:proofErr w:type="spellEnd"/>
             <w:r>
               <w:rPr>
-                <w:rFonts w:ascii="Candara" w:hAnsi="Candara"/>
+                <w:rFonts w:cs="Times New Roman"/>
                 <w:sz w:val="28"/>
                 <w:szCs w:val="28"/>
               </w:rPr>
@@ -4559,7 +4152,7 @@
             <w:proofErr w:type="spellStart"/>
             <w:r>
               <w:rPr>
-                <w:rFonts w:ascii="Candara" w:hAnsi="Candara"/>
+                <w:rFonts w:cs="Times New Roman"/>
                 <w:sz w:val="28"/>
                 <w:szCs w:val="28"/>
               </w:rPr>
@@ -4568,7 +4161,7 @@
             <w:proofErr w:type="spellEnd"/>
             <w:r>
               <w:rPr>
-                <w:rFonts w:ascii="Candara" w:hAnsi="Candara"/>
+                <w:rFonts w:cs="Times New Roman"/>
                 <w:sz w:val="28"/>
                 <w:szCs w:val="28"/>
               </w:rPr>
@@ -4594,17 +4187,18 @@
               <w:spacing w:after="60"/>
               <w:jc w:val="both"/>
               <w:rPr>
-                <w:rFonts w:ascii="Candara" w:hAnsi="Candara"/>
+                <w:rFonts w:cs="Times New Roman"/>
                 <w:sz w:val="28"/>
                 <w:szCs w:val="28"/>
               </w:rPr>
             </w:pPr>
             <w:r>
               <w:rPr>
-                <w:rFonts w:ascii="Candara" w:hAnsi="Candara"/>
-                <w:sz w:val="28"/>
-                <w:szCs w:val="28"/>
-              </w:rPr>
+                <w:rFonts w:cs="Times New Roman"/>
+                <w:sz w:val="28"/>
+                <w:szCs w:val="28"/>
+              </w:rPr>
+              <w:lastRenderedPageBreak/>
               <w:t>14</w:t>
             </w:r>
           </w:p>
@@ -4625,7 +4219,7 @@
               <w:jc w:val="both"/>
               <w:cnfStyle w:val="000000000000" w:firstRow="0" w:lastRow="0" w:firstColumn="0" w:lastColumn="0" w:oddVBand="0" w:evenVBand="0" w:oddHBand="0" w:evenHBand="0" w:firstRowFirstColumn="0" w:firstRowLastColumn="0" w:lastRowFirstColumn="0" w:lastRowLastColumn="0"/>
               <w:rPr>
-                <w:rFonts w:ascii="Candara" w:hAnsi="Candara"/>
+                <w:rFonts w:ascii="Courier New" w:hAnsi="Courier New" w:cs="Courier New"/>
                 <w:sz w:val="28"/>
                 <w:szCs w:val="28"/>
               </w:rPr>
@@ -4633,7 +4227,7 @@
             <w:proofErr w:type="spellStart"/>
             <w:r>
               <w:rPr>
-                <w:rFonts w:ascii="Candara" w:hAnsi="Candara"/>
+                <w:rFonts w:ascii="Courier New" w:hAnsi="Courier New" w:cs="Courier New"/>
                 <w:sz w:val="28"/>
                 <w:szCs w:val="28"/>
               </w:rPr>
@@ -4642,7 +4236,7 @@
             <w:proofErr w:type="spellEnd"/>
             <w:r>
               <w:rPr>
-                <w:rFonts w:ascii="Candara" w:hAnsi="Candara"/>
+                <w:rFonts w:ascii="Courier New" w:hAnsi="Courier New" w:cs="Courier New"/>
                 <w:sz w:val="28"/>
                 <w:szCs w:val="28"/>
               </w:rPr>
@@ -4666,14 +4260,14 @@
               <w:jc w:val="both"/>
               <w:cnfStyle w:val="000000000000" w:firstRow="0" w:lastRow="0" w:firstColumn="0" w:lastColumn="0" w:oddVBand="0" w:evenVBand="0" w:oddHBand="0" w:evenHBand="0" w:firstRowFirstColumn="0" w:firstRowLastColumn="0" w:lastRowFirstColumn="0" w:lastRowLastColumn="0"/>
               <w:rPr>
-                <w:rFonts w:ascii="Candara" w:hAnsi="Candara"/>
+                <w:rFonts w:cs="Times New Roman"/>
                 <w:sz w:val="28"/>
                 <w:szCs w:val="28"/>
               </w:rPr>
             </w:pPr>
             <w:r>
               <w:rPr>
-                <w:rFonts w:ascii="Candara" w:hAnsi="Candara"/>
+                <w:rFonts w:cs="Times New Roman"/>
                 <w:sz w:val="28"/>
                 <w:szCs w:val="28"/>
               </w:rPr>
@@ -4682,7 +4276,7 @@
             <w:proofErr w:type="spellStart"/>
             <w:r>
               <w:rPr>
-                <w:rFonts w:ascii="Candara" w:hAnsi="Candara"/>
+                <w:rFonts w:cs="Times New Roman"/>
                 <w:sz w:val="28"/>
                 <w:szCs w:val="28"/>
               </w:rPr>
@@ -4691,7 +4285,7 @@
             <w:proofErr w:type="spellEnd"/>
             <w:r>
               <w:rPr>
-                <w:rFonts w:ascii="Candara" w:hAnsi="Candara"/>
+                <w:rFonts w:cs="Times New Roman"/>
                 <w:sz w:val="28"/>
                 <w:szCs w:val="28"/>
               </w:rPr>
@@ -4720,14 +4314,14 @@
               <w:spacing w:after="60"/>
               <w:jc w:val="both"/>
               <w:rPr>
-                <w:rFonts w:ascii="Candara" w:hAnsi="Candara"/>
+                <w:rFonts w:cs="Times New Roman"/>
                 <w:sz w:val="28"/>
                 <w:szCs w:val="28"/>
               </w:rPr>
             </w:pPr>
             <w:r>
               <w:rPr>
-                <w:rFonts w:ascii="Candara" w:hAnsi="Candara"/>
+                <w:rFonts w:cs="Times New Roman"/>
                 <w:sz w:val="28"/>
                 <w:szCs w:val="28"/>
               </w:rPr>
@@ -4751,7 +4345,7 @@
               <w:jc w:val="both"/>
               <w:cnfStyle w:val="000000100000" w:firstRow="0" w:lastRow="0" w:firstColumn="0" w:lastColumn="0" w:oddVBand="0" w:evenVBand="0" w:oddHBand="1" w:evenHBand="0" w:firstRowFirstColumn="0" w:firstRowLastColumn="0" w:lastRowFirstColumn="0" w:lastRowLastColumn="0"/>
               <w:rPr>
-                <w:rFonts w:ascii="Candara" w:hAnsi="Candara"/>
+                <w:rFonts w:ascii="Courier New" w:hAnsi="Courier New" w:cs="Courier New"/>
                 <w:sz w:val="28"/>
                 <w:szCs w:val="28"/>
               </w:rPr>
@@ -4759,7 +4353,7 @@
             <w:proofErr w:type="spellStart"/>
             <w:r>
               <w:rPr>
-                <w:rFonts w:ascii="Candara" w:hAnsi="Candara"/>
+                <w:rFonts w:ascii="Courier New" w:hAnsi="Courier New" w:cs="Courier New"/>
                 <w:sz w:val="28"/>
                 <w:szCs w:val="28"/>
               </w:rPr>
@@ -4768,7 +4362,7 @@
             <w:proofErr w:type="spellEnd"/>
             <w:r>
               <w:rPr>
-                <w:rFonts w:ascii="Candara" w:hAnsi="Candara"/>
+                <w:rFonts w:ascii="Courier New" w:hAnsi="Courier New" w:cs="Courier New"/>
                 <w:sz w:val="28"/>
                 <w:szCs w:val="28"/>
               </w:rPr>
@@ -4777,7 +4371,7 @@
             <w:proofErr w:type="spellStart"/>
             <w:r>
               <w:rPr>
-                <w:rFonts w:ascii="Candara" w:hAnsi="Candara"/>
+                <w:rFonts w:ascii="Courier New" w:hAnsi="Courier New" w:cs="Courier New"/>
                 <w:sz w:val="28"/>
                 <w:szCs w:val="28"/>
               </w:rPr>
@@ -4802,14 +4396,14 @@
               <w:jc w:val="both"/>
               <w:cnfStyle w:val="000000100000" w:firstRow="0" w:lastRow="0" w:firstColumn="0" w:lastColumn="0" w:oddVBand="0" w:evenVBand="0" w:oddHBand="1" w:evenHBand="0" w:firstRowFirstColumn="0" w:firstRowLastColumn="0" w:lastRowFirstColumn="0" w:lastRowLastColumn="0"/>
               <w:rPr>
-                <w:rFonts w:ascii="Candara" w:hAnsi="Candara"/>
+                <w:rFonts w:cs="Times New Roman"/>
                 <w:sz w:val="28"/>
                 <w:szCs w:val="28"/>
               </w:rPr>
             </w:pPr>
             <w:r>
               <w:rPr>
-                <w:rFonts w:ascii="Candara" w:hAnsi="Candara"/>
+                <w:rFonts w:cs="Times New Roman"/>
                 <w:sz w:val="28"/>
                 <w:szCs w:val="28"/>
               </w:rPr>
@@ -4818,7 +4412,7 @@
             <w:proofErr w:type="spellStart"/>
             <w:r>
               <w:rPr>
-                <w:rFonts w:ascii="Candara" w:hAnsi="Candara"/>
+                <w:rFonts w:cs="Times New Roman"/>
                 <w:sz w:val="28"/>
                 <w:szCs w:val="28"/>
               </w:rPr>
@@ -4827,7 +4421,7 @@
             <w:proofErr w:type="spellEnd"/>
             <w:r>
               <w:rPr>
-                <w:rFonts w:ascii="Candara" w:hAnsi="Candara"/>
+                <w:rFonts w:cs="Times New Roman"/>
                 <w:sz w:val="28"/>
                 <w:szCs w:val="28"/>
               </w:rPr>
@@ -4853,14 +4447,14 @@
               <w:spacing w:after="60"/>
               <w:jc w:val="both"/>
               <w:rPr>
-                <w:rFonts w:ascii="Candara" w:hAnsi="Candara"/>
+                <w:rFonts w:cs="Times New Roman"/>
                 <w:sz w:val="28"/>
                 <w:szCs w:val="28"/>
               </w:rPr>
             </w:pPr>
             <w:r>
               <w:rPr>
-                <w:rFonts w:ascii="Candara" w:hAnsi="Candara"/>
+                <w:rFonts w:cs="Times New Roman"/>
                 <w:sz w:val="28"/>
                 <w:szCs w:val="28"/>
               </w:rPr>
@@ -4884,7 +4478,7 @@
               <w:jc w:val="both"/>
               <w:cnfStyle w:val="000000000000" w:firstRow="0" w:lastRow="0" w:firstColumn="0" w:lastColumn="0" w:oddVBand="0" w:evenVBand="0" w:oddHBand="0" w:evenHBand="0" w:firstRowFirstColumn="0" w:firstRowLastColumn="0" w:lastRowFirstColumn="0" w:lastRowLastColumn="0"/>
               <w:rPr>
-                <w:rFonts w:ascii="Candara" w:hAnsi="Candara"/>
+                <w:rFonts w:ascii="Courier New" w:hAnsi="Courier New" w:cs="Courier New"/>
                 <w:sz w:val="28"/>
                 <w:szCs w:val="28"/>
               </w:rPr>
@@ -4892,7 +4486,7 @@
             <w:proofErr w:type="spellStart"/>
             <w:r>
               <w:rPr>
-                <w:rFonts w:ascii="Candara" w:hAnsi="Candara"/>
+                <w:rFonts w:ascii="Courier New" w:hAnsi="Courier New" w:cs="Courier New"/>
                 <w:sz w:val="28"/>
                 <w:szCs w:val="28"/>
               </w:rPr>
@@ -4901,7 +4495,7 @@
             <w:proofErr w:type="spellEnd"/>
             <w:r>
               <w:rPr>
-                <w:rFonts w:ascii="Candara" w:hAnsi="Candara"/>
+                <w:rFonts w:ascii="Courier New" w:hAnsi="Courier New" w:cs="Courier New"/>
                 <w:sz w:val="28"/>
                 <w:szCs w:val="28"/>
               </w:rPr>
@@ -4910,7 +4504,7 @@
             <w:proofErr w:type="spellStart"/>
             <w:r>
               <w:rPr>
-                <w:rFonts w:ascii="Candara" w:hAnsi="Candara"/>
+                <w:rFonts w:ascii="Courier New" w:hAnsi="Courier New" w:cs="Courier New"/>
                 <w:sz w:val="28"/>
                 <w:szCs w:val="28"/>
               </w:rPr>
@@ -4935,14 +4529,14 @@
               <w:jc w:val="both"/>
               <w:cnfStyle w:val="000000000000" w:firstRow="0" w:lastRow="0" w:firstColumn="0" w:lastColumn="0" w:oddVBand="0" w:evenVBand="0" w:oddHBand="0" w:evenHBand="0" w:firstRowFirstColumn="0" w:firstRowLastColumn="0" w:lastRowFirstColumn="0" w:lastRowLastColumn="0"/>
               <w:rPr>
-                <w:rFonts w:ascii="Candara" w:hAnsi="Candara"/>
+                <w:rFonts w:cs="Times New Roman"/>
                 <w:sz w:val="28"/>
                 <w:szCs w:val="28"/>
               </w:rPr>
             </w:pPr>
             <w:r>
               <w:rPr>
-                <w:rFonts w:ascii="Candara" w:hAnsi="Candara"/>
+                <w:rFonts w:cs="Times New Roman"/>
                 <w:sz w:val="28"/>
                 <w:szCs w:val="28"/>
               </w:rPr>
@@ -4951,7 +4545,7 @@
             <w:proofErr w:type="spellStart"/>
             <w:r>
               <w:rPr>
-                <w:rFonts w:ascii="Candara" w:hAnsi="Candara"/>
+                <w:rFonts w:cs="Times New Roman"/>
                 <w:sz w:val="28"/>
                 <w:szCs w:val="28"/>
               </w:rPr>
@@ -4960,7 +4554,7 @@
             <w:proofErr w:type="spellEnd"/>
             <w:r>
               <w:rPr>
-                <w:rFonts w:ascii="Candara" w:hAnsi="Candara"/>
+                <w:rFonts w:cs="Times New Roman"/>
                 <w:sz w:val="28"/>
                 <w:szCs w:val="28"/>
               </w:rPr>
@@ -4989,14 +4583,14 @@
               <w:spacing w:after="60"/>
               <w:jc w:val="both"/>
               <w:rPr>
-                <w:rFonts w:ascii="Candara" w:hAnsi="Candara"/>
+                <w:rFonts w:cs="Times New Roman"/>
                 <w:sz w:val="28"/>
                 <w:szCs w:val="28"/>
               </w:rPr>
             </w:pPr>
             <w:r>
               <w:rPr>
-                <w:rFonts w:ascii="Candara" w:hAnsi="Candara"/>
+                <w:rFonts w:cs="Times New Roman"/>
                 <w:sz w:val="28"/>
                 <w:szCs w:val="28"/>
               </w:rPr>
@@ -5020,7 +4614,7 @@
               <w:jc w:val="both"/>
               <w:cnfStyle w:val="000000100000" w:firstRow="0" w:lastRow="0" w:firstColumn="0" w:lastColumn="0" w:oddVBand="0" w:evenVBand="0" w:oddHBand="1" w:evenHBand="0" w:firstRowFirstColumn="0" w:firstRowLastColumn="0" w:lastRowFirstColumn="0" w:lastRowLastColumn="0"/>
               <w:rPr>
-                <w:rFonts w:ascii="Candara" w:hAnsi="Candara"/>
+                <w:rFonts w:ascii="Courier New" w:hAnsi="Courier New" w:cs="Courier New"/>
                 <w:sz w:val="28"/>
                 <w:szCs w:val="28"/>
               </w:rPr>
@@ -5028,7 +4622,7 @@
             <w:proofErr w:type="spellStart"/>
             <w:r>
               <w:rPr>
-                <w:rFonts w:ascii="Candara" w:hAnsi="Candara"/>
+                <w:rFonts w:ascii="Courier New" w:hAnsi="Courier New" w:cs="Courier New"/>
                 <w:sz w:val="28"/>
                 <w:szCs w:val="28"/>
               </w:rPr>
@@ -5037,7 +4631,7 @@
             <w:proofErr w:type="spellEnd"/>
             <w:r>
               <w:rPr>
-                <w:rFonts w:ascii="Candara" w:hAnsi="Candara"/>
+                <w:rFonts w:ascii="Courier New" w:hAnsi="Courier New" w:cs="Courier New"/>
                 <w:sz w:val="28"/>
                 <w:szCs w:val="28"/>
               </w:rPr>
@@ -5046,7 +4640,7 @@
             <w:proofErr w:type="spellStart"/>
             <w:r>
               <w:rPr>
-                <w:rFonts w:ascii="Candara" w:hAnsi="Candara"/>
+                <w:rFonts w:ascii="Courier New" w:hAnsi="Courier New" w:cs="Courier New"/>
                 <w:sz w:val="28"/>
                 <w:szCs w:val="28"/>
               </w:rPr>
@@ -5055,7 +4649,7 @@
             <w:proofErr w:type="spellEnd"/>
             <w:r>
               <w:rPr>
-                <w:rFonts w:ascii="Candara" w:hAnsi="Candara"/>
+                <w:rFonts w:ascii="Courier New" w:hAnsi="Courier New" w:cs="Courier New"/>
                 <w:sz w:val="28"/>
                 <w:szCs w:val="28"/>
               </w:rPr>
@@ -5079,14 +4673,14 @@
               <w:jc w:val="both"/>
               <w:cnfStyle w:val="000000100000" w:firstRow="0" w:lastRow="0" w:firstColumn="0" w:lastColumn="0" w:oddVBand="0" w:evenVBand="0" w:oddHBand="1" w:evenHBand="0" w:firstRowFirstColumn="0" w:firstRowLastColumn="0" w:lastRowFirstColumn="0" w:lastRowLastColumn="0"/>
               <w:rPr>
-                <w:rFonts w:ascii="Candara" w:hAnsi="Candara"/>
+                <w:rFonts w:cs="Times New Roman"/>
                 <w:sz w:val="28"/>
                 <w:szCs w:val="28"/>
               </w:rPr>
             </w:pPr>
             <w:r>
               <w:rPr>
-                <w:rFonts w:ascii="Candara" w:hAnsi="Candara"/>
+                <w:rFonts w:cs="Times New Roman"/>
                 <w:sz w:val="28"/>
                 <w:szCs w:val="28"/>
               </w:rPr>
@@ -5095,7 +4689,7 @@
             <w:proofErr w:type="spellStart"/>
             <w:r>
               <w:rPr>
-                <w:rFonts w:ascii="Candara" w:hAnsi="Candara"/>
+                <w:rFonts w:cs="Times New Roman"/>
                 <w:sz w:val="28"/>
                 <w:szCs w:val="28"/>
               </w:rPr>
@@ -5104,7 +4698,7 @@
             <w:proofErr w:type="spellEnd"/>
             <w:r>
               <w:rPr>
-                <w:rFonts w:ascii="Candara" w:hAnsi="Candara"/>
+                <w:rFonts w:cs="Times New Roman"/>
                 <w:sz w:val="28"/>
                 <w:szCs w:val="28"/>
               </w:rPr>
@@ -5113,7 +4707,7 @@
             <w:proofErr w:type="spellStart"/>
             <w:r>
               <w:rPr>
-                <w:rFonts w:ascii="Candara" w:hAnsi="Candara"/>
+                <w:rFonts w:cs="Times New Roman"/>
                 <w:sz w:val="28"/>
                 <w:szCs w:val="28"/>
               </w:rPr>
@@ -5122,7 +4716,7 @@
             <w:proofErr w:type="spellEnd"/>
             <w:r>
               <w:rPr>
-                <w:rFonts w:ascii="Candara" w:hAnsi="Candara"/>
+                <w:rFonts w:cs="Times New Roman"/>
                 <w:sz w:val="28"/>
                 <w:szCs w:val="28"/>
               </w:rPr>
@@ -5148,14 +4742,14 @@
               <w:spacing w:after="60"/>
               <w:jc w:val="both"/>
               <w:rPr>
-                <w:rFonts w:ascii="Candara" w:hAnsi="Candara"/>
+                <w:rFonts w:cs="Times New Roman"/>
                 <w:sz w:val="28"/>
                 <w:szCs w:val="28"/>
               </w:rPr>
             </w:pPr>
             <w:r>
               <w:rPr>
-                <w:rFonts w:ascii="Candara" w:hAnsi="Candara"/>
+                <w:rFonts w:cs="Times New Roman"/>
                 <w:sz w:val="28"/>
                 <w:szCs w:val="28"/>
               </w:rPr>
@@ -5179,7 +4773,7 @@
               <w:jc w:val="both"/>
               <w:cnfStyle w:val="000000000000" w:firstRow="0" w:lastRow="0" w:firstColumn="0" w:lastColumn="0" w:oddVBand="0" w:evenVBand="0" w:oddHBand="0" w:evenHBand="0" w:firstRowFirstColumn="0" w:firstRowLastColumn="0" w:lastRowFirstColumn="0" w:lastRowLastColumn="0"/>
               <w:rPr>
-                <w:rFonts w:ascii="Candara" w:hAnsi="Candara"/>
+                <w:rFonts w:ascii="Courier New" w:hAnsi="Courier New" w:cs="Courier New"/>
                 <w:sz w:val="28"/>
                 <w:szCs w:val="28"/>
               </w:rPr>
@@ -5187,7 +4781,7 @@
             <w:proofErr w:type="spellStart"/>
             <w:r>
               <w:rPr>
-                <w:rFonts w:ascii="Candara" w:hAnsi="Candara"/>
+                <w:rFonts w:ascii="Courier New" w:hAnsi="Courier New" w:cs="Courier New"/>
                 <w:sz w:val="28"/>
                 <w:szCs w:val="28"/>
               </w:rPr>
@@ -5196,7 +4790,7 @@
             <w:proofErr w:type="spellEnd"/>
             <w:r>
               <w:rPr>
-                <w:rFonts w:ascii="Candara" w:hAnsi="Candara"/>
+                <w:rFonts w:ascii="Courier New" w:hAnsi="Courier New" w:cs="Courier New"/>
                 <w:sz w:val="28"/>
                 <w:szCs w:val="28"/>
               </w:rPr>
@@ -5205,7 +4799,7 @@
             <w:proofErr w:type="spellStart"/>
             <w:r>
               <w:rPr>
-                <w:rFonts w:ascii="Candara" w:hAnsi="Candara"/>
+                <w:rFonts w:ascii="Courier New" w:hAnsi="Courier New" w:cs="Courier New"/>
                 <w:sz w:val="28"/>
                 <w:szCs w:val="28"/>
               </w:rPr>
@@ -5214,7 +4808,7 @@
             <w:proofErr w:type="spellEnd"/>
             <w:r>
               <w:rPr>
-                <w:rFonts w:ascii="Candara" w:hAnsi="Candara"/>
+                <w:rFonts w:ascii="Courier New" w:hAnsi="Courier New" w:cs="Courier New"/>
                 <w:sz w:val="28"/>
                 <w:szCs w:val="28"/>
               </w:rPr>
@@ -5223,7 +4817,7 @@
             <w:proofErr w:type="spellStart"/>
             <w:r>
               <w:rPr>
-                <w:rFonts w:ascii="Candara" w:hAnsi="Candara"/>
+                <w:rFonts w:ascii="Courier New" w:hAnsi="Courier New" w:cs="Courier New"/>
                 <w:sz w:val="28"/>
                 <w:szCs w:val="28"/>
               </w:rPr>
@@ -5232,7 +4826,7 @@
             <w:proofErr w:type="spellEnd"/>
             <w:r>
               <w:rPr>
-                <w:rFonts w:ascii="Candara" w:hAnsi="Candara"/>
+                <w:rFonts w:ascii="Courier New" w:hAnsi="Courier New" w:cs="Courier New"/>
                 <w:sz w:val="28"/>
                 <w:szCs w:val="28"/>
               </w:rPr>
@@ -5241,7 +4835,7 @@
             <w:proofErr w:type="spellStart"/>
             <w:r>
               <w:rPr>
-                <w:rFonts w:ascii="Candara" w:hAnsi="Candara"/>
+                <w:rFonts w:ascii="Courier New" w:hAnsi="Courier New" w:cs="Courier New"/>
                 <w:sz w:val="28"/>
                 <w:szCs w:val="28"/>
               </w:rPr>
@@ -5250,7 +4844,7 @@
             <w:proofErr w:type="spellEnd"/>
             <w:r>
               <w:rPr>
-                <w:rFonts w:ascii="Candara" w:hAnsi="Candara"/>
+                <w:rFonts w:ascii="Courier New" w:hAnsi="Courier New" w:cs="Courier New"/>
                 <w:sz w:val="28"/>
                 <w:szCs w:val="28"/>
               </w:rPr>
@@ -5274,14 +4868,14 @@
               <w:jc w:val="both"/>
               <w:cnfStyle w:val="000000000000" w:firstRow="0" w:lastRow="0" w:firstColumn="0" w:lastColumn="0" w:oddVBand="0" w:evenVBand="0" w:oddHBand="0" w:evenHBand="0" w:firstRowFirstColumn="0" w:firstRowLastColumn="0" w:lastRowFirstColumn="0" w:lastRowLastColumn="0"/>
               <w:rPr>
-                <w:rFonts w:ascii="Candara" w:hAnsi="Candara"/>
+                <w:rFonts w:cs="Times New Roman"/>
                 <w:sz w:val="28"/>
                 <w:szCs w:val="28"/>
               </w:rPr>
             </w:pPr>
             <w:r>
               <w:rPr>
-                <w:rFonts w:ascii="Candara" w:hAnsi="Candara"/>
+                <w:rFonts w:cs="Times New Roman"/>
                 <w:sz w:val="28"/>
                 <w:szCs w:val="28"/>
               </w:rPr>
@@ -5290,7 +4884,7 @@
             <w:proofErr w:type="spellStart"/>
             <w:r>
               <w:rPr>
-                <w:rFonts w:ascii="Candara" w:hAnsi="Candara"/>
+                <w:rFonts w:cs="Times New Roman"/>
                 <w:sz w:val="28"/>
                 <w:szCs w:val="28"/>
               </w:rPr>
@@ -5299,7 +4893,7 @@
             <w:proofErr w:type="spellEnd"/>
             <w:r>
               <w:rPr>
-                <w:rFonts w:ascii="Candara" w:hAnsi="Candara"/>
+                <w:rFonts w:cs="Times New Roman"/>
                 <w:sz w:val="28"/>
                 <w:szCs w:val="28"/>
               </w:rPr>
@@ -5308,7 +4902,7 @@
             <w:proofErr w:type="spellStart"/>
             <w:r>
               <w:rPr>
-                <w:rFonts w:ascii="Candara" w:hAnsi="Candara"/>
+                <w:rFonts w:cs="Times New Roman"/>
                 <w:sz w:val="28"/>
                 <w:szCs w:val="28"/>
               </w:rPr>
@@ -5317,7 +4911,7 @@
             <w:proofErr w:type="spellEnd"/>
             <w:r>
               <w:rPr>
-                <w:rFonts w:ascii="Candara" w:hAnsi="Candara"/>
+                <w:rFonts w:cs="Times New Roman"/>
                 <w:sz w:val="28"/>
                 <w:szCs w:val="28"/>
               </w:rPr>
@@ -5326,7 +4920,7 @@
             <w:proofErr w:type="spellStart"/>
             <w:r>
               <w:rPr>
-                <w:rFonts w:ascii="Candara" w:hAnsi="Candara"/>
+                <w:rFonts w:cs="Times New Roman"/>
                 <w:sz w:val="28"/>
                 <w:szCs w:val="28"/>
               </w:rPr>
@@ -5335,7 +4929,7 @@
             <w:proofErr w:type="spellEnd"/>
             <w:r>
               <w:rPr>
-                <w:rFonts w:ascii="Candara" w:hAnsi="Candara"/>
+                <w:rFonts w:cs="Times New Roman"/>
                 <w:sz w:val="28"/>
                 <w:szCs w:val="28"/>
               </w:rPr>
@@ -5364,14 +4958,14 @@
               <w:spacing w:after="60"/>
               <w:jc w:val="both"/>
               <w:rPr>
-                <w:rFonts w:ascii="Candara" w:hAnsi="Candara"/>
+                <w:rFonts w:cs="Times New Roman"/>
                 <w:sz w:val="28"/>
                 <w:szCs w:val="28"/>
               </w:rPr>
             </w:pPr>
             <w:r>
               <w:rPr>
-                <w:rFonts w:ascii="Candara" w:hAnsi="Candara"/>
+                <w:rFonts w:cs="Times New Roman"/>
                 <w:sz w:val="28"/>
                 <w:szCs w:val="28"/>
               </w:rPr>
@@ -5395,7 +4989,7 @@
               <w:jc w:val="both"/>
               <w:cnfStyle w:val="000000100000" w:firstRow="0" w:lastRow="0" w:firstColumn="0" w:lastColumn="0" w:oddVBand="0" w:evenVBand="0" w:oddHBand="1" w:evenHBand="0" w:firstRowFirstColumn="0" w:firstRowLastColumn="0" w:lastRowFirstColumn="0" w:lastRowLastColumn="0"/>
               <w:rPr>
-                <w:rFonts w:ascii="Candara" w:hAnsi="Candara"/>
+                <w:rFonts w:ascii="Courier New" w:hAnsi="Courier New" w:cs="Courier New"/>
                 <w:sz w:val="28"/>
                 <w:szCs w:val="28"/>
               </w:rPr>
@@ -5403,7 +4997,7 @@
             <w:proofErr w:type="spellStart"/>
             <w:r>
               <w:rPr>
-                <w:rFonts w:ascii="Candara" w:hAnsi="Candara"/>
+                <w:rFonts w:ascii="Courier New" w:hAnsi="Courier New" w:cs="Courier New"/>
                 <w:sz w:val="28"/>
                 <w:szCs w:val="28"/>
               </w:rPr>
@@ -5412,7 +5006,7 @@
             <w:proofErr w:type="spellEnd"/>
             <w:r>
               <w:rPr>
-                <w:rFonts w:ascii="Candara" w:hAnsi="Candara"/>
+                <w:rFonts w:ascii="Courier New" w:hAnsi="Courier New" w:cs="Courier New"/>
                 <w:sz w:val="28"/>
                 <w:szCs w:val="28"/>
               </w:rPr>
@@ -5421,7 +5015,7 @@
             <w:proofErr w:type="spellStart"/>
             <w:r>
               <w:rPr>
-                <w:rFonts w:ascii="Candara" w:hAnsi="Candara"/>
+                <w:rFonts w:ascii="Courier New" w:hAnsi="Courier New" w:cs="Courier New"/>
                 <w:sz w:val="28"/>
                 <w:szCs w:val="28"/>
               </w:rPr>
@@ -5430,7 +5024,7 @@
             <w:proofErr w:type="spellEnd"/>
             <w:r>
               <w:rPr>
-                <w:rFonts w:ascii="Candara" w:hAnsi="Candara"/>
+                <w:rFonts w:ascii="Courier New" w:hAnsi="Courier New" w:cs="Courier New"/>
                 <w:sz w:val="28"/>
                 <w:szCs w:val="28"/>
               </w:rPr>
@@ -5439,7 +5033,7 @@
             <w:proofErr w:type="spellStart"/>
             <w:r>
               <w:rPr>
-                <w:rFonts w:ascii="Candara" w:hAnsi="Candara"/>
+                <w:rFonts w:ascii="Courier New" w:hAnsi="Courier New" w:cs="Courier New"/>
                 <w:sz w:val="28"/>
                 <w:szCs w:val="28"/>
               </w:rPr>
@@ -5448,7 +5042,7 @@
             <w:proofErr w:type="spellEnd"/>
             <w:r>
               <w:rPr>
-                <w:rFonts w:ascii="Candara" w:hAnsi="Candara"/>
+                <w:rFonts w:ascii="Courier New" w:hAnsi="Courier New" w:cs="Courier New"/>
                 <w:sz w:val="28"/>
                 <w:szCs w:val="28"/>
               </w:rPr>
@@ -5457,7 +5051,7 @@
             <w:proofErr w:type="spellStart"/>
             <w:r>
               <w:rPr>
-                <w:rFonts w:ascii="Candara" w:hAnsi="Candara"/>
+                <w:rFonts w:ascii="Courier New" w:hAnsi="Courier New" w:cs="Courier New"/>
                 <w:sz w:val="28"/>
                 <w:szCs w:val="28"/>
               </w:rPr>
@@ -5466,7 +5060,7 @@
             <w:proofErr w:type="spellEnd"/>
             <w:r>
               <w:rPr>
-                <w:rFonts w:ascii="Candara" w:hAnsi="Candara"/>
+                <w:rFonts w:ascii="Courier New" w:hAnsi="Courier New" w:cs="Courier New"/>
                 <w:sz w:val="28"/>
                 <w:szCs w:val="28"/>
               </w:rPr>
@@ -5490,14 +5084,14 @@
               <w:jc w:val="both"/>
               <w:cnfStyle w:val="000000100000" w:firstRow="0" w:lastRow="0" w:firstColumn="0" w:lastColumn="0" w:oddVBand="0" w:evenVBand="0" w:oddHBand="1" w:evenHBand="0" w:firstRowFirstColumn="0" w:firstRowLastColumn="0" w:lastRowFirstColumn="0" w:lastRowLastColumn="0"/>
               <w:rPr>
-                <w:rFonts w:ascii="Candara" w:hAnsi="Candara"/>
+                <w:rFonts w:cs="Times New Roman"/>
                 <w:sz w:val="28"/>
                 <w:szCs w:val="28"/>
               </w:rPr>
             </w:pPr>
             <w:r>
               <w:rPr>
-                <w:rFonts w:ascii="Candara" w:hAnsi="Candara"/>
+                <w:rFonts w:cs="Times New Roman"/>
                 <w:sz w:val="28"/>
                 <w:szCs w:val="28"/>
               </w:rPr>
@@ -5506,7 +5100,7 @@
             <w:proofErr w:type="spellStart"/>
             <w:r>
               <w:rPr>
-                <w:rFonts w:ascii="Candara" w:hAnsi="Candara"/>
+                <w:rFonts w:cs="Times New Roman"/>
                 <w:sz w:val="28"/>
                 <w:szCs w:val="28"/>
               </w:rPr>
@@ -5515,7 +5109,7 @@
             <w:proofErr w:type="spellEnd"/>
             <w:r>
               <w:rPr>
-                <w:rFonts w:ascii="Candara" w:hAnsi="Candara"/>
+                <w:rFonts w:cs="Times New Roman"/>
                 <w:sz w:val="28"/>
                 <w:szCs w:val="28"/>
               </w:rPr>
@@ -5524,7 +5118,7 @@
             <w:proofErr w:type="spellStart"/>
             <w:r>
               <w:rPr>
-                <w:rFonts w:ascii="Candara" w:hAnsi="Candara"/>
+                <w:rFonts w:cs="Times New Roman"/>
                 <w:sz w:val="28"/>
                 <w:szCs w:val="28"/>
               </w:rPr>
@@ -5533,7 +5127,7 @@
             <w:proofErr w:type="spellEnd"/>
             <w:r>
               <w:rPr>
-                <w:rFonts w:ascii="Candara" w:hAnsi="Candara"/>
+                <w:rFonts w:cs="Times New Roman"/>
                 <w:sz w:val="28"/>
                 <w:szCs w:val="28"/>
               </w:rPr>
@@ -5559,14 +5153,14 @@
               <w:spacing w:after="60"/>
               <w:jc w:val="both"/>
               <w:rPr>
-                <w:rFonts w:ascii="Candara" w:hAnsi="Candara"/>
+                <w:rFonts w:cs="Times New Roman"/>
                 <w:sz w:val="28"/>
                 <w:szCs w:val="28"/>
               </w:rPr>
             </w:pPr>
             <w:r>
               <w:rPr>
-                <w:rFonts w:ascii="Candara" w:hAnsi="Candara"/>
+                <w:rFonts w:cs="Times New Roman"/>
                 <w:sz w:val="28"/>
                 <w:szCs w:val="28"/>
               </w:rPr>
@@ -5590,7 +5184,7 @@
               <w:jc w:val="both"/>
               <w:cnfStyle w:val="000000000000" w:firstRow="0" w:lastRow="0" w:firstColumn="0" w:lastColumn="0" w:oddVBand="0" w:evenVBand="0" w:oddHBand="0" w:evenHBand="0" w:firstRowFirstColumn="0" w:firstRowLastColumn="0" w:lastRowFirstColumn="0" w:lastRowLastColumn="0"/>
               <w:rPr>
-                <w:rFonts w:ascii="Candara" w:hAnsi="Candara"/>
+                <w:rFonts w:ascii="Courier New" w:hAnsi="Courier New" w:cs="Courier New"/>
                 <w:sz w:val="28"/>
                 <w:szCs w:val="28"/>
               </w:rPr>
@@ -5598,7 +5192,7 @@
             <w:proofErr w:type="spellStart"/>
             <w:r>
               <w:rPr>
-                <w:rFonts w:ascii="Candara" w:hAnsi="Candara"/>
+                <w:rFonts w:ascii="Courier New" w:hAnsi="Courier New" w:cs="Courier New"/>
                 <w:sz w:val="28"/>
                 <w:szCs w:val="28"/>
               </w:rPr>
@@ -5607,7 +5201,7 @@
             <w:proofErr w:type="spellEnd"/>
             <w:r>
               <w:rPr>
-                <w:rFonts w:ascii="Candara" w:hAnsi="Candara"/>
+                <w:rFonts w:ascii="Courier New" w:hAnsi="Courier New" w:cs="Courier New"/>
                 <w:sz w:val="28"/>
                 <w:szCs w:val="28"/>
               </w:rPr>
@@ -5616,7 +5210,7 @@
             <w:proofErr w:type="spellStart"/>
             <w:r>
               <w:rPr>
-                <w:rFonts w:ascii="Candara" w:hAnsi="Candara"/>
+                <w:rFonts w:ascii="Courier New" w:hAnsi="Courier New" w:cs="Courier New"/>
                 <w:sz w:val="28"/>
                 <w:szCs w:val="28"/>
               </w:rPr>
@@ -5641,14 +5235,14 @@
               <w:jc w:val="both"/>
               <w:cnfStyle w:val="000000000000" w:firstRow="0" w:lastRow="0" w:firstColumn="0" w:lastColumn="0" w:oddVBand="0" w:evenVBand="0" w:oddHBand="0" w:evenHBand="0" w:firstRowFirstColumn="0" w:firstRowLastColumn="0" w:lastRowFirstColumn="0" w:lastRowLastColumn="0"/>
               <w:rPr>
-                <w:rFonts w:ascii="Candara" w:hAnsi="Candara"/>
+                <w:rFonts w:cs="Times New Roman"/>
                 <w:sz w:val="28"/>
                 <w:szCs w:val="28"/>
               </w:rPr>
             </w:pPr>
             <w:r>
               <w:rPr>
-                <w:rFonts w:ascii="Candara" w:hAnsi="Candara"/>
+                <w:rFonts w:cs="Times New Roman"/>
                 <w:sz w:val="28"/>
                 <w:szCs w:val="28"/>
               </w:rPr>
@@ -5657,7 +5251,7 @@
             <w:proofErr w:type="spellStart"/>
             <w:r>
               <w:rPr>
-                <w:rFonts w:ascii="Candara" w:hAnsi="Candara"/>
+                <w:rFonts w:cs="Times New Roman"/>
                 <w:sz w:val="28"/>
                 <w:szCs w:val="28"/>
               </w:rPr>
@@ -5666,7 +5260,7 @@
             <w:proofErr w:type="spellEnd"/>
             <w:r>
               <w:rPr>
-                <w:rFonts w:ascii="Candara" w:hAnsi="Candara"/>
+                <w:rFonts w:cs="Times New Roman"/>
                 <w:sz w:val="28"/>
                 <w:szCs w:val="28"/>
               </w:rPr>
@@ -5675,7 +5269,7 @@
             <w:proofErr w:type="spellStart"/>
             <w:r>
               <w:rPr>
-                <w:rFonts w:ascii="Candara" w:hAnsi="Candara"/>
+                <w:rFonts w:cs="Times New Roman"/>
                 <w:sz w:val="28"/>
                 <w:szCs w:val="28"/>
               </w:rPr>
@@ -5684,7 +5278,7 @@
             <w:proofErr w:type="spellEnd"/>
             <w:r>
               <w:rPr>
-                <w:rFonts w:ascii="Candara" w:hAnsi="Candara"/>
+                <w:rFonts w:cs="Times New Roman"/>
                 <w:sz w:val="28"/>
                 <w:szCs w:val="28"/>
               </w:rPr>
@@ -5713,18 +5307,17 @@
               <w:spacing w:after="60"/>
               <w:jc w:val="both"/>
               <w:rPr>
-                <w:rFonts w:ascii="Candara" w:hAnsi="Candara"/>
+                <w:rFonts w:cs="Times New Roman"/>
                 <w:sz w:val="28"/>
                 <w:szCs w:val="28"/>
               </w:rPr>
             </w:pPr>
             <w:r>
               <w:rPr>
-                <w:rFonts w:ascii="Candara" w:hAnsi="Candara"/>
-                <w:sz w:val="28"/>
-                <w:szCs w:val="28"/>
-              </w:rPr>
-              <w:lastRenderedPageBreak/>
+                <w:rFonts w:cs="Times New Roman"/>
+                <w:sz w:val="28"/>
+                <w:szCs w:val="28"/>
+              </w:rPr>
               <w:t>21</w:t>
             </w:r>
           </w:p>
@@ -5745,7 +5338,7 @@
               <w:jc w:val="both"/>
               <w:cnfStyle w:val="000000100000" w:firstRow="0" w:lastRow="0" w:firstColumn="0" w:lastColumn="0" w:oddVBand="0" w:evenVBand="0" w:oddHBand="1" w:evenHBand="0" w:firstRowFirstColumn="0" w:firstRowLastColumn="0" w:lastRowFirstColumn="0" w:lastRowLastColumn="0"/>
               <w:rPr>
-                <w:rFonts w:ascii="Candara" w:hAnsi="Candara"/>
+                <w:rFonts w:ascii="Courier New" w:hAnsi="Courier New" w:cs="Courier New"/>
                 <w:sz w:val="28"/>
                 <w:szCs w:val="28"/>
               </w:rPr>
@@ -5753,7 +5346,7 @@
             <w:proofErr w:type="spellStart"/>
             <w:r>
               <w:rPr>
-                <w:rFonts w:ascii="Candara" w:hAnsi="Candara"/>
+                <w:rFonts w:ascii="Courier New" w:hAnsi="Courier New" w:cs="Courier New"/>
                 <w:sz w:val="28"/>
                 <w:szCs w:val="28"/>
               </w:rPr>
@@ -5762,7 +5355,7 @@
             <w:proofErr w:type="spellEnd"/>
             <w:r>
               <w:rPr>
-                <w:rFonts w:ascii="Candara" w:hAnsi="Candara"/>
+                <w:rFonts w:ascii="Courier New" w:hAnsi="Courier New" w:cs="Courier New"/>
                 <w:sz w:val="28"/>
                 <w:szCs w:val="28"/>
               </w:rPr>
@@ -5771,7 +5364,7 @@
             <w:proofErr w:type="spellStart"/>
             <w:r>
               <w:rPr>
-                <w:rFonts w:ascii="Candara" w:hAnsi="Candara"/>
+                <w:rFonts w:ascii="Courier New" w:hAnsi="Courier New" w:cs="Courier New"/>
                 <w:sz w:val="28"/>
                 <w:szCs w:val="28"/>
               </w:rPr>
@@ -5780,7 +5373,7 @@
             <w:proofErr w:type="spellEnd"/>
             <w:r>
               <w:rPr>
-                <w:rFonts w:ascii="Candara" w:hAnsi="Candara"/>
+                <w:rFonts w:ascii="Courier New" w:hAnsi="Courier New" w:cs="Courier New"/>
                 <w:sz w:val="28"/>
                 <w:szCs w:val="28"/>
               </w:rPr>
@@ -5804,14 +5397,14 @@
               <w:jc w:val="both"/>
               <w:cnfStyle w:val="000000100000" w:firstRow="0" w:lastRow="0" w:firstColumn="0" w:lastColumn="0" w:oddVBand="0" w:evenVBand="0" w:oddHBand="1" w:evenHBand="0" w:firstRowFirstColumn="0" w:firstRowLastColumn="0" w:lastRowFirstColumn="0" w:lastRowLastColumn="0"/>
               <w:rPr>
-                <w:rFonts w:ascii="Candara" w:hAnsi="Candara"/>
+                <w:rFonts w:cs="Times New Roman"/>
                 <w:sz w:val="28"/>
                 <w:szCs w:val="28"/>
               </w:rPr>
             </w:pPr>
             <w:r>
               <w:rPr>
-                <w:rFonts w:ascii="Candara" w:hAnsi="Candara"/>
+                <w:rFonts w:cs="Times New Roman"/>
                 <w:sz w:val="28"/>
                 <w:szCs w:val="28"/>
               </w:rPr>
@@ -5820,7 +5413,7 @@
             <w:proofErr w:type="spellStart"/>
             <w:r>
               <w:rPr>
-                <w:rFonts w:ascii="Candara" w:hAnsi="Candara"/>
+                <w:rFonts w:cs="Times New Roman"/>
                 <w:sz w:val="28"/>
                 <w:szCs w:val="28"/>
               </w:rPr>
@@ -5829,7 +5422,7 @@
             <w:proofErr w:type="spellEnd"/>
             <w:r>
               <w:rPr>
-                <w:rFonts w:ascii="Candara" w:hAnsi="Candara"/>
+                <w:rFonts w:cs="Times New Roman"/>
                 <w:sz w:val="28"/>
                 <w:szCs w:val="28"/>
               </w:rPr>
@@ -5842,6 +5435,90 @@
     <w:p>
       <w:pPr>
         <w:spacing w:after="0"/>
+        <w:jc w:val="both"/>
+        <w:rPr>
+          <w:rFonts w:ascii="Candara" w:eastAsia="Now Heavy" w:hAnsi="Candara" w:cs="Now Heavy"/>
+          <w:color w:val="19274F"/>
+          <w:sz w:val="28"/>
+          <w:szCs w:val="28"/>
+        </w:rPr>
+      </w:pPr>
+    </w:p>
+    <w:p>
+      <w:pPr>
+        <w:pStyle w:val="DaftarParagraf"/>
+        <w:spacing w:after="0"/>
+        <w:ind w:left="294"/>
+        <w:jc w:val="both"/>
+        <w:rPr>
+          <w:rFonts w:ascii="Candara" w:eastAsia="Now Heavy" w:hAnsi="Candara" w:cs="Now Heavy"/>
+          <w:color w:val="19274F"/>
+          <w:sz w:val="28"/>
+          <w:szCs w:val="28"/>
+        </w:rPr>
+      </w:pPr>
+    </w:p>
+    <w:p>
+      <w:pPr>
+        <w:pStyle w:val="DaftarParagraf"/>
+        <w:spacing w:after="0"/>
+        <w:ind w:left="294"/>
+        <w:jc w:val="both"/>
+        <w:rPr>
+          <w:rFonts w:ascii="Candara" w:eastAsia="Now Heavy" w:hAnsi="Candara" w:cs="Now Heavy"/>
+          <w:color w:val="19274F"/>
+          <w:sz w:val="28"/>
+          <w:szCs w:val="28"/>
+        </w:rPr>
+      </w:pPr>
+    </w:p>
+    <w:p>
+      <w:pPr>
+        <w:pStyle w:val="DaftarParagraf"/>
+        <w:spacing w:after="0"/>
+        <w:ind w:left="294"/>
+        <w:jc w:val="both"/>
+        <w:rPr>
+          <w:rFonts w:ascii="Candara" w:eastAsia="Now Heavy" w:hAnsi="Candara" w:cs="Now Heavy"/>
+          <w:color w:val="19274F"/>
+          <w:sz w:val="28"/>
+          <w:szCs w:val="28"/>
+        </w:rPr>
+      </w:pPr>
+    </w:p>
+    <w:p>
+      <w:pPr>
+        <w:pStyle w:val="DaftarParagraf"/>
+        <w:spacing w:after="0"/>
+        <w:ind w:left="294"/>
+        <w:jc w:val="both"/>
+        <w:rPr>
+          <w:rFonts w:ascii="Candara" w:eastAsia="Now Heavy" w:hAnsi="Candara" w:cs="Now Heavy"/>
+          <w:color w:val="19274F"/>
+          <w:sz w:val="28"/>
+          <w:szCs w:val="28"/>
+        </w:rPr>
+      </w:pPr>
+    </w:p>
+    <w:p>
+      <w:pPr>
+        <w:pStyle w:val="DaftarParagraf"/>
+        <w:spacing w:after="0"/>
+        <w:ind w:left="294"/>
+        <w:jc w:val="both"/>
+        <w:rPr>
+          <w:rFonts w:ascii="Candara" w:eastAsia="Now Heavy" w:hAnsi="Candara" w:cs="Now Heavy"/>
+          <w:color w:val="19274F"/>
+          <w:sz w:val="28"/>
+          <w:szCs w:val="28"/>
+        </w:rPr>
+      </w:pPr>
+    </w:p>
+    <w:p>
+      <w:pPr>
+        <w:pStyle w:val="DaftarParagraf"/>
+        <w:spacing w:after="0"/>
+        <w:ind w:left="294"/>
         <w:jc w:val="both"/>
         <w:rPr>
           <w:rFonts w:ascii="Candara" w:eastAsia="Now Heavy" w:hAnsi="Candara" w:cs="Now Heavy"/>
@@ -5968,7 +5645,7 @@
         <w:ind w:left="294"/>
         <w:jc w:val="center"/>
         <w:rPr>
-          <w:rFonts w:ascii="Now Heavy" w:eastAsia="Now Heavy" w:hAnsi="Now Heavy" w:cs="Now Heavy"/>
+          <w:rFonts w:eastAsia="Now Heavy" w:cs="Times New Roman"/>
           <w:b/>
           <w:bCs/>
           <w:color w:val="19274F"/>
@@ -5978,6 +5655,7 @@
       </w:pPr>
       <w:r>
         <w:rPr>
+          <w:rFonts w:cs="Times New Roman"/>
           <w:noProof/>
           <w14:ligatures w14:val="standardContextual"/>
         </w:rPr>
@@ -6060,7 +5738,7 @@
       </w:r>
       <w:r>
         <w:rPr>
-          <w:rFonts w:ascii="Now Heavy" w:eastAsia="Now Heavy" w:hAnsi="Now Heavy" w:cs="Now Heavy"/>
+          <w:rFonts w:eastAsia="Now Heavy" w:cs="Times New Roman"/>
           <w:b/>
           <w:bCs/>
           <w:color w:val="19274F"/>
@@ -6072,7 +5750,7 @@
       <w:proofErr w:type="spellStart"/>
       <w:r>
         <w:rPr>
-          <w:rFonts w:ascii="Now Heavy" w:eastAsia="Now Heavy" w:hAnsi="Now Heavy" w:cs="Now Heavy"/>
+          <w:rFonts w:eastAsia="Now Heavy" w:cs="Times New Roman"/>
           <w:b/>
           <w:bCs/>
           <w:color w:val="19274F"/>
@@ -6088,7 +5766,7 @@
         <w:ind w:left="-66"/>
         <w:jc w:val="both"/>
         <w:rPr>
-          <w:rFonts w:ascii="Candara" w:eastAsia="Now Heavy" w:hAnsi="Candara" w:cs="Now Heavy"/>
+          <w:rFonts w:eastAsia="Now Heavy" w:cs="Times New Roman"/>
           <w:color w:val="19274F"/>
           <w:sz w:val="28"/>
           <w:szCs w:val="28"/>
@@ -6096,8 +5774,10 @@
       </w:pPr>
       <w:r>
         <w:rPr>
+          <w:rFonts w:cs="Times New Roman"/>
           <w:noProof/>
         </w:rPr>
+        <w:lastRenderedPageBreak/>
         <mc:AlternateContent>
           <mc:Choice Requires="wps">
             <w:drawing>
@@ -6176,6 +5856,7 @@
       </w:r>
       <w:r>
         <w:rPr>
+          <w:rFonts w:cs="Times New Roman"/>
           <w:noProof/>
         </w:rPr>
         <w:drawing>
@@ -6220,7 +5901,7 @@
         <w:ind w:left="-426" w:firstLine="426"/>
         <w:jc w:val="both"/>
         <w:rPr>
-          <w:rFonts w:ascii="Candara" w:eastAsia="Now Heavy" w:hAnsi="Candara" w:cs="Now Heavy"/>
+          <w:rFonts w:eastAsia="Now Heavy" w:cs="Times New Roman"/>
           <w:color w:val="19274F"/>
           <w:sz w:val="28"/>
           <w:szCs w:val="28"/>
@@ -6228,7 +5909,7 @@
       </w:pPr>
       <w:r>
         <w:rPr>
-          <w:rFonts w:ascii="Candara" w:eastAsia="Now Heavy" w:hAnsi="Candara" w:cs="Now Heavy"/>
+          <w:rFonts w:eastAsia="Now Heavy" w:cs="Times New Roman"/>
           <w:color w:val="19274F"/>
           <w:sz w:val="28"/>
           <w:szCs w:val="28"/>
@@ -6238,7 +5919,7 @@
       <w:proofErr w:type="spellStart"/>
       <w:r>
         <w:rPr>
-          <w:rFonts w:ascii="Candara" w:eastAsia="Now Heavy" w:hAnsi="Candara" w:cs="Now Heavy"/>
+          <w:rFonts w:eastAsia="Now Heavy" w:cs="Times New Roman"/>
           <w:color w:val="19274F"/>
           <w:sz w:val="28"/>
           <w:szCs w:val="28"/>
@@ -6248,7 +5929,7 @@
       <w:proofErr w:type="spellEnd"/>
       <w:r>
         <w:rPr>
-          <w:rFonts w:ascii="Candara" w:eastAsia="Now Heavy" w:hAnsi="Candara" w:cs="Now Heavy"/>
+          <w:rFonts w:eastAsia="Now Heavy" w:cs="Times New Roman"/>
           <w:color w:val="19274F"/>
           <w:sz w:val="28"/>
           <w:szCs w:val="28"/>
@@ -6258,7 +5939,7 @@
       <w:proofErr w:type="spellStart"/>
       <w:r>
         <w:rPr>
-          <w:rFonts w:ascii="Candara" w:eastAsia="Now Heavy" w:hAnsi="Candara" w:cs="Now Heavy"/>
+          <w:rFonts w:eastAsia="Now Heavy" w:cs="Times New Roman"/>
           <w:color w:val="19274F"/>
           <w:sz w:val="28"/>
           <w:szCs w:val="28"/>
@@ -6268,7 +5949,7 @@
       <w:proofErr w:type="spellEnd"/>
       <w:r>
         <w:rPr>
-          <w:rFonts w:ascii="Candara" w:eastAsia="Now Heavy" w:hAnsi="Candara" w:cs="Now Heavy"/>
+          <w:rFonts w:eastAsia="Now Heavy" w:cs="Times New Roman"/>
           <w:color w:val="19274F"/>
           <w:sz w:val="28"/>
           <w:szCs w:val="28"/>
@@ -6278,7 +5959,7 @@
       <w:proofErr w:type="spellStart"/>
       <w:r>
         <w:rPr>
-          <w:rFonts w:ascii="Candara" w:eastAsia="Now Heavy" w:hAnsi="Candara" w:cs="Now Heavy"/>
+          <w:rFonts w:eastAsia="Now Heavy" w:cs="Times New Roman"/>
           <w:color w:val="19274F"/>
           <w:sz w:val="28"/>
           <w:szCs w:val="28"/>
@@ -6288,7 +5969,7 @@
       <w:proofErr w:type="spellEnd"/>
       <w:r>
         <w:rPr>
-          <w:rFonts w:ascii="Candara" w:eastAsia="Now Heavy" w:hAnsi="Candara" w:cs="Now Heavy"/>
+          <w:rFonts w:eastAsia="Now Heavy" w:cs="Times New Roman"/>
           <w:color w:val="19274F"/>
           <w:sz w:val="28"/>
           <w:szCs w:val="28"/>
@@ -6301,7 +5982,7 @@
         <w:ind w:left="-426" w:firstLine="426"/>
         <w:jc w:val="center"/>
         <w:rPr>
-          <w:rFonts w:ascii="Candara" w:eastAsia="Now Heavy" w:hAnsi="Candara" w:cs="Now Heavy"/>
+          <w:rFonts w:eastAsia="Now Heavy" w:cs="Times New Roman"/>
           <w:b/>
           <w:bCs/>
           <w:color w:val="FFFFFF" w:themeColor="background1"/>
@@ -6312,7 +5993,7 @@
       </w:pPr>
       <w:r>
         <w:rPr>
-          <w:rFonts w:ascii="Candara" w:eastAsia="Now Heavy" w:hAnsi="Candara" w:cs="Now Heavy"/>
+          <w:rFonts w:eastAsia="Now Heavy" w:cs="Times New Roman"/>
           <w:b/>
           <w:bCs/>
           <w:color w:val="FFFFFF" w:themeColor="background1"/>
@@ -6328,7 +6009,7 @@
         <w:ind w:left="-426" w:firstLine="426"/>
         <w:jc w:val="both"/>
         <w:rPr>
-          <w:rFonts w:ascii="Candara" w:eastAsia="Now Heavy" w:hAnsi="Candara" w:cs="Now Heavy"/>
+          <w:rFonts w:eastAsia="Now Heavy" w:cs="Times New Roman"/>
           <w:color w:val="19274F"/>
           <w:sz w:val="28"/>
           <w:szCs w:val="28"/>
@@ -6336,6 +6017,7 @@
       </w:pPr>
       <w:r>
         <w:rPr>
+          <w:rFonts w:cs="Times New Roman"/>
           <w:noProof/>
         </w:rPr>
         <mc:AlternateContent>
@@ -6416,6 +6098,7 @@
       </w:r>
       <w:r>
         <w:rPr>
+          <w:rFonts w:cs="Times New Roman"/>
           <w:noProof/>
         </w:rPr>
         <w:drawing>
@@ -6460,7 +6143,7 @@
         <w:ind w:left="-426" w:firstLine="426"/>
         <w:jc w:val="both"/>
         <w:rPr>
-          <w:rFonts w:ascii="Candara" w:eastAsia="Now Heavy" w:hAnsi="Candara" w:cs="Now Heavy"/>
+          <w:rFonts w:eastAsia="Now Heavy" w:cs="Times New Roman"/>
           <w:color w:val="19274F"/>
           <w:sz w:val="28"/>
           <w:szCs w:val="28"/>
@@ -6468,9 +6151,9 @@
       </w:pPr>
       <w:r>
         <w:rPr>
+          <w:rFonts w:cs="Times New Roman"/>
           <w:noProof/>
         </w:rPr>
-        <w:lastRenderedPageBreak/>
         <w:drawing>
           <wp:inline distT="0" distB="0" distL="0" distR="0" wp14:anchorId="065B56E1" wp14:editId="6DEDD2D7">
             <wp:extent cx="5731510" cy="2686339"/>
@@ -6513,7 +6196,7 @@
         <w:ind w:left="-426" w:firstLine="426"/>
         <w:jc w:val="both"/>
         <w:rPr>
-          <w:rFonts w:ascii="Candara" w:eastAsia="Now Heavy" w:hAnsi="Candara" w:cs="Now Heavy"/>
+          <w:rFonts w:eastAsia="Now Heavy" w:cs="Times New Roman"/>
           <w:color w:val="19274F"/>
           <w:sz w:val="28"/>
           <w:szCs w:val="28"/>
@@ -6521,17 +6204,18 @@
       </w:pPr>
       <w:r>
         <w:rPr>
-          <w:rFonts w:ascii="Candara" w:eastAsia="Now Heavy" w:hAnsi="Candara" w:cs="Now Heavy"/>
-          <w:color w:val="19274F"/>
-          <w:sz w:val="28"/>
-          <w:szCs w:val="28"/>
-        </w:rPr>
+          <w:rFonts w:eastAsia="Now Heavy" w:cs="Times New Roman"/>
+          <w:color w:val="19274F"/>
+          <w:sz w:val="28"/>
+          <w:szCs w:val="28"/>
+        </w:rPr>
+        <w:lastRenderedPageBreak/>
         <w:t xml:space="preserve">Kemudian penulis membuat akun </w:t>
       </w:r>
       <w:proofErr w:type="spellStart"/>
       <w:r>
         <w:rPr>
-          <w:rFonts w:ascii="Candara" w:eastAsia="Now Heavy" w:hAnsi="Candara" w:cs="Now Heavy"/>
+          <w:rFonts w:eastAsia="Now Heavy" w:cs="Times New Roman"/>
           <w:color w:val="19274F"/>
           <w:sz w:val="28"/>
           <w:szCs w:val="28"/>
@@ -6541,7 +6225,7 @@
       <w:proofErr w:type="spellEnd"/>
       <w:r>
         <w:rPr>
-          <w:rFonts w:ascii="Candara" w:eastAsia="Now Heavy" w:hAnsi="Candara" w:cs="Now Heavy"/>
+          <w:rFonts w:eastAsia="Now Heavy" w:cs="Times New Roman"/>
           <w:color w:val="19274F"/>
           <w:sz w:val="28"/>
           <w:szCs w:val="28"/>
@@ -6551,7 +6235,7 @@
       <w:proofErr w:type="spellStart"/>
       <w:r>
         <w:rPr>
-          <w:rFonts w:ascii="Candara" w:eastAsia="Now Heavy" w:hAnsi="Candara" w:cs="Now Heavy"/>
+          <w:rFonts w:eastAsia="Now Heavy" w:cs="Times New Roman"/>
           <w:color w:val="19274F"/>
           <w:sz w:val="28"/>
           <w:szCs w:val="28"/>
@@ -6561,7 +6245,7 @@
       <w:proofErr w:type="spellEnd"/>
       <w:r>
         <w:rPr>
-          <w:rFonts w:ascii="Candara" w:eastAsia="Now Heavy" w:hAnsi="Candara" w:cs="Now Heavy"/>
+          <w:rFonts w:eastAsia="Now Heavy" w:cs="Times New Roman"/>
           <w:color w:val="19274F"/>
           <w:sz w:val="28"/>
           <w:szCs w:val="28"/>
@@ -6571,7 +6255,7 @@
       <w:proofErr w:type="spellStart"/>
       <w:r>
         <w:rPr>
-          <w:rFonts w:ascii="Candara" w:eastAsia="Now Heavy" w:hAnsi="Candara" w:cs="Now Heavy"/>
+          <w:rFonts w:eastAsia="Now Heavy" w:cs="Times New Roman"/>
           <w:color w:val="19274F"/>
           <w:sz w:val="28"/>
           <w:szCs w:val="28"/>
@@ -6581,7 +6265,7 @@
       <w:proofErr w:type="spellEnd"/>
       <w:r>
         <w:rPr>
-          <w:rFonts w:ascii="Candara" w:eastAsia="Now Heavy" w:hAnsi="Candara" w:cs="Now Heavy"/>
+          <w:rFonts w:eastAsia="Now Heavy" w:cs="Times New Roman"/>
           <w:color w:val="19274F"/>
           <w:sz w:val="28"/>
           <w:szCs w:val="28"/>
@@ -6591,7 +6275,7 @@
       <w:proofErr w:type="spellStart"/>
       <w:r>
         <w:rPr>
-          <w:rFonts w:ascii="Candara" w:eastAsia="Now Heavy" w:hAnsi="Candara" w:cs="Now Heavy"/>
+          <w:rFonts w:eastAsia="Now Heavy" w:cs="Times New Roman"/>
           <w:color w:val="19274F"/>
           <w:sz w:val="28"/>
           <w:szCs w:val="28"/>
@@ -6601,7 +6285,7 @@
       <w:proofErr w:type="spellEnd"/>
       <w:r>
         <w:rPr>
-          <w:rFonts w:ascii="Candara" w:eastAsia="Now Heavy" w:hAnsi="Candara" w:cs="Now Heavy"/>
+          <w:rFonts w:eastAsia="Now Heavy" w:cs="Times New Roman"/>
           <w:color w:val="19274F"/>
           <w:sz w:val="28"/>
           <w:szCs w:val="28"/>
@@ -6726,7 +6410,7 @@
         <w:ind w:left="294"/>
         <w:jc w:val="center"/>
         <w:rPr>
-          <w:rFonts w:ascii="Candara" w:eastAsia="Now Heavy" w:hAnsi="Candara" w:cs="Now Heavy"/>
+          <w:rFonts w:eastAsia="Now Heavy" w:cs="Times New Roman"/>
           <w:color w:val="19274F"/>
           <w:sz w:val="28"/>
           <w:szCs w:val="28"/>
@@ -6734,6 +6418,7 @@
       </w:pPr>
       <w:r>
         <w:rPr>
+          <w:rFonts w:cs="Times New Roman"/>
           <w:noProof/>
           <w14:ligatures w14:val="standardContextual"/>
         </w:rPr>
@@ -6816,7 +6501,7 @@
       </w:r>
       <w:r>
         <w:rPr>
-          <w:rFonts w:ascii="Now Heavy" w:eastAsia="Now Heavy" w:hAnsi="Now Heavy" w:cs="Now Heavy"/>
+          <w:rFonts w:eastAsia="Now Heavy" w:cs="Times New Roman"/>
           <w:b/>
           <w:bCs/>
           <w:color w:val="19274F"/>
@@ -6828,7 +6513,7 @@
       <w:proofErr w:type="spellStart"/>
       <w:r>
         <w:rPr>
-          <w:rFonts w:ascii="Now Heavy" w:eastAsia="Now Heavy" w:hAnsi="Now Heavy" w:cs="Now Heavy"/>
+          <w:rFonts w:eastAsia="Now Heavy" w:cs="Times New Roman"/>
           <w:b/>
           <w:bCs/>
           <w:color w:val="19274F"/>
@@ -6844,7 +6529,7 @@
         <w:ind w:left="-426" w:firstLine="426"/>
         <w:jc w:val="both"/>
         <w:rPr>
-          <w:rFonts w:ascii="Candara" w:eastAsia="Now Heavy" w:hAnsi="Candara" w:cs="Now Heavy"/>
+          <w:rFonts w:eastAsia="Now Heavy" w:cs="Times New Roman"/>
           <w:color w:val="19274F"/>
           <w:sz w:val="28"/>
           <w:szCs w:val="28"/>
@@ -6852,6 +6537,7 @@
       </w:pPr>
       <w:r>
         <w:rPr>
+          <w:rFonts w:cs="Times New Roman"/>
           <w:noProof/>
         </w:rPr>
         <mc:AlternateContent>
@@ -6932,6 +6618,7 @@
       </w:r>
       <w:r>
         <w:rPr>
+          <w:rFonts w:cs="Times New Roman"/>
           <w:noProof/>
         </w:rPr>
         <w:drawing>
@@ -6975,7 +6662,7 @@
       <w:pPr>
         <w:jc w:val="both"/>
         <w:rPr>
-          <w:rFonts w:ascii="Candara" w:eastAsia="Now Heavy" w:hAnsi="Candara" w:cs="Now Heavy"/>
+          <w:rFonts w:eastAsia="Now Heavy" w:cs="Times New Roman"/>
           <w:color w:val="19274F"/>
           <w:sz w:val="28"/>
           <w:szCs w:val="28"/>
@@ -6987,7 +6674,7 @@
         <w:ind w:left="-426" w:firstLine="426"/>
         <w:jc w:val="both"/>
         <w:rPr>
-          <w:rFonts w:ascii="Candara" w:eastAsia="Now Heavy" w:hAnsi="Candara" w:cs="Now Heavy"/>
+          <w:rFonts w:eastAsia="Now Heavy" w:cs="Times New Roman"/>
           <w:color w:val="19274F"/>
           <w:sz w:val="28"/>
           <w:szCs w:val="28"/>
@@ -6995,7 +6682,7 @@
       </w:pPr>
       <w:r>
         <w:rPr>
-          <w:rFonts w:ascii="Candara" w:eastAsia="Now Heavy" w:hAnsi="Candara" w:cs="Now Heavy"/>
+          <w:rFonts w:eastAsia="Now Heavy" w:cs="Times New Roman"/>
           <w:color w:val="19274F"/>
           <w:sz w:val="28"/>
           <w:szCs w:val="28"/>
@@ -7005,7 +6692,7 @@
       <w:proofErr w:type="spellStart"/>
       <w:r>
         <w:rPr>
-          <w:rFonts w:ascii="Candara" w:eastAsia="Now Heavy" w:hAnsi="Candara" w:cs="Now Heavy"/>
+          <w:rFonts w:eastAsia="Now Heavy" w:cs="Times New Roman"/>
           <w:color w:val="19274F"/>
           <w:sz w:val="28"/>
           <w:szCs w:val="28"/>
@@ -7015,7 +6702,7 @@
       <w:proofErr w:type="spellEnd"/>
       <w:r>
         <w:rPr>
-          <w:rFonts w:ascii="Candara" w:eastAsia="Now Heavy" w:hAnsi="Candara" w:cs="Now Heavy"/>
+          <w:rFonts w:eastAsia="Now Heavy" w:cs="Times New Roman"/>
           <w:color w:val="19274F"/>
           <w:sz w:val="28"/>
           <w:szCs w:val="28"/>
@@ -7025,7 +6712,7 @@
       <w:proofErr w:type="spellStart"/>
       <w:r>
         <w:rPr>
-          <w:rFonts w:ascii="Candara" w:eastAsia="Now Heavy" w:hAnsi="Candara" w:cs="Now Heavy"/>
+          <w:rFonts w:eastAsia="Now Heavy" w:cs="Times New Roman"/>
           <w:color w:val="19274F"/>
           <w:sz w:val="28"/>
           <w:szCs w:val="28"/>
@@ -7035,7 +6722,7 @@
       <w:proofErr w:type="spellEnd"/>
       <w:r>
         <w:rPr>
-          <w:rFonts w:ascii="Candara" w:eastAsia="Now Heavy" w:hAnsi="Candara" w:cs="Now Heavy"/>
+          <w:rFonts w:eastAsia="Now Heavy" w:cs="Times New Roman"/>
           <w:color w:val="19274F"/>
           <w:sz w:val="28"/>
           <w:szCs w:val="28"/>
@@ -7045,7 +6732,7 @@
       <w:proofErr w:type="spellStart"/>
       <w:r>
         <w:rPr>
-          <w:rFonts w:ascii="Candara" w:eastAsia="Now Heavy" w:hAnsi="Candara" w:cs="Now Heavy"/>
+          <w:rFonts w:eastAsia="Now Heavy" w:cs="Times New Roman"/>
           <w:color w:val="19274F"/>
           <w:sz w:val="28"/>
           <w:szCs w:val="28"/>
@@ -7055,7 +6742,7 @@
       <w:proofErr w:type="spellEnd"/>
       <w:r>
         <w:rPr>
-          <w:rFonts w:ascii="Candara" w:eastAsia="Now Heavy" w:hAnsi="Candara" w:cs="Now Heavy"/>
+          <w:rFonts w:eastAsia="Now Heavy" w:cs="Times New Roman"/>
           <w:color w:val="19274F"/>
           <w:sz w:val="28"/>
           <w:szCs w:val="28"/>
@@ -7065,7 +6752,7 @@
       <w:proofErr w:type="spellStart"/>
       <w:r>
         <w:rPr>
-          <w:rFonts w:ascii="Candara" w:eastAsia="Now Heavy" w:hAnsi="Candara" w:cs="Now Heavy"/>
+          <w:rFonts w:eastAsia="Now Heavy" w:cs="Times New Roman"/>
           <w:color w:val="19274F"/>
           <w:sz w:val="28"/>
           <w:szCs w:val="28"/>
@@ -7075,7 +6762,7 @@
       <w:proofErr w:type="spellEnd"/>
       <w:r>
         <w:rPr>
-          <w:rFonts w:ascii="Candara" w:eastAsia="Now Heavy" w:hAnsi="Candara" w:cs="Now Heavy"/>
+          <w:rFonts w:eastAsia="Now Heavy" w:cs="Times New Roman"/>
           <w:color w:val="19274F"/>
           <w:sz w:val="28"/>
           <w:szCs w:val="28"/>
@@ -7108,108 +6795,6 @@
           <w:highlight w:val="red"/>
         </w:rPr>
         <w:t>https://git-scm.com/downloads.</w:t>
-      </w:r>
-    </w:p>
-    <w:p>
-      <w:pPr>
-        <w:ind w:left="-426" w:firstLine="426"/>
-        <w:jc w:val="both"/>
-        <w:rPr>
-          <w:rFonts w:ascii="Candara" w:eastAsia="Now Heavy" w:hAnsi="Candara" w:cs="Now Heavy"/>
-          <w:color w:val="19274F"/>
-          <w:sz w:val="28"/>
-          <w:szCs w:val="28"/>
-        </w:rPr>
-      </w:pPr>
-      <w:r>
-        <w:rPr>
-          <w:rFonts w:ascii="Candara" w:eastAsia="Now Heavy" w:hAnsi="Candara" w:cs="Now Heavy"/>
-          <w:color w:val="19274F"/>
-          <w:sz w:val="28"/>
-          <w:szCs w:val="28"/>
-        </w:rPr>
-        <w:lastRenderedPageBreak/>
-        <w:t xml:space="preserve">Setelah halaman unduhan dibuka, pengguna dapat memilih sistem operasi yang sesuai dengan perangkat yang digunakan. Pada sistem operasi Windows, pilih opsi </w:t>
-      </w:r>
-      <w:proofErr w:type="spellStart"/>
-      <w:r>
-        <w:rPr>
-          <w:rFonts w:ascii="Candara" w:eastAsia="Now Heavy" w:hAnsi="Candara" w:cs="Now Heavy"/>
-          <w:color w:val="19274F"/>
-          <w:sz w:val="28"/>
-          <w:szCs w:val="28"/>
-        </w:rPr>
-        <w:t>Git</w:t>
-      </w:r>
-      <w:proofErr w:type="spellEnd"/>
-      <w:r>
-        <w:rPr>
-          <w:rFonts w:ascii="Candara" w:eastAsia="Now Heavy" w:hAnsi="Candara" w:cs="Now Heavy"/>
-          <w:color w:val="19274F"/>
-          <w:sz w:val="28"/>
-          <w:szCs w:val="28"/>
-        </w:rPr>
-        <w:t xml:space="preserve"> </w:t>
-      </w:r>
-      <w:proofErr w:type="spellStart"/>
-      <w:r>
-        <w:rPr>
-          <w:rFonts w:ascii="Candara" w:eastAsia="Now Heavy" w:hAnsi="Candara" w:cs="Now Heavy"/>
-          <w:color w:val="19274F"/>
-          <w:sz w:val="28"/>
-          <w:szCs w:val="28"/>
-        </w:rPr>
-        <w:t>for</w:t>
-      </w:r>
-      <w:proofErr w:type="spellEnd"/>
-      <w:r>
-        <w:rPr>
-          <w:rFonts w:ascii="Candara" w:eastAsia="Now Heavy" w:hAnsi="Candara" w:cs="Now Heavy"/>
-          <w:color w:val="19274F"/>
-          <w:sz w:val="28"/>
-          <w:szCs w:val="28"/>
-        </w:rPr>
-        <w:t xml:space="preserve"> Windows untuk mengunduh </w:t>
-      </w:r>
-      <w:proofErr w:type="spellStart"/>
-      <w:r>
-        <w:rPr>
-          <w:rFonts w:ascii="Candara" w:eastAsia="Now Heavy" w:hAnsi="Candara" w:cs="Now Heavy"/>
-          <w:color w:val="19274F"/>
-          <w:sz w:val="28"/>
-          <w:szCs w:val="28"/>
-        </w:rPr>
-        <w:t>installer</w:t>
-      </w:r>
-      <w:proofErr w:type="spellEnd"/>
-      <w:r>
-        <w:rPr>
-          <w:rFonts w:ascii="Candara" w:eastAsia="Now Heavy" w:hAnsi="Candara" w:cs="Now Heavy"/>
-          <w:color w:val="19274F"/>
-          <w:sz w:val="28"/>
-          <w:szCs w:val="28"/>
-        </w:rPr>
-        <w:t xml:space="preserve"> </w:t>
-      </w:r>
-      <w:proofErr w:type="spellStart"/>
-      <w:r>
-        <w:rPr>
-          <w:rFonts w:ascii="Candara" w:eastAsia="Now Heavy" w:hAnsi="Candara" w:cs="Now Heavy"/>
-          <w:color w:val="19274F"/>
-          <w:sz w:val="28"/>
-          <w:szCs w:val="28"/>
-        </w:rPr>
-        <w:t>Git</w:t>
-      </w:r>
-      <w:proofErr w:type="spellEnd"/>
-      <w:r>
-        <w:rPr>
-          <w:rFonts w:ascii="Candara" w:eastAsia="Now Heavy" w:hAnsi="Candara" w:cs="Now Heavy"/>
-          <w:color w:val="19274F"/>
-          <w:sz w:val="28"/>
-          <w:szCs w:val="28"/>
-        </w:rPr>
-        <w:t>. Setelah proses pengunduhan selesai,</w:t>
       </w:r>
     </w:p>
     <w:p>
@@ -7218,13 +6803,14 @@
           <w:tab w:val="left" w:pos="2700"/>
         </w:tabs>
         <w:rPr>
-          <w:rFonts w:ascii="Candara" w:eastAsia="Now Heavy" w:hAnsi="Candara" w:cs="Now Heavy"/>
+          <w:rFonts w:eastAsia="Now Heavy" w:cs="Times New Roman"/>
           <w:sz w:val="28"/>
           <w:szCs w:val="28"/>
         </w:rPr>
       </w:pPr>
       <w:r>
         <w:rPr>
+          <w:rFonts w:cs="Times New Roman"/>
           <w:noProof/>
         </w:rPr>
         <w:drawing>
@@ -7269,7 +6855,7 @@
         <w:ind w:left="-426" w:firstLine="426"/>
         <w:jc w:val="both"/>
         <w:rPr>
-          <w:rFonts w:ascii="Candara" w:eastAsia="Now Heavy" w:hAnsi="Candara" w:cs="Now Heavy"/>
+          <w:rFonts w:eastAsia="Now Heavy" w:cs="Times New Roman"/>
           <w:color w:val="19274F"/>
           <w:sz w:val="28"/>
           <w:szCs w:val="28"/>
@@ -7277,7 +6863,7 @@
       </w:pPr>
       <w:r>
         <w:rPr>
-          <w:rFonts w:ascii="Candara" w:eastAsia="Now Heavy" w:hAnsi="Candara" w:cs="Now Heavy"/>
+          <w:rFonts w:eastAsia="Now Heavy" w:cs="Times New Roman"/>
           <w:color w:val="19274F"/>
           <w:sz w:val="28"/>
           <w:szCs w:val="28"/>
@@ -7287,7 +6873,7 @@
       <w:proofErr w:type="spellStart"/>
       <w:r>
         <w:rPr>
-          <w:rFonts w:ascii="Candara" w:eastAsia="Now Heavy" w:hAnsi="Candara" w:cs="Now Heavy"/>
+          <w:rFonts w:eastAsia="Now Heavy" w:cs="Times New Roman"/>
           <w:color w:val="19274F"/>
           <w:sz w:val="28"/>
           <w:szCs w:val="28"/>
@@ -7297,7 +6883,7 @@
       <w:proofErr w:type="spellEnd"/>
       <w:r>
         <w:rPr>
-          <w:rFonts w:ascii="Candara" w:eastAsia="Now Heavy" w:hAnsi="Candara" w:cs="Now Heavy"/>
+          <w:rFonts w:eastAsia="Now Heavy" w:cs="Times New Roman"/>
           <w:color w:val="19274F"/>
           <w:sz w:val="28"/>
           <w:szCs w:val="28"/>
@@ -7307,7 +6893,7 @@
       <w:proofErr w:type="spellStart"/>
       <w:r>
         <w:rPr>
-          <w:rFonts w:ascii="Candara" w:eastAsia="Now Heavy" w:hAnsi="Candara" w:cs="Now Heavy"/>
+          <w:rFonts w:eastAsia="Now Heavy" w:cs="Times New Roman"/>
           <w:color w:val="19274F"/>
           <w:sz w:val="28"/>
           <w:szCs w:val="28"/>
@@ -7317,7 +6903,7 @@
       <w:proofErr w:type="spellEnd"/>
       <w:r>
         <w:rPr>
-          <w:rFonts w:ascii="Candara" w:eastAsia="Now Heavy" w:hAnsi="Candara" w:cs="Now Heavy"/>
+          <w:rFonts w:eastAsia="Now Heavy" w:cs="Times New Roman"/>
           <w:color w:val="19274F"/>
           <w:sz w:val="28"/>
           <w:szCs w:val="28"/>
@@ -7327,7 +6913,7 @@
       <w:proofErr w:type="spellStart"/>
       <w:r>
         <w:rPr>
-          <w:rFonts w:ascii="Candara" w:eastAsia="Now Heavy" w:hAnsi="Candara" w:cs="Now Heavy"/>
+          <w:rFonts w:eastAsia="Now Heavy" w:cs="Times New Roman"/>
           <w:color w:val="19274F"/>
           <w:sz w:val="28"/>
           <w:szCs w:val="28"/>
@@ -7337,7 +6923,7 @@
       <w:proofErr w:type="spellEnd"/>
       <w:r>
         <w:rPr>
-          <w:rFonts w:ascii="Candara" w:eastAsia="Now Heavy" w:hAnsi="Candara" w:cs="Now Heavy"/>
+          <w:rFonts w:eastAsia="Now Heavy" w:cs="Times New Roman"/>
           <w:color w:val="19274F"/>
           <w:sz w:val="28"/>
           <w:szCs w:val="28"/>
@@ -7347,7 +6933,7 @@
       <w:proofErr w:type="spellStart"/>
       <w:r>
         <w:rPr>
-          <w:rFonts w:ascii="Candara" w:eastAsia="Now Heavy" w:hAnsi="Candara" w:cs="Now Heavy"/>
+          <w:rFonts w:eastAsia="Now Heavy" w:cs="Times New Roman"/>
           <w:color w:val="19274F"/>
           <w:sz w:val="28"/>
           <w:szCs w:val="28"/>
@@ -7357,7 +6943,7 @@
       <w:proofErr w:type="spellEnd"/>
       <w:r>
         <w:rPr>
-          <w:rFonts w:ascii="Candara" w:eastAsia="Now Heavy" w:hAnsi="Candara" w:cs="Now Heavy"/>
+          <w:rFonts w:eastAsia="Now Heavy" w:cs="Times New Roman"/>
           <w:color w:val="19274F"/>
           <w:sz w:val="28"/>
           <w:szCs w:val="28"/>
@@ -7367,7 +6953,7 @@
       <w:proofErr w:type="spellStart"/>
       <w:r>
         <w:rPr>
-          <w:rFonts w:ascii="Candara" w:eastAsia="Now Heavy" w:hAnsi="Candara" w:cs="Now Heavy"/>
+          <w:rFonts w:eastAsia="Now Heavy" w:cs="Times New Roman"/>
           <w:color w:val="19274F"/>
           <w:sz w:val="28"/>
           <w:szCs w:val="28"/>
@@ -7377,12 +6963,12 @@
       <w:proofErr w:type="spellEnd"/>
       <w:r>
         <w:rPr>
-          <w:rFonts w:ascii="Candara" w:eastAsia="Now Heavy" w:hAnsi="Candara" w:cs="Now Heavy"/>
-          <w:color w:val="19274F"/>
-          <w:sz w:val="28"/>
-          <w:szCs w:val="28"/>
-        </w:rPr>
-        <w:t>. Buka salah satu aplikasi tersebut, kemudian jalankan perintah berikut:</w:t>
+          <w:rFonts w:eastAsia="Now Heavy" w:cs="Times New Roman"/>
+          <w:color w:val="19274F"/>
+          <w:sz w:val="28"/>
+          <w:szCs w:val="28"/>
+        </w:rPr>
+        <w:t>. kemudian jalankan perintah berikut:</w:t>
       </w:r>
     </w:p>
     <w:p>
@@ -7390,7 +6976,7 @@
         <w:ind w:left="-426" w:firstLine="426"/>
         <w:jc w:val="center"/>
         <w:rPr>
-          <w:rFonts w:ascii="Candara" w:eastAsia="Now Heavy" w:hAnsi="Candara" w:cs="Now Heavy"/>
+          <w:rFonts w:ascii="Courier New" w:eastAsia="Now Heavy" w:hAnsi="Courier New" w:cs="Courier New"/>
           <w:b/>
           <w:bCs/>
           <w:color w:val="FFFFFF" w:themeColor="background1"/>
@@ -7401,7 +6987,7 @@
       </w:pPr>
       <w:r>
         <w:rPr>
-          <w:rFonts w:ascii="Candara" w:eastAsia="Now Heavy" w:hAnsi="Candara" w:cs="Now Heavy"/>
+          <w:rFonts w:ascii="Courier New" w:eastAsia="Now Heavy" w:hAnsi="Courier New" w:cs="Courier New"/>
           <w:b/>
           <w:bCs/>
           <w:color w:val="FFFFFF" w:themeColor="background1"/>
@@ -7414,7 +7000,7 @@
       <w:proofErr w:type="spellStart"/>
       <w:r>
         <w:rPr>
-          <w:rFonts w:ascii="Candara" w:eastAsia="Now Heavy" w:hAnsi="Candara" w:cs="Now Heavy"/>
+          <w:rFonts w:ascii="Courier New" w:eastAsia="Now Heavy" w:hAnsi="Courier New" w:cs="Courier New"/>
           <w:b/>
           <w:bCs/>
           <w:color w:val="FFFFFF" w:themeColor="background1"/>
@@ -7427,7 +7013,7 @@
       <w:proofErr w:type="spellEnd"/>
       <w:r>
         <w:rPr>
-          <w:rFonts w:ascii="Candara" w:eastAsia="Now Heavy" w:hAnsi="Candara" w:cs="Now Heavy"/>
+          <w:rFonts w:ascii="Courier New" w:eastAsia="Now Heavy" w:hAnsi="Courier New" w:cs="Courier New"/>
           <w:b/>
           <w:bCs/>
           <w:color w:val="FFFFFF" w:themeColor="background1"/>
@@ -7440,7 +7026,7 @@
       <w:proofErr w:type="spellStart"/>
       <w:r>
         <w:rPr>
-          <w:rFonts w:ascii="Candara" w:eastAsia="Now Heavy" w:hAnsi="Candara" w:cs="Now Heavy"/>
+          <w:rFonts w:ascii="Courier New" w:eastAsia="Now Heavy" w:hAnsi="Courier New" w:cs="Courier New"/>
           <w:b/>
           <w:bCs/>
           <w:color w:val="FFFFFF" w:themeColor="background1"/>
@@ -7453,7 +7039,7 @@
       <w:proofErr w:type="spellEnd"/>
       <w:r>
         <w:rPr>
-          <w:rFonts w:ascii="Candara" w:eastAsia="Now Heavy" w:hAnsi="Candara" w:cs="Now Heavy"/>
+          <w:rFonts w:ascii="Courier New" w:eastAsia="Now Heavy" w:hAnsi="Courier New" w:cs="Courier New"/>
           <w:b/>
           <w:bCs/>
           <w:color w:val="FFFFFF" w:themeColor="background1"/>
@@ -7469,7 +7055,7 @@
         <w:ind w:left="-426" w:firstLine="426"/>
         <w:jc w:val="both"/>
         <w:rPr>
-          <w:rFonts w:ascii="Candara" w:eastAsia="Now Heavy" w:hAnsi="Candara" w:cs="Now Heavy"/>
+          <w:rFonts w:eastAsia="Now Heavy" w:cs="Times New Roman"/>
           <w:color w:val="19274F"/>
           <w:sz w:val="28"/>
           <w:szCs w:val="28"/>
@@ -7477,7 +7063,7 @@
       </w:pPr>
       <w:r>
         <w:rPr>
-          <w:rFonts w:ascii="Candara" w:eastAsia="Now Heavy" w:hAnsi="Candara" w:cs="Now Heavy"/>
+          <w:rFonts w:eastAsia="Now Heavy" w:cs="Times New Roman"/>
           <w:color w:val="19274F"/>
           <w:sz w:val="28"/>
           <w:szCs w:val="28"/>
@@ -7487,7 +7073,7 @@
       <w:proofErr w:type="spellStart"/>
       <w:r>
         <w:rPr>
-          <w:rFonts w:ascii="Candara" w:eastAsia="Now Heavy" w:hAnsi="Candara" w:cs="Now Heavy"/>
+          <w:rFonts w:eastAsia="Now Heavy" w:cs="Times New Roman"/>
           <w:color w:val="19274F"/>
           <w:sz w:val="28"/>
           <w:szCs w:val="28"/>
@@ -7497,7 +7083,7 @@
       <w:proofErr w:type="spellEnd"/>
       <w:r>
         <w:rPr>
-          <w:rFonts w:ascii="Candara" w:eastAsia="Now Heavy" w:hAnsi="Candara" w:cs="Now Heavy"/>
+          <w:rFonts w:eastAsia="Now Heavy" w:cs="Times New Roman"/>
           <w:color w:val="19274F"/>
           <w:sz w:val="28"/>
           <w:szCs w:val="28"/>
@@ -7507,7 +7093,7 @@
       <w:proofErr w:type="spellStart"/>
       <w:r>
         <w:rPr>
-          <w:rFonts w:ascii="Candara" w:eastAsia="Now Heavy" w:hAnsi="Candara" w:cs="Now Heavy"/>
+          <w:rFonts w:eastAsia="Now Heavy" w:cs="Times New Roman"/>
           <w:color w:val="19274F"/>
           <w:sz w:val="28"/>
           <w:szCs w:val="28"/>
@@ -7517,92 +7103,12 @@
       <w:proofErr w:type="spellEnd"/>
       <w:r>
         <w:rPr>
-          <w:rFonts w:ascii="Candara" w:eastAsia="Now Heavy" w:hAnsi="Candara" w:cs="Now Heavy"/>
-          <w:color w:val="19274F"/>
-          <w:sz w:val="28"/>
-          <w:szCs w:val="28"/>
-        </w:rPr>
-        <w:t xml:space="preserve">. Tampilan versi tersebut menunjukkan bahwa </w:t>
-      </w:r>
-      <w:proofErr w:type="spellStart"/>
-      <w:r>
-        <w:rPr>
-          <w:rFonts w:ascii="Candara" w:eastAsia="Now Heavy" w:hAnsi="Candara" w:cs="Now Heavy"/>
-          <w:color w:val="19274F"/>
-          <w:sz w:val="28"/>
-          <w:szCs w:val="28"/>
-        </w:rPr>
-        <w:t>Git</w:t>
-      </w:r>
-      <w:proofErr w:type="spellEnd"/>
-      <w:r>
-        <w:rPr>
-          <w:rFonts w:ascii="Candara" w:eastAsia="Now Heavy" w:hAnsi="Candara" w:cs="Now Heavy"/>
-          <w:color w:val="19274F"/>
-          <w:sz w:val="28"/>
-          <w:szCs w:val="28"/>
-        </w:rPr>
-        <w:t xml:space="preserve"> telah berhasil </w:t>
-      </w:r>
-      <w:proofErr w:type="spellStart"/>
-      <w:r>
-        <w:rPr>
-          <w:rFonts w:ascii="Candara" w:eastAsia="Now Heavy" w:hAnsi="Candara" w:cs="Now Heavy"/>
-          <w:color w:val="19274F"/>
-          <w:sz w:val="28"/>
-          <w:szCs w:val="28"/>
-        </w:rPr>
-        <w:t>diinstal</w:t>
-      </w:r>
-      <w:proofErr w:type="spellEnd"/>
-      <w:r>
-        <w:rPr>
-          <w:rFonts w:ascii="Candara" w:eastAsia="Now Heavy" w:hAnsi="Candara" w:cs="Now Heavy"/>
-          <w:color w:val="19274F"/>
-          <w:sz w:val="28"/>
-          <w:szCs w:val="28"/>
-        </w:rPr>
-        <w:t xml:space="preserve"> dan sudah dapat digunakan melalui </w:t>
-      </w:r>
-      <w:proofErr w:type="spellStart"/>
-      <w:r>
-        <w:rPr>
-          <w:rFonts w:ascii="Candara" w:eastAsia="Now Heavy" w:hAnsi="Candara" w:cs="Now Heavy"/>
-          <w:color w:val="19274F"/>
-          <w:sz w:val="28"/>
-          <w:szCs w:val="28"/>
-        </w:rPr>
-        <w:t>Command</w:t>
-      </w:r>
-      <w:proofErr w:type="spellEnd"/>
-      <w:r>
-        <w:rPr>
-          <w:rFonts w:ascii="Candara" w:eastAsia="Now Heavy" w:hAnsi="Candara" w:cs="Now Heavy"/>
-          <w:color w:val="19274F"/>
-          <w:sz w:val="28"/>
-          <w:szCs w:val="28"/>
-        </w:rPr>
-        <w:t xml:space="preserve"> Line </w:t>
-      </w:r>
-      <w:proofErr w:type="spellStart"/>
-      <w:r>
-        <w:rPr>
-          <w:rFonts w:ascii="Candara" w:eastAsia="Now Heavy" w:hAnsi="Candara" w:cs="Now Heavy"/>
-          <w:color w:val="19274F"/>
-          <w:sz w:val="28"/>
-          <w:szCs w:val="28"/>
-        </w:rPr>
-        <w:t>Interface</w:t>
-      </w:r>
-      <w:proofErr w:type="spellEnd"/>
-      <w:r>
-        <w:rPr>
-          <w:rFonts w:ascii="Candara" w:eastAsia="Now Heavy" w:hAnsi="Candara" w:cs="Now Heavy"/>
-          <w:color w:val="19274F"/>
-          <w:sz w:val="28"/>
-          <w:szCs w:val="28"/>
-        </w:rPr>
-        <w:t xml:space="preserve"> (CLI).</w:t>
+          <w:rFonts w:eastAsia="Now Heavy" w:cs="Times New Roman"/>
+          <w:color w:val="19274F"/>
+          <w:sz w:val="28"/>
+          <w:szCs w:val="28"/>
+        </w:rPr>
+        <w:t>.</w:t>
       </w:r>
     </w:p>
     <w:p>
@@ -7610,7 +7116,7 @@
         <w:ind w:left="-426" w:firstLine="426"/>
         <w:jc w:val="both"/>
         <w:rPr>
-          <w:rFonts w:ascii="Candara" w:eastAsia="Now Heavy" w:hAnsi="Candara" w:cs="Now Heavy"/>
+          <w:rFonts w:eastAsia="Now Heavy" w:cs="Times New Roman"/>
           <w:color w:val="19274F"/>
           <w:sz w:val="28"/>
           <w:szCs w:val="28"/>
@@ -7618,8 +7124,10 @@
       </w:pPr>
       <w:r>
         <w:rPr>
+          <w:rFonts w:cs="Times New Roman"/>
           <w:noProof/>
         </w:rPr>
+        <w:lastRenderedPageBreak/>
         <w:drawing>
           <wp:inline distT="0" distB="0" distL="0" distR="0" wp14:anchorId="37CD5BA6" wp14:editId="3E7B6F34">
             <wp:extent cx="5731510" cy="2230758"/>
@@ -7662,7 +7170,7 @@
         <w:ind w:left="-426" w:firstLine="426"/>
         <w:jc w:val="both"/>
         <w:rPr>
-          <w:rFonts w:ascii="Candara" w:eastAsia="Now Heavy" w:hAnsi="Candara" w:cs="Now Heavy"/>
+          <w:rFonts w:eastAsia="Now Heavy" w:cs="Times New Roman"/>
           <w:color w:val="19274F"/>
           <w:sz w:val="28"/>
           <w:szCs w:val="28"/>
@@ -7670,7 +7178,7 @@
       </w:pPr>
       <w:r>
         <w:rPr>
-          <w:rFonts w:ascii="Candara" w:eastAsia="Now Heavy" w:hAnsi="Candara" w:cs="Now Heavy"/>
+          <w:rFonts w:eastAsia="Now Heavy" w:cs="Times New Roman"/>
           <w:color w:val="19274F"/>
           <w:sz w:val="28"/>
           <w:szCs w:val="28"/>
@@ -7680,7 +7188,7 @@
       <w:proofErr w:type="spellStart"/>
       <w:r>
         <w:rPr>
-          <w:rFonts w:ascii="Candara" w:eastAsia="Now Heavy" w:hAnsi="Candara" w:cs="Now Heavy"/>
+          <w:rFonts w:eastAsia="Now Heavy" w:cs="Times New Roman"/>
           <w:b/>
           <w:bCs/>
           <w:color w:val="19274F"/>
@@ -7692,7 +7200,7 @@
       <w:proofErr w:type="spellEnd"/>
       <w:r>
         <w:rPr>
-          <w:rFonts w:ascii="Candara" w:eastAsia="Now Heavy" w:hAnsi="Candara" w:cs="Now Heavy"/>
+          <w:rFonts w:eastAsia="Now Heavy" w:cs="Times New Roman"/>
           <w:color w:val="19274F"/>
           <w:sz w:val="28"/>
           <w:szCs w:val="28"/>
@@ -7702,7 +7210,7 @@
       <w:proofErr w:type="spellStart"/>
       <w:r>
         <w:rPr>
-          <w:rFonts w:ascii="Candara" w:eastAsia="Now Heavy" w:hAnsi="Candara" w:cs="Now Heavy"/>
+          <w:rFonts w:eastAsia="Now Heavy" w:cs="Times New Roman"/>
           <w:color w:val="19274F"/>
           <w:sz w:val="28"/>
           <w:szCs w:val="28"/>
@@ -7712,7 +7220,7 @@
       <w:proofErr w:type="spellEnd"/>
       <w:r>
         <w:rPr>
-          <w:rFonts w:ascii="Candara" w:eastAsia="Now Heavy" w:hAnsi="Candara" w:cs="Now Heavy"/>
+          <w:rFonts w:eastAsia="Now Heavy" w:cs="Times New Roman"/>
           <w:color w:val="19274F"/>
           <w:sz w:val="28"/>
           <w:szCs w:val="28"/>
@@ -7722,7 +7230,7 @@
       <w:proofErr w:type="spellStart"/>
       <w:r>
         <w:rPr>
-          <w:rFonts w:ascii="Candara" w:eastAsia="Now Heavy" w:hAnsi="Candara" w:cs="Now Heavy"/>
+          <w:rFonts w:eastAsia="Now Heavy" w:cs="Times New Roman"/>
           <w:color w:val="19274F"/>
           <w:sz w:val="28"/>
           <w:szCs w:val="28"/>
@@ -7732,17 +7240,26 @@
       <w:proofErr w:type="spellEnd"/>
       <w:r>
         <w:rPr>
-          <w:rFonts w:ascii="Candara" w:eastAsia="Now Heavy" w:hAnsi="Candara" w:cs="Now Heavy"/>
+          <w:rFonts w:eastAsia="Now Heavy" w:cs="Times New Roman"/>
           <w:color w:val="19274F"/>
           <w:sz w:val="28"/>
           <w:szCs w:val="28"/>
         </w:rPr>
         <w:t xml:space="preserve">. Untuk melakukan konfigurasi identitas pengguna, buka </w:t>
       </w:r>
-      <w:proofErr w:type="spellStart"/>
-      <w:r>
-        <w:rPr>
-          <w:rFonts w:ascii="Candara" w:eastAsia="Now Heavy" w:hAnsi="Candara" w:cs="Now Heavy"/>
+      <w:r>
+        <w:rPr>
+          <w:rFonts w:eastAsia="Now Heavy" w:cs="Times New Roman"/>
+          <w:color w:val="19274F"/>
+          <w:sz w:val="28"/>
+          <w:szCs w:val="28"/>
+        </w:rPr>
+        <w:t xml:space="preserve">GIT </w:t>
+      </w:r>
+      <w:proofErr w:type="spellStart"/>
+      <w:r>
+        <w:rPr>
+          <w:rFonts w:eastAsia="Now Heavy" w:cs="Times New Roman"/>
           <w:color w:val="19274F"/>
           <w:sz w:val="28"/>
           <w:szCs w:val="28"/>
@@ -7752,7 +7269,7 @@
       <w:proofErr w:type="spellEnd"/>
       <w:r>
         <w:rPr>
-          <w:rFonts w:ascii="Candara" w:eastAsia="Now Heavy" w:hAnsi="Candara" w:cs="Now Heavy"/>
+          <w:rFonts w:eastAsia="Now Heavy" w:cs="Times New Roman"/>
           <w:color w:val="19274F"/>
           <w:sz w:val="28"/>
           <w:szCs w:val="28"/>
@@ -7762,7 +7279,7 @@
       <w:proofErr w:type="spellStart"/>
       <w:r>
         <w:rPr>
-          <w:rFonts w:ascii="Candara" w:eastAsia="Now Heavy" w:hAnsi="Candara" w:cs="Now Heavy"/>
+          <w:rFonts w:eastAsia="Now Heavy" w:cs="Times New Roman"/>
           <w:color w:val="19274F"/>
           <w:sz w:val="28"/>
           <w:szCs w:val="28"/>
@@ -7772,7 +7289,7 @@
       <w:proofErr w:type="spellEnd"/>
       <w:r>
         <w:rPr>
-          <w:rFonts w:ascii="Candara" w:eastAsia="Now Heavy" w:hAnsi="Candara" w:cs="Now Heavy"/>
+          <w:rFonts w:eastAsia="Now Heavy" w:cs="Times New Roman"/>
           <w:color w:val="19274F"/>
           <w:sz w:val="28"/>
           <w:szCs w:val="28"/>
@@ -7782,7 +7299,7 @@
       <w:proofErr w:type="spellStart"/>
       <w:r>
         <w:rPr>
-          <w:rFonts w:ascii="Candara" w:eastAsia="Now Heavy" w:hAnsi="Candara" w:cs="Now Heavy"/>
+          <w:rFonts w:eastAsia="Now Heavy" w:cs="Times New Roman"/>
           <w:color w:val="19274F"/>
           <w:sz w:val="28"/>
           <w:szCs w:val="28"/>
@@ -7792,7 +7309,7 @@
       <w:proofErr w:type="spellEnd"/>
       <w:r>
         <w:rPr>
-          <w:rFonts w:ascii="Candara" w:eastAsia="Now Heavy" w:hAnsi="Candara" w:cs="Now Heavy"/>
+          <w:rFonts w:eastAsia="Now Heavy" w:cs="Times New Roman"/>
           <w:color w:val="19274F"/>
           <w:sz w:val="28"/>
           <w:szCs w:val="28"/>
@@ -7805,7 +7322,7 @@
         <w:ind w:left="-426" w:firstLine="426"/>
         <w:jc w:val="both"/>
         <w:rPr>
-          <w:rFonts w:ascii="Candara" w:eastAsia="Now Heavy" w:hAnsi="Candara" w:cs="Now Heavy"/>
+          <w:rFonts w:eastAsia="Now Heavy" w:cs="Times New Roman"/>
           <w:color w:val="19274F"/>
           <w:sz w:val="28"/>
           <w:szCs w:val="28"/>
@@ -7813,6 +7330,7 @@
       </w:pPr>
       <w:r>
         <w:rPr>
+          <w:rFonts w:cs="Times New Roman"/>
           <w:noProof/>
         </w:rPr>
         <w:drawing>
@@ -7857,7 +7375,7 @@
         <w:ind w:left="-426" w:firstLine="426"/>
         <w:jc w:val="both"/>
         <w:rPr>
-          <w:rFonts w:ascii="Candara" w:eastAsia="Now Heavy" w:hAnsi="Candara" w:cs="Now Heavy"/>
+          <w:rFonts w:eastAsia="Now Heavy" w:cs="Times New Roman"/>
           <w:color w:val="19274F"/>
           <w:sz w:val="28"/>
           <w:szCs w:val="28"/>
@@ -7865,18 +7383,17 @@
       </w:pPr>
       <w:r>
         <w:rPr>
-          <w:rFonts w:ascii="Candara" w:eastAsia="Now Heavy" w:hAnsi="Candara" w:cs="Now Heavy"/>
-          <w:color w:val="19274F"/>
-          <w:sz w:val="28"/>
-          <w:szCs w:val="28"/>
-        </w:rPr>
-        <w:lastRenderedPageBreak/>
+          <w:rFonts w:eastAsia="Now Heavy" w:cs="Times New Roman"/>
+          <w:color w:val="19274F"/>
+          <w:sz w:val="28"/>
+          <w:szCs w:val="28"/>
+        </w:rPr>
         <w:t xml:space="preserve">Pada tahap ini dilakukan konfigurasi identitas pengguna yang akan digunakan oleh </w:t>
       </w:r>
       <w:proofErr w:type="spellStart"/>
       <w:r>
         <w:rPr>
-          <w:rFonts w:ascii="Candara" w:eastAsia="Now Heavy" w:hAnsi="Candara" w:cs="Now Heavy"/>
+          <w:rFonts w:eastAsia="Now Heavy" w:cs="Times New Roman"/>
           <w:color w:val="19274F"/>
           <w:sz w:val="28"/>
           <w:szCs w:val="28"/>
@@ -7886,7 +7403,7 @@
       <w:proofErr w:type="spellEnd"/>
       <w:r>
         <w:rPr>
-          <w:rFonts w:ascii="Candara" w:eastAsia="Now Heavy" w:hAnsi="Candara" w:cs="Now Heavy"/>
+          <w:rFonts w:eastAsia="Now Heavy" w:cs="Times New Roman"/>
           <w:color w:val="19274F"/>
           <w:sz w:val="28"/>
           <w:szCs w:val="28"/>
@@ -7896,7 +7413,7 @@
       <w:proofErr w:type="spellStart"/>
       <w:r>
         <w:rPr>
-          <w:rFonts w:ascii="Candara" w:eastAsia="Now Heavy" w:hAnsi="Candara" w:cs="Now Heavy"/>
+          <w:rFonts w:eastAsia="Now Heavy" w:cs="Times New Roman"/>
           <w:color w:val="19274F"/>
           <w:sz w:val="28"/>
           <w:szCs w:val="28"/>
@@ -7906,7 +7423,7 @@
       <w:proofErr w:type="spellEnd"/>
       <w:r>
         <w:rPr>
-          <w:rFonts w:ascii="Candara" w:eastAsia="Now Heavy" w:hAnsi="Candara" w:cs="Now Heavy"/>
+          <w:rFonts w:eastAsia="Now Heavy" w:cs="Times New Roman"/>
           <w:color w:val="19274F"/>
           <w:sz w:val="28"/>
           <w:szCs w:val="28"/>
@@ -7916,7 +7433,7 @@
       <w:proofErr w:type="spellStart"/>
       <w:r>
         <w:rPr>
-          <w:rFonts w:ascii="Candara" w:eastAsia="Now Heavy" w:hAnsi="Candara" w:cs="Now Heavy"/>
+          <w:rFonts w:eastAsia="Now Heavy" w:cs="Times New Roman"/>
           <w:color w:val="19274F"/>
           <w:sz w:val="28"/>
           <w:szCs w:val="28"/>
@@ -7926,7 +7443,7 @@
       <w:proofErr w:type="spellEnd"/>
       <w:r>
         <w:rPr>
-          <w:rFonts w:ascii="Candara" w:eastAsia="Now Heavy" w:hAnsi="Candara" w:cs="Now Heavy"/>
+          <w:rFonts w:eastAsia="Now Heavy" w:cs="Times New Roman"/>
           <w:color w:val="19274F"/>
           <w:sz w:val="28"/>
           <w:szCs w:val="28"/>
@@ -7939,7 +7456,7 @@
         <w:ind w:left="-426" w:firstLine="426"/>
         <w:jc w:val="center"/>
         <w:rPr>
-          <w:rFonts w:ascii="Candara" w:eastAsia="Now Heavy" w:hAnsi="Candara" w:cs="Now Heavy"/>
+          <w:rFonts w:ascii="Courier New" w:eastAsia="Now Heavy" w:hAnsi="Courier New" w:cs="Courier New"/>
           <w:b/>
           <w:bCs/>
           <w:color w:val="FFFFFF" w:themeColor="background1"/>
@@ -7951,7 +7468,7 @@
       <w:proofErr w:type="spellStart"/>
       <w:r>
         <w:rPr>
-          <w:rFonts w:ascii="Candara" w:eastAsia="Now Heavy" w:hAnsi="Candara" w:cs="Now Heavy"/>
+          <w:rFonts w:ascii="Courier New" w:eastAsia="Now Heavy" w:hAnsi="Courier New" w:cs="Courier New"/>
           <w:b/>
           <w:bCs/>
           <w:color w:val="FFFFFF" w:themeColor="background1"/>
@@ -7964,7 +7481,7 @@
       <w:proofErr w:type="spellEnd"/>
       <w:r>
         <w:rPr>
-          <w:rFonts w:ascii="Candara" w:eastAsia="Now Heavy" w:hAnsi="Candara" w:cs="Now Heavy"/>
+          <w:rFonts w:ascii="Courier New" w:eastAsia="Now Heavy" w:hAnsi="Courier New" w:cs="Courier New"/>
           <w:b/>
           <w:bCs/>
           <w:color w:val="FFFFFF" w:themeColor="background1"/>
@@ -7977,7 +7494,7 @@
       <w:proofErr w:type="spellStart"/>
       <w:r>
         <w:rPr>
-          <w:rFonts w:ascii="Candara" w:eastAsia="Now Heavy" w:hAnsi="Candara" w:cs="Now Heavy"/>
+          <w:rFonts w:ascii="Courier New" w:eastAsia="Now Heavy" w:hAnsi="Courier New" w:cs="Courier New"/>
           <w:b/>
           <w:bCs/>
           <w:color w:val="FFFFFF" w:themeColor="background1"/>
@@ -7990,7 +7507,7 @@
       <w:proofErr w:type="spellEnd"/>
       <w:r>
         <w:rPr>
-          <w:rFonts w:ascii="Candara" w:eastAsia="Now Heavy" w:hAnsi="Candara" w:cs="Now Heavy"/>
+          <w:rFonts w:ascii="Courier New" w:eastAsia="Now Heavy" w:hAnsi="Courier New" w:cs="Courier New"/>
           <w:b/>
           <w:bCs/>
           <w:color w:val="FFFFFF" w:themeColor="background1"/>
@@ -7998,7 +7515,33 @@
           <w:szCs w:val="28"/>
           <w:highlight w:val="red"/>
         </w:rPr>
-        <w:t xml:space="preserve"> --global user.name "Alicia Maharani" </w:t>
+        <w:t xml:space="preserve"> --global user.name "</w:t>
+      </w:r>
+      <w:proofErr w:type="spellStart"/>
+      <w:r>
+        <w:rPr>
+          <w:rFonts w:ascii="Courier New" w:eastAsia="Now Heavy" w:hAnsi="Courier New" w:cs="Courier New"/>
+          <w:b/>
+          <w:bCs/>
+          <w:color w:val="FFFFFF" w:themeColor="background1"/>
+          <w:sz w:val="28"/>
+          <w:szCs w:val="28"/>
+          <w:highlight w:val="red"/>
+        </w:rPr>
+        <w:t>username</w:t>
+      </w:r>
+      <w:proofErr w:type="spellEnd"/>
+      <w:r>
+        <w:rPr>
+          <w:rFonts w:ascii="Courier New" w:eastAsia="Now Heavy" w:hAnsi="Courier New" w:cs="Courier New"/>
+          <w:b/>
+          <w:bCs/>
+          <w:color w:val="FFFFFF" w:themeColor="background1"/>
+          <w:sz w:val="28"/>
+          <w:szCs w:val="28"/>
+          <w:highlight w:val="red"/>
+        </w:rPr>
+        <w:t xml:space="preserve">" </w:t>
       </w:r>
     </w:p>
     <w:p>
@@ -8006,7 +7549,7 @@
         <w:ind w:left="-426" w:firstLine="426"/>
         <w:jc w:val="both"/>
         <w:rPr>
-          <w:rFonts w:ascii="Candara" w:eastAsia="Now Heavy" w:hAnsi="Candara" w:cs="Now Heavy"/>
+          <w:rFonts w:eastAsia="Now Heavy" w:cs="Times New Roman"/>
           <w:color w:val="19274F"/>
           <w:sz w:val="28"/>
           <w:szCs w:val="28"/>
@@ -8014,7 +7557,7 @@
       </w:pPr>
       <w:r>
         <w:rPr>
-          <w:rFonts w:ascii="Candara" w:eastAsia="Now Heavy" w:hAnsi="Candara" w:cs="Now Heavy"/>
+          <w:rFonts w:eastAsia="Now Heavy" w:cs="Times New Roman"/>
           <w:color w:val="19274F"/>
           <w:sz w:val="28"/>
           <w:szCs w:val="28"/>
@@ -8027,7 +7570,7 @@
         <w:ind w:left="-426" w:firstLine="426"/>
         <w:jc w:val="center"/>
         <w:rPr>
-          <w:rFonts w:ascii="Candara" w:eastAsia="Now Heavy" w:hAnsi="Candara" w:cs="Now Heavy"/>
+          <w:rFonts w:ascii="Courier New" w:eastAsia="Now Heavy" w:hAnsi="Courier New" w:cs="Courier New"/>
           <w:b/>
           <w:bCs/>
           <w:color w:val="FFFFFF" w:themeColor="background1"/>
@@ -8039,7 +7582,7 @@
       <w:proofErr w:type="spellStart"/>
       <w:r>
         <w:rPr>
-          <w:rFonts w:ascii="Candara" w:eastAsia="Now Heavy" w:hAnsi="Candara" w:cs="Now Heavy"/>
+          <w:rFonts w:ascii="Courier New" w:eastAsia="Now Heavy" w:hAnsi="Courier New" w:cs="Courier New"/>
           <w:b/>
           <w:bCs/>
           <w:color w:val="FFFFFF" w:themeColor="background1"/>
@@ -8052,7 +7595,7 @@
       <w:proofErr w:type="spellEnd"/>
       <w:r>
         <w:rPr>
-          <w:rFonts w:ascii="Candara" w:eastAsia="Now Heavy" w:hAnsi="Candara" w:cs="Now Heavy"/>
+          <w:rFonts w:ascii="Courier New" w:eastAsia="Now Heavy" w:hAnsi="Courier New" w:cs="Courier New"/>
           <w:b/>
           <w:bCs/>
           <w:color w:val="FFFFFF" w:themeColor="background1"/>
@@ -8065,7 +7608,7 @@
       <w:proofErr w:type="spellStart"/>
       <w:r>
         <w:rPr>
-          <w:rFonts w:ascii="Candara" w:eastAsia="Now Heavy" w:hAnsi="Candara" w:cs="Now Heavy"/>
+          <w:rFonts w:ascii="Courier New" w:eastAsia="Now Heavy" w:hAnsi="Courier New" w:cs="Courier New"/>
           <w:b/>
           <w:bCs/>
           <w:color w:val="FFFFFF" w:themeColor="background1"/>
@@ -8078,7 +7621,7 @@
       <w:proofErr w:type="spellEnd"/>
       <w:r>
         <w:rPr>
-          <w:rFonts w:ascii="Candara" w:eastAsia="Now Heavy" w:hAnsi="Candara" w:cs="Now Heavy"/>
+          <w:rFonts w:ascii="Courier New" w:eastAsia="Now Heavy" w:hAnsi="Courier New" w:cs="Courier New"/>
           <w:b/>
           <w:bCs/>
           <w:color w:val="FFFFFF" w:themeColor="background1"/>
@@ -8091,7 +7634,7 @@
       <w:proofErr w:type="spellStart"/>
       <w:r>
         <w:rPr>
-          <w:rFonts w:ascii="Candara" w:eastAsia="Now Heavy" w:hAnsi="Candara" w:cs="Now Heavy"/>
+          <w:rFonts w:ascii="Courier New" w:eastAsia="Now Heavy" w:hAnsi="Courier New" w:cs="Courier New"/>
           <w:b/>
           <w:bCs/>
           <w:color w:val="FFFFFF" w:themeColor="background1"/>
@@ -8104,7 +7647,7 @@
       <w:proofErr w:type="spellEnd"/>
       <w:r>
         <w:rPr>
-          <w:rFonts w:ascii="Candara" w:eastAsia="Now Heavy" w:hAnsi="Candara" w:cs="Now Heavy"/>
+          <w:rFonts w:ascii="Courier New" w:eastAsia="Now Heavy" w:hAnsi="Courier New" w:cs="Courier New"/>
           <w:b/>
           <w:bCs/>
           <w:color w:val="FFFFFF" w:themeColor="background1"/>
@@ -8120,7 +7663,7 @@
         <w:ind w:left="-426" w:firstLine="426"/>
         <w:jc w:val="both"/>
         <w:rPr>
-          <w:rFonts w:ascii="Candara" w:eastAsia="Now Heavy" w:hAnsi="Candara" w:cs="Now Heavy"/>
+          <w:rFonts w:eastAsia="Now Heavy" w:cs="Times New Roman"/>
           <w:color w:val="19274F"/>
           <w:sz w:val="28"/>
           <w:szCs w:val="28"/>
@@ -8128,7 +7671,7 @@
       </w:pPr>
       <w:r>
         <w:rPr>
-          <w:rFonts w:ascii="Candara" w:eastAsia="Now Heavy" w:hAnsi="Candara" w:cs="Now Heavy"/>
+          <w:rFonts w:eastAsia="Now Heavy" w:cs="Times New Roman"/>
           <w:color w:val="19274F"/>
           <w:sz w:val="28"/>
           <w:szCs w:val="28"/>
@@ -8138,7 +7681,7 @@
       <w:proofErr w:type="spellStart"/>
       <w:r>
         <w:rPr>
-          <w:rFonts w:ascii="Candara" w:eastAsia="Now Heavy" w:hAnsi="Candara" w:cs="Now Heavy"/>
+          <w:rFonts w:eastAsia="Now Heavy" w:cs="Times New Roman"/>
           <w:color w:val="19274F"/>
           <w:sz w:val="28"/>
           <w:szCs w:val="28"/>
@@ -8148,7 +7691,7 @@
       <w:proofErr w:type="spellEnd"/>
       <w:r>
         <w:rPr>
-          <w:rFonts w:ascii="Candara" w:eastAsia="Now Heavy" w:hAnsi="Candara" w:cs="Now Heavy"/>
+          <w:rFonts w:eastAsia="Now Heavy" w:cs="Times New Roman"/>
           <w:color w:val="19274F"/>
           <w:sz w:val="28"/>
           <w:szCs w:val="28"/>
@@ -8158,7 +7701,7 @@
       <w:proofErr w:type="spellStart"/>
       <w:r>
         <w:rPr>
-          <w:rFonts w:ascii="Candara" w:eastAsia="Now Heavy" w:hAnsi="Candara" w:cs="Now Heavy"/>
+          <w:rFonts w:eastAsia="Now Heavy" w:cs="Times New Roman"/>
           <w:color w:val="19274F"/>
           <w:sz w:val="28"/>
           <w:szCs w:val="28"/>
@@ -8168,21 +7711,12 @@
       <w:proofErr w:type="spellEnd"/>
       <w:r>
         <w:rPr>
-          <w:rFonts w:ascii="Candara" w:eastAsia="Now Heavy" w:hAnsi="Candara" w:cs="Now Heavy"/>
-          <w:color w:val="19274F"/>
-          <w:sz w:val="28"/>
-          <w:szCs w:val="28"/>
-        </w:rPr>
-        <w:t xml:space="preserve"> yang </w:t>
-      </w:r>
-      <w:r>
-        <w:rPr>
-          <w:rFonts w:ascii="Candara" w:eastAsia="Now Heavy" w:hAnsi="Candara" w:cs="Now Heavy"/>
-          <w:color w:val="19274F"/>
-          <w:sz w:val="28"/>
-          <w:szCs w:val="28"/>
-        </w:rPr>
-        <w:t>digunakan.</w:t>
+          <w:rFonts w:eastAsia="Now Heavy" w:cs="Times New Roman"/>
+          <w:color w:val="19274F"/>
+          <w:sz w:val="28"/>
+          <w:szCs w:val="28"/>
+        </w:rPr>
+        <w:t xml:space="preserve"> yang digunakan.</w:t>
       </w:r>
     </w:p>
     <w:p>
@@ -8302,7 +7836,7 @@
         <w:ind w:left="294"/>
         <w:jc w:val="center"/>
         <w:rPr>
-          <w:rFonts w:ascii="Candara" w:eastAsia="Now Heavy" w:hAnsi="Candara" w:cs="Now Heavy"/>
+          <w:rFonts w:eastAsia="Now Heavy" w:cs="Times New Roman"/>
           <w:color w:val="19274F"/>
           <w:sz w:val="28"/>
           <w:szCs w:val="28"/>
@@ -8310,6 +7844,7 @@
       </w:pPr>
       <w:r>
         <w:rPr>
+          <w:rFonts w:cs="Times New Roman"/>
           <w:noProof/>
           <w14:ligatures w14:val="standardContextual"/>
         </w:rPr>
@@ -8392,7 +7927,7 @@
       </w:r>
       <w:r>
         <w:rPr>
-          <w:rFonts w:ascii="Now Heavy" w:eastAsia="Now Heavy" w:hAnsi="Now Heavy" w:cs="Now Heavy"/>
+          <w:rFonts w:eastAsia="Now Heavy" w:cs="Times New Roman"/>
           <w:b/>
           <w:bCs/>
           <w:color w:val="19274F"/>
@@ -8404,7 +7939,7 @@
       <w:proofErr w:type="spellStart"/>
       <w:r>
         <w:rPr>
-          <w:rFonts w:ascii="Now Heavy" w:eastAsia="Now Heavy" w:hAnsi="Now Heavy" w:cs="Now Heavy"/>
+          <w:rFonts w:eastAsia="Now Heavy" w:cs="Times New Roman"/>
           <w:b/>
           <w:bCs/>
           <w:color w:val="19274F"/>
@@ -8420,7 +7955,7 @@
         <w:ind w:left="-426" w:firstLine="426"/>
         <w:jc w:val="both"/>
         <w:rPr>
-          <w:rFonts w:ascii="Candara" w:eastAsia="Now Heavy" w:hAnsi="Candara" w:cs="Now Heavy"/>
+          <w:rFonts w:eastAsia="Now Heavy" w:cs="Times New Roman"/>
           <w:color w:val="19274F"/>
           <w:sz w:val="28"/>
           <w:szCs w:val="28"/>
@@ -8428,8 +7963,10 @@
       </w:pPr>
       <w:r>
         <w:rPr>
+          <w:rFonts w:cs="Times New Roman"/>
           <w:noProof/>
         </w:rPr>
+        <w:lastRenderedPageBreak/>
         <w:drawing>
           <wp:inline distT="0" distB="0" distL="0" distR="0" wp14:anchorId="60689090" wp14:editId="7D5FA555">
             <wp:extent cx="5731510" cy="2808195"/>
@@ -8472,7 +8009,7 @@
         <w:ind w:left="-426" w:firstLine="426"/>
         <w:jc w:val="both"/>
         <w:rPr>
-          <w:rFonts w:ascii="Candara" w:eastAsia="Now Heavy" w:hAnsi="Candara" w:cs="Now Heavy"/>
+          <w:rFonts w:eastAsia="Now Heavy" w:cs="Times New Roman"/>
           <w:color w:val="19274F"/>
           <w:sz w:val="28"/>
           <w:szCs w:val="28"/>
@@ -8480,7 +8017,7 @@
       </w:pPr>
       <w:r>
         <w:rPr>
-          <w:rFonts w:ascii="Candara" w:eastAsia="Now Heavy" w:hAnsi="Candara" w:cs="Now Heavy"/>
+          <w:rFonts w:eastAsia="Now Heavy" w:cs="Times New Roman"/>
           <w:color w:val="19274F"/>
           <w:sz w:val="28"/>
           <w:szCs w:val="28"/>
@@ -8490,7 +8027,7 @@
       <w:proofErr w:type="spellStart"/>
       <w:r>
         <w:rPr>
-          <w:rFonts w:ascii="Candara" w:eastAsia="Now Heavy" w:hAnsi="Candara" w:cs="Now Heavy"/>
+          <w:rFonts w:eastAsia="Now Heavy" w:cs="Times New Roman"/>
           <w:color w:val="19274F"/>
           <w:sz w:val="28"/>
           <w:szCs w:val="28"/>
@@ -8500,7 +8037,7 @@
       <w:proofErr w:type="spellEnd"/>
       <w:r>
         <w:rPr>
-          <w:rFonts w:ascii="Candara" w:eastAsia="Now Heavy" w:hAnsi="Candara" w:cs="Now Heavy"/>
+          <w:rFonts w:eastAsia="Now Heavy" w:cs="Times New Roman"/>
           <w:color w:val="19274F"/>
           <w:sz w:val="28"/>
           <w:szCs w:val="28"/>
@@ -8510,7 +8047,7 @@
       <w:proofErr w:type="spellStart"/>
       <w:r>
         <w:rPr>
-          <w:rFonts w:ascii="Candara" w:eastAsia="Now Heavy" w:hAnsi="Candara" w:cs="Now Heavy"/>
+          <w:rFonts w:eastAsia="Now Heavy" w:cs="Times New Roman"/>
           <w:color w:val="19274F"/>
           <w:sz w:val="28"/>
           <w:szCs w:val="28"/>
@@ -8520,7 +8057,7 @@
       <w:proofErr w:type="spellEnd"/>
       <w:r>
         <w:rPr>
-          <w:rFonts w:ascii="Candara" w:eastAsia="Now Heavy" w:hAnsi="Candara" w:cs="Now Heavy"/>
+          <w:rFonts w:eastAsia="Now Heavy" w:cs="Times New Roman"/>
           <w:color w:val="19274F"/>
           <w:sz w:val="28"/>
           <w:szCs w:val="28"/>
@@ -8530,7 +8067,7 @@
       <w:proofErr w:type="spellStart"/>
       <w:r>
         <w:rPr>
-          <w:rFonts w:ascii="Candara" w:eastAsia="Now Heavy" w:hAnsi="Candara" w:cs="Now Heavy"/>
+          <w:rFonts w:eastAsia="Now Heavy" w:cs="Times New Roman"/>
           <w:color w:val="19274F"/>
           <w:sz w:val="28"/>
           <w:szCs w:val="28"/>
@@ -8540,7 +8077,7 @@
       <w:proofErr w:type="spellEnd"/>
       <w:r>
         <w:rPr>
-          <w:rFonts w:ascii="Candara" w:eastAsia="Now Heavy" w:hAnsi="Candara" w:cs="Now Heavy"/>
+          <w:rFonts w:eastAsia="Now Heavy" w:cs="Times New Roman"/>
           <w:color w:val="19274F"/>
           <w:sz w:val="28"/>
           <w:szCs w:val="28"/>
@@ -8550,7 +8087,7 @@
       <w:proofErr w:type="spellStart"/>
       <w:r>
         <w:rPr>
-          <w:rFonts w:ascii="Candara" w:eastAsia="Now Heavy" w:hAnsi="Candara" w:cs="Now Heavy"/>
+          <w:rFonts w:eastAsia="Now Heavy" w:cs="Times New Roman"/>
           <w:color w:val="19274F"/>
           <w:sz w:val="28"/>
           <w:szCs w:val="28"/>
@@ -8560,7 +8097,7 @@
       <w:proofErr w:type="spellEnd"/>
       <w:r>
         <w:rPr>
-          <w:rFonts w:ascii="Candara" w:eastAsia="Now Heavy" w:hAnsi="Candara" w:cs="Now Heavy"/>
+          <w:rFonts w:eastAsia="Now Heavy" w:cs="Times New Roman"/>
           <w:color w:val="19274F"/>
           <w:sz w:val="28"/>
           <w:szCs w:val="28"/>
@@ -8570,7 +8107,7 @@
       <w:proofErr w:type="spellStart"/>
       <w:r>
         <w:rPr>
-          <w:rFonts w:ascii="Candara" w:eastAsia="Now Heavy" w:hAnsi="Candara" w:cs="Now Heavy"/>
+          <w:rFonts w:eastAsia="Now Heavy" w:cs="Times New Roman"/>
           <w:color w:val="19274F"/>
           <w:sz w:val="28"/>
           <w:szCs w:val="28"/>
@@ -8580,7 +8117,7 @@
       <w:proofErr w:type="spellEnd"/>
       <w:r>
         <w:rPr>
-          <w:rFonts w:ascii="Candara" w:eastAsia="Now Heavy" w:hAnsi="Candara" w:cs="Now Heavy"/>
+          <w:rFonts w:eastAsia="Now Heavy" w:cs="Times New Roman"/>
           <w:color w:val="19274F"/>
           <w:sz w:val="28"/>
           <w:szCs w:val="28"/>
@@ -8590,7 +8127,7 @@
       <w:proofErr w:type="spellStart"/>
       <w:r>
         <w:rPr>
-          <w:rFonts w:ascii="Candara" w:eastAsia="Now Heavy" w:hAnsi="Candara" w:cs="Now Heavy"/>
+          <w:rFonts w:eastAsia="Now Heavy" w:cs="Times New Roman"/>
           <w:color w:val="19274F"/>
           <w:sz w:val="28"/>
           <w:szCs w:val="28"/>
@@ -8600,7 +8137,7 @@
       <w:proofErr w:type="spellEnd"/>
       <w:r>
         <w:rPr>
-          <w:rFonts w:ascii="Candara" w:eastAsia="Now Heavy" w:hAnsi="Candara" w:cs="Now Heavy"/>
+          <w:rFonts w:eastAsia="Now Heavy" w:cs="Times New Roman"/>
           <w:color w:val="19274F"/>
           <w:sz w:val="28"/>
           <w:szCs w:val="28"/>
@@ -8610,7 +8147,7 @@
       <w:proofErr w:type="spellStart"/>
       <w:r>
         <w:rPr>
-          <w:rFonts w:ascii="Candara" w:eastAsia="Now Heavy" w:hAnsi="Candara" w:cs="Now Heavy"/>
+          <w:rFonts w:eastAsia="Now Heavy" w:cs="Times New Roman"/>
           <w:color w:val="19274F"/>
           <w:sz w:val="28"/>
           <w:szCs w:val="28"/>
@@ -8620,7 +8157,7 @@
       <w:proofErr w:type="spellEnd"/>
       <w:r>
         <w:rPr>
-          <w:rFonts w:ascii="Candara" w:eastAsia="Now Heavy" w:hAnsi="Candara" w:cs="Now Heavy"/>
+          <w:rFonts w:eastAsia="Now Heavy" w:cs="Times New Roman"/>
           <w:color w:val="19274F"/>
           <w:sz w:val="28"/>
           <w:szCs w:val="28"/>
@@ -8630,7 +8167,7 @@
       <w:proofErr w:type="spellStart"/>
       <w:r>
         <w:rPr>
-          <w:rFonts w:ascii="Candara" w:eastAsia="Now Heavy" w:hAnsi="Candara" w:cs="Now Heavy"/>
+          <w:rFonts w:eastAsia="Now Heavy" w:cs="Times New Roman"/>
           <w:color w:val="19274F"/>
           <w:sz w:val="28"/>
           <w:szCs w:val="28"/>
@@ -8640,7 +8177,7 @@
       <w:proofErr w:type="spellEnd"/>
       <w:r>
         <w:rPr>
-          <w:rFonts w:ascii="Candara" w:eastAsia="Now Heavy" w:hAnsi="Candara" w:cs="Now Heavy"/>
+          <w:rFonts w:eastAsia="Now Heavy" w:cs="Times New Roman"/>
           <w:color w:val="19274F"/>
           <w:sz w:val="28"/>
           <w:szCs w:val="28"/>
@@ -8650,7 +8187,7 @@
       <w:proofErr w:type="spellStart"/>
       <w:r>
         <w:rPr>
-          <w:rFonts w:ascii="Candara" w:eastAsia="Now Heavy" w:hAnsi="Candara" w:cs="Now Heavy"/>
+          <w:rFonts w:eastAsia="Now Heavy" w:cs="Times New Roman"/>
           <w:color w:val="19274F"/>
           <w:sz w:val="28"/>
           <w:szCs w:val="28"/>
@@ -8660,7 +8197,7 @@
       <w:proofErr w:type="spellEnd"/>
       <w:r>
         <w:rPr>
-          <w:rFonts w:ascii="Candara" w:eastAsia="Now Heavy" w:hAnsi="Candara" w:cs="Now Heavy"/>
+          <w:rFonts w:eastAsia="Now Heavy" w:cs="Times New Roman"/>
           <w:color w:val="19274F"/>
           <w:sz w:val="28"/>
           <w:szCs w:val="28"/>
@@ -8670,7 +8207,7 @@
       <w:proofErr w:type="spellStart"/>
       <w:r>
         <w:rPr>
-          <w:rFonts w:ascii="Candara" w:eastAsia="Now Heavy" w:hAnsi="Candara" w:cs="Now Heavy"/>
+          <w:rFonts w:eastAsia="Now Heavy" w:cs="Times New Roman"/>
           <w:color w:val="19274F"/>
           <w:sz w:val="28"/>
           <w:szCs w:val="28"/>
@@ -8680,7 +8217,7 @@
       <w:proofErr w:type="spellEnd"/>
       <w:r>
         <w:rPr>
-          <w:rFonts w:ascii="Candara" w:eastAsia="Now Heavy" w:hAnsi="Candara" w:cs="Now Heavy"/>
+          <w:rFonts w:eastAsia="Now Heavy" w:cs="Times New Roman"/>
           <w:color w:val="19274F"/>
           <w:sz w:val="28"/>
           <w:szCs w:val="28"/>
@@ -8690,7 +8227,7 @@
       <w:proofErr w:type="spellStart"/>
       <w:r>
         <w:rPr>
-          <w:rFonts w:ascii="Candara" w:eastAsia="Now Heavy" w:hAnsi="Candara" w:cs="Now Heavy"/>
+          <w:rFonts w:eastAsia="Now Heavy" w:cs="Times New Roman"/>
           <w:color w:val="19274F"/>
           <w:sz w:val="28"/>
           <w:szCs w:val="28"/>
@@ -8700,7 +8237,7 @@
       <w:proofErr w:type="spellEnd"/>
       <w:r>
         <w:rPr>
-          <w:rFonts w:ascii="Candara" w:eastAsia="Now Heavy" w:hAnsi="Candara" w:cs="Now Heavy"/>
+          <w:rFonts w:eastAsia="Now Heavy" w:cs="Times New Roman"/>
           <w:color w:val="19274F"/>
           <w:sz w:val="28"/>
           <w:szCs w:val="28"/>
@@ -8713,7 +8250,7 @@
         <w:ind w:left="-426" w:firstLine="426"/>
         <w:jc w:val="center"/>
         <w:rPr>
-          <w:rFonts w:ascii="Candara" w:eastAsia="Now Heavy" w:hAnsi="Candara" w:cs="Now Heavy"/>
+          <w:rFonts w:ascii="Courier New" w:eastAsia="Now Heavy" w:hAnsi="Courier New" w:cs="Courier New"/>
           <w:b/>
           <w:bCs/>
           <w:color w:val="FFFFFF" w:themeColor="background1"/>
@@ -8725,7 +8262,7 @@
       <w:proofErr w:type="spellStart"/>
       <w:r>
         <w:rPr>
-          <w:rFonts w:ascii="Candara" w:eastAsia="Now Heavy" w:hAnsi="Candara" w:cs="Now Heavy"/>
+          <w:rFonts w:ascii="Courier New" w:eastAsia="Now Heavy" w:hAnsi="Courier New" w:cs="Courier New"/>
           <w:b/>
           <w:bCs/>
           <w:color w:val="FFFFFF" w:themeColor="background1"/>
@@ -8738,7 +8275,7 @@
       <w:proofErr w:type="spellEnd"/>
       <w:r>
         <w:rPr>
-          <w:rFonts w:ascii="Candara" w:eastAsia="Now Heavy" w:hAnsi="Candara" w:cs="Now Heavy"/>
+          <w:rFonts w:ascii="Courier New" w:eastAsia="Now Heavy" w:hAnsi="Courier New" w:cs="Courier New"/>
           <w:b/>
           <w:bCs/>
           <w:color w:val="FFFFFF" w:themeColor="background1"/>
@@ -8767,7 +8304,6 @@
           <w:sz w:val="28"/>
           <w:szCs w:val="28"/>
         </w:rPr>
-        <w:lastRenderedPageBreak/>
         <w:t xml:space="preserve">Setelah perintah dijalankan, </w:t>
       </w:r>
       <w:proofErr w:type="spellStart"/>
@@ -9243,6 +8779,7 @@
           <w:sz w:val="28"/>
           <w:szCs w:val="28"/>
         </w:rPr>
+        <w:lastRenderedPageBreak/>
         <w:t xml:space="preserve">Setelah SSH </w:t>
       </w:r>
       <w:proofErr w:type="spellStart"/>
@@ -9411,7 +8948,7 @@
         <w:ind w:left="-426" w:firstLine="426"/>
         <w:jc w:val="center"/>
         <w:rPr>
-          <w:rFonts w:ascii="Candara" w:eastAsia="Now Heavy" w:hAnsi="Candara" w:cs="Now Heavy"/>
+          <w:rFonts w:ascii="Courier New" w:eastAsia="Now Heavy" w:hAnsi="Courier New" w:cs="Courier New"/>
           <w:b/>
           <w:bCs/>
           <w:color w:val="FFFFFF" w:themeColor="background1"/>
@@ -9422,7 +8959,7 @@
       </w:pPr>
       <w:r>
         <w:rPr>
-          <w:rFonts w:ascii="Candara" w:eastAsia="Now Heavy" w:hAnsi="Candara" w:cs="Now Heavy"/>
+          <w:rFonts w:ascii="Courier New" w:eastAsia="Now Heavy" w:hAnsi="Courier New" w:cs="Courier New"/>
           <w:b/>
           <w:bCs/>
           <w:color w:val="FFFFFF" w:themeColor="background1"/>
@@ -9435,7 +8972,7 @@
       <w:proofErr w:type="spellStart"/>
       <w:r>
         <w:rPr>
-          <w:rFonts w:ascii="Candara" w:eastAsia="Now Heavy" w:hAnsi="Candara" w:cs="Now Heavy"/>
+          <w:rFonts w:ascii="Courier New" w:eastAsia="Now Heavy" w:hAnsi="Courier New" w:cs="Courier New"/>
           <w:b/>
           <w:bCs/>
           <w:color w:val="FFFFFF" w:themeColor="background1"/>
@@ -9448,7 +8985,7 @@
       <w:proofErr w:type="spellEnd"/>
       <w:r>
         <w:rPr>
-          <w:rFonts w:ascii="Candara" w:eastAsia="Now Heavy" w:hAnsi="Candara" w:cs="Now Heavy"/>
+          <w:rFonts w:ascii="Courier New" w:eastAsia="Now Heavy" w:hAnsi="Courier New" w:cs="Courier New"/>
           <w:b/>
           <w:bCs/>
           <w:color w:val="FFFFFF" w:themeColor="background1"/>
@@ -9542,9 +9079,736 @@
     </w:p>
     <w:p>
       <w:pPr>
+        <w:pStyle w:val="PoinDaftar"/>
+        <w:numPr>
+          <w:ilvl w:val="0"/>
+          <w:numId w:val="2"/>
+        </w:numPr>
+        <w:spacing w:after="60"/>
+        <w:jc w:val="both"/>
+        <w:rPr>
+          <w:rFonts w:ascii="Candara" w:hAnsi="Candara"/>
+          <w:sz w:val="26"/>
+          <w:szCs w:val="26"/>
+        </w:rPr>
+      </w:pPr>
+      <w:r>
+        <w:rPr>
+          <w:noProof/>
+          <w14:ligatures w14:val="standardContextual"/>
+        </w:rPr>
+        <mc:AlternateContent>
+          <mc:Choice Requires="wps">
+            <w:drawing>
+              <wp:anchor distT="0" distB="0" distL="114300" distR="114300" simplePos="0" relativeHeight="251729920" behindDoc="0" locked="0" layoutInCell="1" allowOverlap="1" wp14:anchorId="47C4E0BD" wp14:editId="66EE7EC9">
+                <wp:simplePos x="0" y="0"/>
+                <wp:positionH relativeFrom="column">
+                  <wp:posOffset>-463550</wp:posOffset>
+                </wp:positionH>
+                <wp:positionV relativeFrom="paragraph">
+                  <wp:posOffset>91441</wp:posOffset>
+                </wp:positionV>
+                <wp:extent cx="6543675" cy="50800"/>
+                <wp:effectExtent l="0" t="0" r="28575" b="25400"/>
+                <wp:wrapNone/>
+                <wp:docPr id="1832334436" name="Persegi Panjang 1"/>
+                <wp:cNvGraphicFramePr/>
+                <a:graphic xmlns:a="http://schemas.openxmlformats.org/drawingml/2006/main">
+                  <a:graphicData uri="http://schemas.microsoft.com/office/word/2010/wordprocessingShape">
+                    <wps:wsp>
+                      <wps:cNvSpPr/>
+                      <wps:spPr>
+                        <a:xfrm>
+                          <a:off x="0" y="0"/>
+                          <a:ext cx="6543675" cy="50800"/>
+                        </a:xfrm>
+                        <a:prstGeom prst="rect">
+                          <a:avLst/>
+                        </a:prstGeom>
+                        <a:solidFill>
+                          <a:schemeClr val="accent2"/>
+                        </a:solidFill>
+                        <a:ln>
+                          <a:solidFill>
+                            <a:schemeClr val="accent2"/>
+                          </a:solidFill>
+                        </a:ln>
+                      </wps:spPr>
+                      <wps:style>
+                        <a:lnRef idx="2">
+                          <a:schemeClr val="accent1">
+                            <a:shade val="15000"/>
+                          </a:schemeClr>
+                        </a:lnRef>
+                        <a:fillRef idx="1">
+                          <a:schemeClr val="accent1"/>
+                        </a:fillRef>
+                        <a:effectRef idx="0">
+                          <a:schemeClr val="accent1"/>
+                        </a:effectRef>
+                        <a:fontRef idx="minor">
+                          <a:schemeClr val="lt1"/>
+                        </a:fontRef>
+                      </wps:style>
+                      <wps:bodyPr rot="0" spcFirstLastPara="0" vertOverflow="overflow" horzOverflow="overflow" vert="horz" wrap="square" lIns="91440" tIns="45720" rIns="91440" bIns="45720" numCol="1" spcCol="0" rtlCol="0" fromWordArt="0" anchor="ctr" anchorCtr="0" forceAA="0" compatLnSpc="1">
+                        <a:prstTxWarp prst="textNoShape">
+                          <a:avLst/>
+                        </a:prstTxWarp>
+                        <a:noAutofit/>
+                      </wps:bodyPr>
+                    </wps:wsp>
+                  </a:graphicData>
+                </a:graphic>
+                <wp14:sizeRelV relativeFrom="margin">
+                  <wp14:pctHeight>0</wp14:pctHeight>
+                </wp14:sizeRelV>
+              </wp:anchor>
+            </w:drawing>
+          </mc:Choice>
+          <mc:Fallback>
+            <w:pict>
+              <v:rect w14:anchorId="092C74A4" id="Persegi Panjang 1" o:spid="_x0000_s1026" style="position:absolute;margin-left:-36.5pt;margin-top:7.2pt;width:515.25pt;height:4pt;z-index:251729920;visibility:visible;mso-wrap-style:square;mso-height-percent:0;mso-wrap-distance-left:9pt;mso-wrap-distance-top:0;mso-wrap-distance-right:9pt;mso-wrap-distance-bottom:0;mso-position-horizontal:absolute;mso-position-horizontal-relative:text;mso-position-vertical:absolute;mso-position-vertical-relative:text;mso-height-percent:0;mso-height-relative:margin;v-text-anchor:middle" o:gfxdata="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" fillcolor="#ed7d31 [3205]" strokecolor="#ed7d31 [3205]" strokeweight="1pt"/>
+            </w:pict>
+          </mc:Fallback>
+        </mc:AlternateContent>
+      </w:r>
+    </w:p>
+    <w:p>
+      <w:pPr>
         <w:pStyle w:val="DaftarParagraf"/>
+        <w:spacing w:before="120" w:after="120" w:line="480" w:lineRule="auto"/>
+        <w:ind w:left="294"/>
+        <w:jc w:val="center"/>
+        <w:rPr>
+          <w:rFonts w:ascii="Candara" w:eastAsia="Now Heavy" w:hAnsi="Candara" w:cs="Now Heavy"/>
+          <w:color w:val="19274F"/>
+          <w:sz w:val="28"/>
+          <w:szCs w:val="28"/>
+        </w:rPr>
+      </w:pPr>
+      <w:r>
+        <w:rPr>
+          <w:noProof/>
+          <w14:ligatures w14:val="standardContextual"/>
+        </w:rPr>
+        <mc:AlternateContent>
+          <mc:Choice Requires="wps">
+            <w:drawing>
+              <wp:anchor distT="0" distB="0" distL="114300" distR="114300" simplePos="0" relativeHeight="251730944" behindDoc="0" locked="0" layoutInCell="1" allowOverlap="1" wp14:anchorId="6682D3D6" wp14:editId="4405AB62">
+                <wp:simplePos x="0" y="0"/>
+                <wp:positionH relativeFrom="margin">
+                  <wp:posOffset>-487045</wp:posOffset>
+                </wp:positionH>
+                <wp:positionV relativeFrom="paragraph">
+                  <wp:posOffset>514985</wp:posOffset>
+                </wp:positionV>
+                <wp:extent cx="6543675" cy="50800"/>
+                <wp:effectExtent l="0" t="0" r="28575" b="25400"/>
+                <wp:wrapNone/>
+                <wp:docPr id="406839346" name="Persegi Panjang 1"/>
+                <wp:cNvGraphicFramePr/>
+                <a:graphic xmlns:a="http://schemas.openxmlformats.org/drawingml/2006/main">
+                  <a:graphicData uri="http://schemas.microsoft.com/office/word/2010/wordprocessingShape">
+                    <wps:wsp>
+                      <wps:cNvSpPr/>
+                      <wps:spPr>
+                        <a:xfrm>
+                          <a:off x="0" y="0"/>
+                          <a:ext cx="6543675" cy="50800"/>
+                        </a:xfrm>
+                        <a:prstGeom prst="rect">
+                          <a:avLst/>
+                        </a:prstGeom>
+                        <a:solidFill>
+                          <a:schemeClr val="accent2"/>
+                        </a:solidFill>
+                        <a:ln>
+                          <a:solidFill>
+                            <a:schemeClr val="accent2"/>
+                          </a:solidFill>
+                        </a:ln>
+                      </wps:spPr>
+                      <wps:style>
+                        <a:lnRef idx="2">
+                          <a:schemeClr val="accent1">
+                            <a:shade val="15000"/>
+                          </a:schemeClr>
+                        </a:lnRef>
+                        <a:fillRef idx="1">
+                          <a:schemeClr val="accent1"/>
+                        </a:fillRef>
+                        <a:effectRef idx="0">
+                          <a:schemeClr val="accent1"/>
+                        </a:effectRef>
+                        <a:fontRef idx="minor">
+                          <a:schemeClr val="lt1"/>
+                        </a:fontRef>
+                      </wps:style>
+                      <wps:bodyPr rot="0" spcFirstLastPara="0" vertOverflow="overflow" horzOverflow="overflow" vert="horz" wrap="square" lIns="91440" tIns="45720" rIns="91440" bIns="45720" numCol="1" spcCol="0" rtlCol="0" fromWordArt="0" anchor="ctr" anchorCtr="0" forceAA="0" compatLnSpc="1">
+                        <a:prstTxWarp prst="textNoShape">
+                          <a:avLst/>
+                        </a:prstTxWarp>
+                        <a:noAutofit/>
+                      </wps:bodyPr>
+                    </wps:wsp>
+                  </a:graphicData>
+                </a:graphic>
+                <wp14:sizeRelV relativeFrom="margin">
+                  <wp14:pctHeight>0</wp14:pctHeight>
+                </wp14:sizeRelV>
+              </wp:anchor>
+            </w:drawing>
+          </mc:Choice>
+          <mc:Fallback>
+            <w:pict>
+              <v:rect w14:anchorId="51691124" id="Persegi Panjang 1" o:spid="_x0000_s1026" style="position:absolute;margin-left:-38.35pt;margin-top:40.55pt;width:515.25pt;height:4pt;z-index:251730944;visibility:visible;mso-wrap-style:square;mso-height-percent:0;mso-wrap-distance-left:9pt;mso-wrap-distance-top:0;mso-wrap-distance-right:9pt;mso-wrap-distance-bottom:0;mso-position-horizontal:absolute;mso-position-horizontal-relative:margin;mso-position-vertical:absolute;mso-position-vertical-relative:text;mso-height-percent:0;mso-height-relative:margin;v-text-anchor:middle" o:gfxdata="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" fillcolor="#ed7d31 [3205]" strokecolor="#ed7d31 [3205]" strokeweight="1pt">
+                <w10:wrap anchorx="margin"/>
+              </v:rect>
+            </w:pict>
+          </mc:Fallback>
+        </mc:AlternateContent>
+      </w:r>
+      <w:r>
+        <w:rPr>
+          <w:rFonts w:ascii="Now Heavy" w:eastAsia="Now Heavy" w:hAnsi="Now Heavy" w:cs="Now Heavy"/>
+          <w:b/>
+          <w:bCs/>
+          <w:color w:val="19274F"/>
+          <w:sz w:val="44"/>
+          <w:szCs w:val="44"/>
+        </w:rPr>
+        <w:t>Setup Port 443</w:t>
+      </w:r>
+    </w:p>
+    <w:p>
+      <w:pPr>
+        <w:ind w:left="-426" w:firstLine="426"/>
+        <w:jc w:val="both"/>
+        <w:rPr>
+          <w:rFonts w:ascii="Candara" w:eastAsia="Now Heavy" w:hAnsi="Candara" w:cs="Now Heavy"/>
+          <w:color w:val="19274F"/>
+          <w:sz w:val="28"/>
+          <w:szCs w:val="28"/>
+        </w:rPr>
+      </w:pPr>
+      <w:r>
+        <w:rPr>
+          <w:rFonts w:ascii="Candara" w:eastAsia="Now Heavy" w:hAnsi="Candara" w:cs="Now Heavy"/>
+          <w:noProof/>
+          <w:color w:val="19274F"/>
+          <w:sz w:val="28"/>
+          <w:szCs w:val="28"/>
+        </w:rPr>
+        <w:drawing>
+          <wp:inline distT="0" distB="0" distL="0" distR="0" wp14:anchorId="349FF83B" wp14:editId="7802C167">
+            <wp:extent cx="5731510" cy="1880870"/>
+            <wp:effectExtent l="0" t="0" r="2540" b="5080"/>
+            <wp:docPr id="1364038561" name="Gambar 1"/>
+            <wp:cNvGraphicFramePr>
+              <a:graphicFrameLocks xmlns:a="http://schemas.openxmlformats.org/drawingml/2006/main" noChangeAspect="1"/>
+            </wp:cNvGraphicFramePr>
+            <a:graphic xmlns:a="http://schemas.openxmlformats.org/drawingml/2006/main">
+              <a:graphicData uri="http://schemas.openxmlformats.org/drawingml/2006/picture">
+                <pic:pic xmlns:pic="http://schemas.openxmlformats.org/drawingml/2006/picture">
+                  <pic:nvPicPr>
+                    <pic:cNvPr id="1364038561" name=""/>
+                    <pic:cNvPicPr/>
+                  </pic:nvPicPr>
+                  <pic:blipFill>
+                    <a:blip r:embed="rId17"/>
+                    <a:stretch>
+                      <a:fillRect/>
+                    </a:stretch>
+                  </pic:blipFill>
+                  <pic:spPr>
+                    <a:xfrm>
+                      <a:off x="0" y="0"/>
+                      <a:ext cx="5731510" cy="1880870"/>
+                    </a:xfrm>
+                    <a:prstGeom prst="rect">
+                      <a:avLst/>
+                    </a:prstGeom>
+                  </pic:spPr>
+                </pic:pic>
+              </a:graphicData>
+            </a:graphic>
+          </wp:inline>
+        </w:drawing>
+      </w:r>
+    </w:p>
+    <w:p>
+      <w:pPr>
+        <w:ind w:left="-426" w:firstLine="426"/>
+        <w:jc w:val="both"/>
+        <w:rPr>
+          <w:rFonts w:ascii="Candara" w:eastAsia="Now Heavy" w:hAnsi="Candara" w:cs="Now Heavy"/>
+          <w:color w:val="19274F"/>
+          <w:sz w:val="28"/>
+          <w:szCs w:val="28"/>
+        </w:rPr>
+      </w:pPr>
+      <w:r>
+        <w:rPr>
+          <w:rFonts w:ascii="Candara" w:eastAsia="Now Heavy" w:hAnsi="Candara" w:cs="Now Heavy"/>
+          <w:color w:val="19274F"/>
+          <w:sz w:val="28"/>
+          <w:szCs w:val="28"/>
+        </w:rPr>
+        <w:t xml:space="preserve">Setup </w:t>
+      </w:r>
+      <w:proofErr w:type="spellStart"/>
+      <w:r>
+        <w:rPr>
+          <w:rFonts w:ascii="Candara" w:eastAsia="Now Heavy" w:hAnsi="Candara" w:cs="Now Heavy"/>
+          <w:color w:val="19274F"/>
+          <w:sz w:val="28"/>
+          <w:szCs w:val="28"/>
+        </w:rPr>
+        <w:t>port</w:t>
+      </w:r>
+      <w:proofErr w:type="spellEnd"/>
+      <w:r>
+        <w:rPr>
+          <w:rFonts w:ascii="Candara" w:eastAsia="Now Heavy" w:hAnsi="Candara" w:cs="Now Heavy"/>
+          <w:color w:val="19274F"/>
+          <w:sz w:val="28"/>
+          <w:szCs w:val="28"/>
+        </w:rPr>
+        <w:t xml:space="preserve"> 443, dengan m</w:t>
+      </w:r>
+      <w:r>
+        <w:rPr>
+          <w:rFonts w:ascii="Candara" w:eastAsia="Now Heavy" w:hAnsi="Candara" w:cs="Now Heavy"/>
+          <w:color w:val="19274F"/>
+          <w:sz w:val="28"/>
+          <w:szCs w:val="28"/>
+        </w:rPr>
+        <w:t xml:space="preserve">embuka </w:t>
+      </w:r>
+      <w:proofErr w:type="spellStart"/>
+      <w:r>
+        <w:rPr>
+          <w:rFonts w:ascii="Candara" w:eastAsia="Now Heavy" w:hAnsi="Candara" w:cs="Now Heavy"/>
+          <w:color w:val="19274F"/>
+          <w:sz w:val="28"/>
+          <w:szCs w:val="28"/>
+        </w:rPr>
+        <w:t>file</w:t>
+      </w:r>
+      <w:proofErr w:type="spellEnd"/>
+      <w:r>
+        <w:rPr>
+          <w:rFonts w:ascii="Candara" w:eastAsia="Now Heavy" w:hAnsi="Candara" w:cs="Now Heavy"/>
+          <w:color w:val="19274F"/>
+          <w:sz w:val="28"/>
+          <w:szCs w:val="28"/>
+        </w:rPr>
+        <w:t xml:space="preserve"> konfigurasi SSH dengan aplikasi Notepad. Jika </w:t>
+      </w:r>
+      <w:proofErr w:type="spellStart"/>
+      <w:r>
+        <w:rPr>
+          <w:rFonts w:ascii="Candara" w:eastAsia="Now Heavy" w:hAnsi="Candara" w:cs="Now Heavy"/>
+          <w:color w:val="19274F"/>
+          <w:sz w:val="28"/>
+          <w:szCs w:val="28"/>
+        </w:rPr>
+        <w:t>file</w:t>
+      </w:r>
+      <w:proofErr w:type="spellEnd"/>
+      <w:r>
+        <w:rPr>
+          <w:rFonts w:ascii="Candara" w:eastAsia="Now Heavy" w:hAnsi="Candara" w:cs="Now Heavy"/>
+          <w:color w:val="19274F"/>
+          <w:sz w:val="28"/>
+          <w:szCs w:val="28"/>
+        </w:rPr>
+        <w:t xml:space="preserve"> </w:t>
+      </w:r>
+      <w:proofErr w:type="spellStart"/>
+      <w:r>
+        <w:rPr>
+          <w:rFonts w:ascii="Candara" w:eastAsia="Now Heavy" w:hAnsi="Candara" w:cs="Now Heavy"/>
+          <w:color w:val="19274F"/>
+          <w:sz w:val="28"/>
+          <w:szCs w:val="28"/>
+        </w:rPr>
+        <w:t>config</w:t>
+      </w:r>
+      <w:proofErr w:type="spellEnd"/>
+      <w:r>
+        <w:rPr>
+          <w:rFonts w:ascii="Candara" w:eastAsia="Now Heavy" w:hAnsi="Candara" w:cs="Now Heavy"/>
+          <w:color w:val="19274F"/>
+          <w:sz w:val="28"/>
+          <w:szCs w:val="28"/>
+        </w:rPr>
+        <w:t xml:space="preserve"> belum tersedia, Notepad akan meminta pengguna untuk membuat </w:t>
+      </w:r>
+      <w:proofErr w:type="spellStart"/>
+      <w:r>
+        <w:rPr>
+          <w:rFonts w:ascii="Candara" w:eastAsia="Now Heavy" w:hAnsi="Candara" w:cs="Now Heavy"/>
+          <w:color w:val="19274F"/>
+          <w:sz w:val="28"/>
+          <w:szCs w:val="28"/>
+        </w:rPr>
+        <w:t>file</w:t>
+      </w:r>
+      <w:proofErr w:type="spellEnd"/>
+      <w:r>
+        <w:rPr>
+          <w:rFonts w:ascii="Candara" w:eastAsia="Now Heavy" w:hAnsi="Candara" w:cs="Now Heavy"/>
+          <w:color w:val="19274F"/>
+          <w:sz w:val="28"/>
+          <w:szCs w:val="28"/>
+        </w:rPr>
+        <w:t xml:space="preserve"> baru.</w:t>
+      </w:r>
+      <w:r>
+        <w:rPr>
+          <w:rFonts w:ascii="Candara" w:eastAsia="Now Heavy" w:hAnsi="Candara" w:cs="Now Heavy"/>
+          <w:color w:val="19274F"/>
+          <w:sz w:val="28"/>
+          <w:szCs w:val="28"/>
+        </w:rPr>
+        <w:t xml:space="preserve"> </w:t>
+      </w:r>
+      <w:r>
+        <w:rPr>
+          <w:rFonts w:ascii="Candara" w:eastAsia="Now Heavy" w:hAnsi="Candara" w:cs="Now Heavy"/>
+          <w:color w:val="19274F"/>
+          <w:sz w:val="28"/>
+          <w:szCs w:val="28"/>
+        </w:rPr>
+        <w:t>jalankan perintah berikut:</w:t>
+      </w:r>
+    </w:p>
+    <w:p>
+      <w:pPr>
+        <w:ind w:left="-426" w:firstLine="426"/>
+        <w:jc w:val="center"/>
+        <w:rPr>
+          <w:rFonts w:ascii="Courier New" w:eastAsia="Now Heavy" w:hAnsi="Courier New" w:cs="Courier New"/>
+          <w:b/>
+          <w:bCs/>
+          <w:color w:val="FFFFFF" w:themeColor="background1"/>
+          <w:sz w:val="28"/>
+          <w:szCs w:val="28"/>
+          <w:highlight w:val="red"/>
+        </w:rPr>
+      </w:pPr>
+      <w:proofErr w:type="spellStart"/>
+      <w:r>
+        <w:rPr>
+          <w:rFonts w:ascii="Courier New" w:eastAsia="Now Heavy" w:hAnsi="Courier New" w:cs="Courier New"/>
+          <w:b/>
+          <w:bCs/>
+          <w:color w:val="FFFFFF" w:themeColor="background1"/>
+          <w:sz w:val="28"/>
+          <w:szCs w:val="28"/>
+          <w:highlight w:val="red"/>
+        </w:rPr>
+        <w:t>notepad</w:t>
+      </w:r>
+      <w:proofErr w:type="spellEnd"/>
+      <w:r>
+        <w:rPr>
+          <w:rFonts w:ascii="Courier New" w:eastAsia="Now Heavy" w:hAnsi="Courier New" w:cs="Courier New"/>
+          <w:b/>
+          <w:bCs/>
+          <w:color w:val="FFFFFF" w:themeColor="background1"/>
+          <w:sz w:val="28"/>
+          <w:szCs w:val="28"/>
+          <w:highlight w:val="red"/>
+        </w:rPr>
+        <w:t xml:space="preserve"> ~/.</w:t>
+      </w:r>
+      <w:proofErr w:type="spellStart"/>
+      <w:r>
+        <w:rPr>
+          <w:rFonts w:ascii="Courier New" w:eastAsia="Now Heavy" w:hAnsi="Courier New" w:cs="Courier New"/>
+          <w:b/>
+          <w:bCs/>
+          <w:color w:val="FFFFFF" w:themeColor="background1"/>
+          <w:sz w:val="28"/>
+          <w:szCs w:val="28"/>
+          <w:highlight w:val="red"/>
+        </w:rPr>
+        <w:t>ssh</w:t>
+      </w:r>
+      <w:proofErr w:type="spellEnd"/>
+      <w:r>
+        <w:rPr>
+          <w:rFonts w:ascii="Courier New" w:eastAsia="Now Heavy" w:hAnsi="Courier New" w:cs="Courier New"/>
+          <w:b/>
+          <w:bCs/>
+          <w:color w:val="FFFFFF" w:themeColor="background1"/>
+          <w:sz w:val="28"/>
+          <w:szCs w:val="28"/>
+          <w:highlight w:val="red"/>
+        </w:rPr>
+        <w:t>/</w:t>
+      </w:r>
+      <w:proofErr w:type="spellStart"/>
+      <w:r>
+        <w:rPr>
+          <w:rFonts w:ascii="Courier New" w:eastAsia="Now Heavy" w:hAnsi="Courier New" w:cs="Courier New"/>
+          <w:b/>
+          <w:bCs/>
+          <w:color w:val="FFFFFF" w:themeColor="background1"/>
+          <w:sz w:val="28"/>
+          <w:szCs w:val="28"/>
+          <w:highlight w:val="red"/>
+        </w:rPr>
+        <w:t>config</w:t>
+      </w:r>
+      <w:proofErr w:type="spellEnd"/>
+    </w:p>
+    <w:p>
+      <w:pPr>
+        <w:ind w:left="-426" w:firstLine="426"/>
+        <w:jc w:val="both"/>
+        <w:rPr>
+          <w:rFonts w:ascii="Candara" w:eastAsia="Now Heavy" w:hAnsi="Candara" w:cs="Now Heavy"/>
+          <w:color w:val="19274F"/>
+          <w:sz w:val="28"/>
+          <w:szCs w:val="28"/>
+        </w:rPr>
+      </w:pPr>
+      <w:r>
+        <w:rPr>
+          <w:rFonts w:ascii="Candara" w:eastAsia="Now Heavy" w:hAnsi="Candara" w:cs="Now Heavy"/>
+          <w:color w:val="19274F"/>
+          <w:sz w:val="28"/>
+          <w:szCs w:val="28"/>
+        </w:rPr>
+        <w:t xml:space="preserve">Kemudian, pada </w:t>
+      </w:r>
+      <w:proofErr w:type="spellStart"/>
+      <w:r>
+        <w:rPr>
+          <w:rFonts w:ascii="Candara" w:eastAsia="Now Heavy" w:hAnsi="Candara" w:cs="Now Heavy"/>
+          <w:color w:val="19274F"/>
+          <w:sz w:val="28"/>
+          <w:szCs w:val="28"/>
+        </w:rPr>
+        <w:t>file</w:t>
+      </w:r>
+      <w:proofErr w:type="spellEnd"/>
+      <w:r>
+        <w:rPr>
+          <w:rFonts w:ascii="Candara" w:eastAsia="Now Heavy" w:hAnsi="Candara" w:cs="Now Heavy"/>
+          <w:color w:val="19274F"/>
+          <w:sz w:val="28"/>
+          <w:szCs w:val="28"/>
+        </w:rPr>
+        <w:t xml:space="preserve"> konfigurasi tersebut ditambahkan pengaturan sebagai berikut:</w:t>
+      </w:r>
+    </w:p>
+    <w:p>
+      <w:pPr>
+        <w:ind w:left="-426" w:firstLine="426"/>
+        <w:rPr>
+          <w:rFonts w:ascii="Candara" w:eastAsia="Now Heavy" w:hAnsi="Candara" w:cs="Now Heavy"/>
+          <w:b/>
+          <w:bCs/>
+          <w:color w:val="auto"/>
+          <w:sz w:val="28"/>
+          <w:szCs w:val="28"/>
+        </w:rPr>
+      </w:pPr>
+      <w:proofErr w:type="spellStart"/>
+      <w:r>
+        <w:rPr>
+          <w:rFonts w:ascii="Candara" w:eastAsia="Now Heavy" w:hAnsi="Candara" w:cs="Now Heavy"/>
+          <w:b/>
+          <w:bCs/>
+          <w:color w:val="auto"/>
+          <w:sz w:val="28"/>
+          <w:szCs w:val="28"/>
+        </w:rPr>
+        <w:t>Host</w:t>
+      </w:r>
+      <w:proofErr w:type="spellEnd"/>
+      <w:r>
+        <w:rPr>
+          <w:rFonts w:ascii="Candara" w:eastAsia="Now Heavy" w:hAnsi="Candara" w:cs="Now Heavy"/>
+          <w:b/>
+          <w:bCs/>
+          <w:color w:val="auto"/>
+          <w:sz w:val="28"/>
+          <w:szCs w:val="28"/>
+        </w:rPr>
+        <w:t xml:space="preserve"> github.com</w:t>
+      </w:r>
+    </w:p>
+    <w:p>
+      <w:pPr>
+        <w:ind w:left="-426" w:firstLine="426"/>
+        <w:rPr>
+          <w:rFonts w:ascii="Candara" w:eastAsia="Now Heavy" w:hAnsi="Candara" w:cs="Now Heavy"/>
+          <w:b/>
+          <w:bCs/>
+          <w:color w:val="auto"/>
+          <w:sz w:val="28"/>
+          <w:szCs w:val="28"/>
+        </w:rPr>
+      </w:pPr>
+      <w:proofErr w:type="spellStart"/>
+      <w:r>
+        <w:rPr>
+          <w:rFonts w:ascii="Candara" w:eastAsia="Now Heavy" w:hAnsi="Candara" w:cs="Now Heavy"/>
+          <w:b/>
+          <w:bCs/>
+          <w:color w:val="auto"/>
+          <w:sz w:val="28"/>
+          <w:szCs w:val="28"/>
+        </w:rPr>
+        <w:t>Hostname</w:t>
+      </w:r>
+      <w:proofErr w:type="spellEnd"/>
+      <w:r>
+        <w:rPr>
+          <w:rFonts w:ascii="Candara" w:eastAsia="Now Heavy" w:hAnsi="Candara" w:cs="Now Heavy"/>
+          <w:b/>
+          <w:bCs/>
+          <w:color w:val="auto"/>
+          <w:sz w:val="28"/>
+          <w:szCs w:val="28"/>
+        </w:rPr>
+        <w:t xml:space="preserve"> ssh.github.com</w:t>
+      </w:r>
+    </w:p>
+    <w:p>
+      <w:pPr>
+        <w:ind w:left="-426" w:firstLine="426"/>
+        <w:rPr>
+          <w:rFonts w:ascii="Candara" w:eastAsia="Now Heavy" w:hAnsi="Candara" w:cs="Now Heavy"/>
+          <w:b/>
+          <w:bCs/>
+          <w:color w:val="auto"/>
+          <w:sz w:val="28"/>
+          <w:szCs w:val="28"/>
+        </w:rPr>
+      </w:pPr>
+      <w:r>
+        <w:rPr>
+          <w:rFonts w:ascii="Candara" w:eastAsia="Now Heavy" w:hAnsi="Candara" w:cs="Now Heavy"/>
+          <w:b/>
+          <w:bCs/>
+          <w:color w:val="auto"/>
+          <w:sz w:val="28"/>
+          <w:szCs w:val="28"/>
+        </w:rPr>
+        <w:t>Port 443</w:t>
+      </w:r>
+    </w:p>
+    <w:p>
+      <w:pPr>
+        <w:ind w:left="-426" w:firstLine="426"/>
+        <w:rPr>
+          <w:rFonts w:ascii="Candara" w:eastAsia="Now Heavy" w:hAnsi="Candara" w:cs="Now Heavy"/>
+          <w:b/>
+          <w:bCs/>
+          <w:color w:val="auto"/>
+          <w:sz w:val="28"/>
+          <w:szCs w:val="28"/>
+        </w:rPr>
+      </w:pPr>
+      <w:proofErr w:type="spellStart"/>
+      <w:r>
+        <w:rPr>
+          <w:rFonts w:ascii="Candara" w:eastAsia="Now Heavy" w:hAnsi="Candara" w:cs="Now Heavy"/>
+          <w:b/>
+          <w:bCs/>
+          <w:color w:val="auto"/>
+          <w:sz w:val="28"/>
+          <w:szCs w:val="28"/>
+        </w:rPr>
+        <w:t>User</w:t>
+      </w:r>
+      <w:proofErr w:type="spellEnd"/>
+      <w:r>
+        <w:rPr>
+          <w:rFonts w:ascii="Candara" w:eastAsia="Now Heavy" w:hAnsi="Candara" w:cs="Now Heavy"/>
+          <w:b/>
+          <w:bCs/>
+          <w:color w:val="auto"/>
+          <w:sz w:val="28"/>
+          <w:szCs w:val="28"/>
+        </w:rPr>
+        <w:t xml:space="preserve"> </w:t>
+      </w:r>
+      <w:proofErr w:type="spellStart"/>
+      <w:r>
+        <w:rPr>
+          <w:rFonts w:ascii="Candara" w:eastAsia="Now Heavy" w:hAnsi="Candara" w:cs="Now Heavy"/>
+          <w:b/>
+          <w:bCs/>
+          <w:color w:val="auto"/>
+          <w:sz w:val="28"/>
+          <w:szCs w:val="28"/>
+        </w:rPr>
+        <w:t>git</w:t>
+      </w:r>
+      <w:proofErr w:type="spellEnd"/>
+    </w:p>
+    <w:p>
+      <w:pPr>
         <w:spacing w:after="0"/>
-        <w:ind w:left="294"/>
+        <w:jc w:val="both"/>
+        <w:rPr>
+          <w:rFonts w:ascii="Candara" w:eastAsia="Now Heavy" w:hAnsi="Candara" w:cs="Now Heavy"/>
+          <w:color w:val="auto"/>
+          <w:sz w:val="28"/>
+          <w:szCs w:val="28"/>
+        </w:rPr>
+      </w:pPr>
+      <w:r>
+        <w:rPr>
+          <w:rFonts w:ascii="Candara" w:eastAsia="Now Heavy" w:hAnsi="Candara" w:cs="Now Heavy"/>
+          <w:color w:val="auto"/>
+          <w:sz w:val="28"/>
+          <w:szCs w:val="28"/>
+        </w:rPr>
+        <w:t xml:space="preserve">Kemudian klik </w:t>
+      </w:r>
+      <w:proofErr w:type="spellStart"/>
+      <w:r>
+        <w:rPr>
+          <w:rFonts w:ascii="Candara" w:eastAsia="Now Heavy" w:hAnsi="Candara" w:cs="Now Heavy"/>
+          <w:color w:val="auto"/>
+          <w:sz w:val="28"/>
+          <w:szCs w:val="28"/>
+        </w:rPr>
+        <w:t>ctrl</w:t>
+      </w:r>
+      <w:proofErr w:type="spellEnd"/>
+      <w:r>
+        <w:rPr>
+          <w:rFonts w:ascii="Candara" w:eastAsia="Now Heavy" w:hAnsi="Candara" w:cs="Now Heavy"/>
+          <w:color w:val="auto"/>
+          <w:sz w:val="28"/>
+          <w:szCs w:val="28"/>
+        </w:rPr>
+        <w:t xml:space="preserve"> +</w:t>
+      </w:r>
+      <w:proofErr w:type="spellStart"/>
+      <w:r>
+        <w:rPr>
+          <w:rFonts w:ascii="Candara" w:eastAsia="Now Heavy" w:hAnsi="Candara" w:cs="Now Heavy"/>
+          <w:color w:val="auto"/>
+          <w:sz w:val="28"/>
+          <w:szCs w:val="28"/>
+        </w:rPr>
+        <w:t>save</w:t>
+      </w:r>
+      <w:proofErr w:type="spellEnd"/>
+    </w:p>
+    <w:p>
+      <w:pPr>
+        <w:ind w:left="-426" w:firstLine="426"/>
         <w:jc w:val="both"/>
         <w:rPr>
           <w:rFonts w:ascii="Candara" w:eastAsia="Now Heavy" w:hAnsi="Candara" w:cs="Now Heavy"/>
@@ -9574,6 +9838,7 @@
           <w:noProof/>
           <w14:ligatures w14:val="standardContextual"/>
         </w:rPr>
+        <w:lastRenderedPageBreak/>
         <mc:AlternateContent>
           <mc:Choice Requires="wps">
             <w:drawing>
@@ -9812,7 +10077,6 @@
         <w:rPr>
           <w:noProof/>
         </w:rPr>
-        <w:lastRenderedPageBreak/>
         <mc:AlternateContent>
           <mc:Choice Requires="wps">
             <w:drawing>
@@ -10000,7 +10264,7 @@
                     <pic:cNvPicPr/>
                   </pic:nvPicPr>
                   <pic:blipFill>
-                    <a:blip r:embed="rId17"/>
+                    <a:blip r:embed="rId18"/>
                     <a:stretch>
                       <a:fillRect/>
                     </a:stretch>
@@ -10578,7 +10842,7 @@
                     <pic:cNvPicPr/>
                   </pic:nvPicPr>
                   <pic:blipFill>
-                    <a:blip r:embed="rId18"/>
+                    <a:blip r:embed="rId19"/>
                     <a:stretch>
                       <a:fillRect/>
                     </a:stretch>
@@ -10665,7 +10929,7 @@
         <w:ind w:left="-426" w:firstLine="426"/>
         <w:jc w:val="center"/>
         <w:rPr>
-          <w:rFonts w:ascii="Candara" w:eastAsia="Now Heavy" w:hAnsi="Candara" w:cs="Now Heavy"/>
+          <w:rFonts w:ascii="Courier New" w:eastAsia="Now Heavy" w:hAnsi="Courier New" w:cs="Courier New"/>
           <w:b/>
           <w:bCs/>
           <w:color w:val="FFFFFF" w:themeColor="background1"/>
@@ -10677,7 +10941,7 @@
       <w:proofErr w:type="spellStart"/>
       <w:r>
         <w:rPr>
-          <w:rFonts w:ascii="Candara" w:eastAsia="Now Heavy" w:hAnsi="Candara" w:cs="Now Heavy"/>
+          <w:rFonts w:ascii="Courier New" w:eastAsia="Now Heavy" w:hAnsi="Courier New" w:cs="Courier New"/>
           <w:b/>
           <w:bCs/>
           <w:color w:val="FFFFFF" w:themeColor="background1"/>
@@ -10690,7 +10954,7 @@
       <w:proofErr w:type="spellEnd"/>
       <w:r>
         <w:rPr>
-          <w:rFonts w:ascii="Candara" w:eastAsia="Now Heavy" w:hAnsi="Candara" w:cs="Now Heavy"/>
+          <w:rFonts w:ascii="Courier New" w:eastAsia="Now Heavy" w:hAnsi="Courier New" w:cs="Courier New"/>
           <w:b/>
           <w:bCs/>
           <w:color w:val="FFFFFF" w:themeColor="background1"/>
@@ -10899,7 +11163,17 @@
           <w:sz w:val="28"/>
           <w:szCs w:val="28"/>
         </w:rPr>
-        <w:t xml:space="preserve">. Pesan tersebut menunjukkan bahwa SSH </w:t>
+        <w:t xml:space="preserve">. Pesan </w:t>
+      </w:r>
+      <w:r>
+        <w:rPr>
+          <w:rFonts w:ascii="Candara" w:eastAsia="Now Heavy" w:hAnsi="Candara" w:cs="Now Heavy"/>
+          <w:color w:val="19274F"/>
+          <w:sz w:val="28"/>
+          <w:szCs w:val="28"/>
+        </w:rPr>
+        <w:lastRenderedPageBreak/>
+        <w:t xml:space="preserve">tersebut menunjukkan bahwa SSH </w:t>
       </w:r>
       <w:proofErr w:type="spellStart"/>
       <w:r>
@@ -11303,7 +11577,7 @@
                     <pic:cNvPicPr/>
                   </pic:nvPicPr>
                   <pic:blipFill>
-                    <a:blip r:embed="rId19"/>
+                    <a:blip r:embed="rId20"/>
                     <a:stretch>
                       <a:fillRect/>
                     </a:stretch>
@@ -11355,7 +11629,7 @@
                     <pic:cNvPicPr/>
                   </pic:nvPicPr>
                   <pic:blipFill>
-                    <a:blip r:embed="rId20"/>
+                    <a:blip r:embed="rId21"/>
                     <a:stretch>
                       <a:fillRect/>
                     </a:stretch>
@@ -11705,7 +11979,7 @@
                     <pic:cNvPicPr/>
                   </pic:nvPicPr>
                   <pic:blipFill>
-                    <a:blip r:embed="rId21"/>
+                    <a:blip r:embed="rId22"/>
                     <a:stretch>
                       <a:fillRect/>
                     </a:stretch>
@@ -11744,7 +12018,6 @@
           <w:sz w:val="28"/>
           <w:szCs w:val="28"/>
         </w:rPr>
-        <w:lastRenderedPageBreak/>
         <w:t>Setelah folder belajar-</w:t>
       </w:r>
       <w:proofErr w:type="spellStart"/>
@@ -11813,7 +12086,7 @@
         <w:ind w:left="-426" w:firstLine="426"/>
         <w:jc w:val="center"/>
         <w:rPr>
-          <w:rFonts w:ascii="Candara" w:eastAsia="Now Heavy" w:hAnsi="Candara" w:cs="Now Heavy"/>
+          <w:rFonts w:ascii="Courier New" w:eastAsia="Now Heavy" w:hAnsi="Courier New" w:cs="Courier New"/>
           <w:b/>
           <w:bCs/>
           <w:color w:val="FFFFFF" w:themeColor="background1"/>
@@ -11824,7 +12097,7 @@
       </w:pPr>
       <w:r>
         <w:rPr>
-          <w:rFonts w:ascii="Candara" w:eastAsia="Now Heavy" w:hAnsi="Candara" w:cs="Now Heavy"/>
+          <w:rFonts w:ascii="Courier New" w:eastAsia="Now Heavy" w:hAnsi="Courier New" w:cs="Courier New"/>
           <w:b/>
           <w:bCs/>
           <w:color w:val="FFFFFF" w:themeColor="background1"/>
@@ -11837,7 +12110,7 @@
       <w:proofErr w:type="spellStart"/>
       <w:r>
         <w:rPr>
-          <w:rFonts w:ascii="Candara" w:eastAsia="Now Heavy" w:hAnsi="Candara" w:cs="Now Heavy"/>
+          <w:rFonts w:ascii="Courier New" w:eastAsia="Now Heavy" w:hAnsi="Courier New" w:cs="Courier New"/>
           <w:b/>
           <w:bCs/>
           <w:color w:val="FFFFFF" w:themeColor="background1"/>
@@ -11850,7 +12123,7 @@
       <w:proofErr w:type="spellEnd"/>
       <w:r>
         <w:rPr>
-          <w:rFonts w:ascii="Candara" w:eastAsia="Now Heavy" w:hAnsi="Candara" w:cs="Now Heavy"/>
+          <w:rFonts w:ascii="Courier New" w:eastAsia="Now Heavy" w:hAnsi="Courier New" w:cs="Courier New"/>
           <w:b/>
           <w:bCs/>
           <w:color w:val="FFFFFF" w:themeColor="background1"/>
@@ -11973,7 +12246,7 @@
                     <pic:cNvPicPr/>
                   </pic:nvPicPr>
                   <pic:blipFill>
-                    <a:blip r:embed="rId22"/>
+                    <a:blip r:embed="rId23"/>
                     <a:stretch>
                       <a:fillRect/>
                     </a:stretch>
@@ -12080,7 +12353,7 @@
         <w:ind w:left="-426" w:firstLine="426"/>
         <w:jc w:val="center"/>
         <w:rPr>
-          <w:rFonts w:ascii="Candara" w:eastAsia="Now Heavy" w:hAnsi="Candara" w:cs="Now Heavy"/>
+          <w:rFonts w:ascii="Courier New" w:eastAsia="Now Heavy" w:hAnsi="Courier New" w:cs="Courier New"/>
           <w:b/>
           <w:bCs/>
           <w:color w:val="FFFFFF" w:themeColor="background1"/>
@@ -12092,7 +12365,7 @@
       <w:proofErr w:type="spellStart"/>
       <w:r>
         <w:rPr>
-          <w:rFonts w:ascii="Candara" w:eastAsia="Now Heavy" w:hAnsi="Candara" w:cs="Now Heavy"/>
+          <w:rFonts w:ascii="Courier New" w:eastAsia="Now Heavy" w:hAnsi="Courier New" w:cs="Courier New"/>
           <w:b/>
           <w:bCs/>
           <w:color w:val="FFFFFF" w:themeColor="background1"/>
@@ -12105,7 +12378,7 @@
       <w:proofErr w:type="spellEnd"/>
       <w:r>
         <w:rPr>
-          <w:rFonts w:ascii="Candara" w:eastAsia="Now Heavy" w:hAnsi="Candara" w:cs="Now Heavy"/>
+          <w:rFonts w:ascii="Courier New" w:eastAsia="Now Heavy" w:hAnsi="Courier New" w:cs="Courier New"/>
           <w:b/>
           <w:bCs/>
           <w:color w:val="FFFFFF" w:themeColor="background1"/>
@@ -12118,7 +12391,7 @@
       <w:proofErr w:type="spellStart"/>
       <w:r>
         <w:rPr>
-          <w:rFonts w:ascii="Candara" w:eastAsia="Now Heavy" w:hAnsi="Candara" w:cs="Now Heavy"/>
+          <w:rFonts w:ascii="Courier New" w:eastAsia="Now Heavy" w:hAnsi="Courier New" w:cs="Courier New"/>
           <w:b/>
           <w:bCs/>
           <w:color w:val="FFFFFF" w:themeColor="background1"/>
@@ -12131,7 +12404,7 @@
       <w:proofErr w:type="spellEnd"/>
       <w:r>
         <w:rPr>
-          <w:rFonts w:ascii="Candara" w:eastAsia="Now Heavy" w:hAnsi="Candara" w:cs="Now Heavy"/>
+          <w:rFonts w:ascii="Courier New" w:eastAsia="Now Heavy" w:hAnsi="Courier New" w:cs="Courier New"/>
           <w:b/>
           <w:bCs/>
           <w:color w:val="FFFFFF" w:themeColor="background1"/>
@@ -12356,7 +12629,7 @@
                     <pic:cNvPicPr/>
                   </pic:nvPicPr>
                   <pic:blipFill>
-                    <a:blip r:embed="rId23"/>
+                    <a:blip r:embed="rId24"/>
                     <a:stretch>
                       <a:fillRect/>
                     </a:stretch>
@@ -12443,7 +12716,7 @@
         <w:ind w:left="-426" w:firstLine="426"/>
         <w:jc w:val="center"/>
         <w:rPr>
-          <w:rFonts w:ascii="Candara" w:eastAsia="Now Heavy" w:hAnsi="Candara" w:cs="Now Heavy"/>
+          <w:rFonts w:ascii="Courier New" w:eastAsia="Now Heavy" w:hAnsi="Courier New" w:cs="Courier New"/>
           <w:b/>
           <w:bCs/>
           <w:color w:val="FFFFFF" w:themeColor="background1"/>
@@ -12455,7 +12728,7 @@
       <w:proofErr w:type="spellStart"/>
       <w:r>
         <w:rPr>
-          <w:rFonts w:ascii="Candara" w:eastAsia="Now Heavy" w:hAnsi="Candara" w:cs="Now Heavy"/>
+          <w:rFonts w:ascii="Courier New" w:eastAsia="Now Heavy" w:hAnsi="Courier New" w:cs="Courier New"/>
           <w:b/>
           <w:bCs/>
           <w:color w:val="FFFFFF" w:themeColor="background1"/>
@@ -12468,7 +12741,7 @@
       <w:proofErr w:type="spellEnd"/>
       <w:r>
         <w:rPr>
-          <w:rFonts w:ascii="Candara" w:eastAsia="Now Heavy" w:hAnsi="Candara" w:cs="Now Heavy"/>
+          <w:rFonts w:ascii="Courier New" w:eastAsia="Now Heavy" w:hAnsi="Courier New" w:cs="Courier New"/>
           <w:b/>
           <w:bCs/>
           <w:color w:val="FFFFFF" w:themeColor="background1"/>
@@ -12481,7 +12754,7 @@
       <w:proofErr w:type="spellStart"/>
       <w:r>
         <w:rPr>
-          <w:rFonts w:ascii="Candara" w:eastAsia="Now Heavy" w:hAnsi="Candara" w:cs="Now Heavy"/>
+          <w:rFonts w:ascii="Courier New" w:eastAsia="Now Heavy" w:hAnsi="Courier New" w:cs="Courier New"/>
           <w:b/>
           <w:bCs/>
           <w:color w:val="FFFFFF" w:themeColor="background1"/>
@@ -12494,7 +12767,7 @@
       <w:proofErr w:type="spellEnd"/>
       <w:r>
         <w:rPr>
-          <w:rFonts w:ascii="Candara" w:eastAsia="Now Heavy" w:hAnsi="Candara" w:cs="Now Heavy"/>
+          <w:rFonts w:ascii="Courier New" w:eastAsia="Now Heavy" w:hAnsi="Courier New" w:cs="Courier New"/>
           <w:b/>
           <w:bCs/>
           <w:color w:val="FFFFFF" w:themeColor="background1"/>
@@ -12621,6 +12894,7 @@
         <w:rPr>
           <w:noProof/>
         </w:rPr>
+        <w:lastRenderedPageBreak/>
         <w:drawing>
           <wp:inline distT="0" distB="0" distL="0" distR="0" wp14:anchorId="204B78B4" wp14:editId="0D3C749B">
             <wp:extent cx="5731510" cy="1610456"/>
@@ -12637,7 +12911,7 @@
                     <pic:cNvPicPr/>
                   </pic:nvPicPr>
                   <pic:blipFill>
-                    <a:blip r:embed="rId24"/>
+                    <a:blip r:embed="rId25"/>
                     <a:stretch>
                       <a:fillRect/>
                     </a:stretch>
@@ -12676,7 +12950,6 @@
           <w:sz w:val="28"/>
           <w:szCs w:val="28"/>
         </w:rPr>
-        <w:lastRenderedPageBreak/>
         <w:t xml:space="preserve">Setelah </w:t>
       </w:r>
       <w:proofErr w:type="spellStart"/>
@@ -12745,7 +13018,7 @@
         <w:ind w:left="-426" w:firstLine="426"/>
         <w:jc w:val="center"/>
         <w:rPr>
-          <w:rFonts w:ascii="Candara" w:eastAsia="Now Heavy" w:hAnsi="Candara" w:cs="Now Heavy"/>
+          <w:rFonts w:ascii="Courier New" w:eastAsia="Now Heavy" w:hAnsi="Courier New" w:cs="Courier New"/>
           <w:b/>
           <w:bCs/>
           <w:color w:val="FFFFFF" w:themeColor="background1"/>
@@ -12756,7 +13029,7 @@
       </w:pPr>
       <w:r>
         <w:rPr>
-          <w:rFonts w:ascii="Candara" w:eastAsia="Now Heavy" w:hAnsi="Candara" w:cs="Now Heavy"/>
+          <w:rFonts w:ascii="Courier New" w:eastAsia="Now Heavy" w:hAnsi="Courier New" w:cs="Courier New"/>
           <w:b/>
           <w:bCs/>
           <w:color w:val="FFFFFF" w:themeColor="background1"/>
@@ -12769,7 +13042,7 @@
       <w:proofErr w:type="spellStart"/>
       <w:r>
         <w:rPr>
-          <w:rFonts w:ascii="Candara" w:eastAsia="Now Heavy" w:hAnsi="Candara" w:cs="Now Heavy"/>
+          <w:rFonts w:ascii="Courier New" w:eastAsia="Now Heavy" w:hAnsi="Courier New" w:cs="Courier New"/>
           <w:b/>
           <w:bCs/>
           <w:color w:val="FFFFFF" w:themeColor="background1"/>
@@ -12782,7 +13055,7 @@
       <w:proofErr w:type="spellEnd"/>
       <w:r>
         <w:rPr>
-          <w:rFonts w:ascii="Candara" w:eastAsia="Now Heavy" w:hAnsi="Candara" w:cs="Now Heavy"/>
+          <w:rFonts w:ascii="Courier New" w:eastAsia="Now Heavy" w:hAnsi="Courier New" w:cs="Courier New"/>
           <w:b/>
           <w:bCs/>
           <w:color w:val="FFFFFF" w:themeColor="background1"/>
@@ -12795,7 +13068,7 @@
       <w:proofErr w:type="spellStart"/>
       <w:r>
         <w:rPr>
-          <w:rFonts w:ascii="Candara" w:eastAsia="Now Heavy" w:hAnsi="Candara" w:cs="Now Heavy"/>
+          <w:rFonts w:ascii="Courier New" w:eastAsia="Now Heavy" w:hAnsi="Courier New" w:cs="Courier New"/>
           <w:b/>
           <w:bCs/>
           <w:color w:val="FFFFFF" w:themeColor="background1"/>
@@ -12808,7 +13081,7 @@
       <w:proofErr w:type="spellEnd"/>
       <w:r>
         <w:rPr>
-          <w:rFonts w:ascii="Candara" w:eastAsia="Now Heavy" w:hAnsi="Candara" w:cs="Now Heavy"/>
+          <w:rFonts w:ascii="Courier New" w:eastAsia="Now Heavy" w:hAnsi="Courier New" w:cs="Courier New"/>
           <w:b/>
           <w:bCs/>
           <w:color w:val="FFFFFF" w:themeColor="background1"/>
@@ -12821,7 +13094,7 @@
       <w:proofErr w:type="spellStart"/>
       <w:r>
         <w:rPr>
-          <w:rFonts w:ascii="Candara" w:eastAsia="Now Heavy" w:hAnsi="Candara" w:cs="Now Heavy"/>
+          <w:rFonts w:ascii="Courier New" w:eastAsia="Now Heavy" w:hAnsi="Courier New" w:cs="Courier New"/>
           <w:b/>
           <w:bCs/>
           <w:color w:val="FFFFFF" w:themeColor="background1"/>
@@ -12834,7 +13107,7 @@
       <w:proofErr w:type="spellEnd"/>
       <w:r>
         <w:rPr>
-          <w:rFonts w:ascii="Candara" w:eastAsia="Now Heavy" w:hAnsi="Candara" w:cs="Now Heavy"/>
+          <w:rFonts w:ascii="Courier New" w:eastAsia="Now Heavy" w:hAnsi="Courier New" w:cs="Courier New"/>
           <w:b/>
           <w:bCs/>
           <w:color w:val="FFFFFF" w:themeColor="background1"/>
@@ -13060,7 +13333,7 @@
                     <pic:cNvPicPr/>
                   </pic:nvPicPr>
                   <pic:blipFill>
-                    <a:blip r:embed="rId25"/>
+                    <a:blip r:embed="rId26"/>
                     <a:stretch>
                       <a:fillRect/>
                     </a:stretch>
@@ -13589,6 +13862,7 @@
         <w:rPr>
           <w:noProof/>
         </w:rPr>
+        <w:lastRenderedPageBreak/>
         <w:drawing>
           <wp:inline distT="0" distB="0" distL="0" distR="0" wp14:anchorId="415B9419" wp14:editId="299BC4DB">
             <wp:extent cx="5731510" cy="1587187"/>
@@ -13605,7 +13879,7 @@
                     <pic:cNvPicPr/>
                   </pic:nvPicPr>
                   <pic:blipFill>
-                    <a:blip r:embed="rId26"/>
+                    <a:blip r:embed="rId27"/>
                     <a:stretch>
                       <a:fillRect/>
                     </a:stretch>
@@ -13747,7 +14021,7 @@
         <w:ind w:left="-426" w:firstLine="426"/>
         <w:jc w:val="center"/>
         <w:rPr>
-          <w:rFonts w:ascii="Candara" w:eastAsia="Now Heavy" w:hAnsi="Candara" w:cs="Now Heavy"/>
+          <w:rFonts w:ascii="Courier New" w:eastAsia="Now Heavy" w:hAnsi="Courier New" w:cs="Courier New"/>
           <w:b/>
           <w:bCs/>
           <w:color w:val="FFFFFF" w:themeColor="background1"/>
@@ -13759,7 +14033,7 @@
       <w:proofErr w:type="spellStart"/>
       <w:r>
         <w:rPr>
-          <w:rFonts w:ascii="Candara" w:eastAsia="Now Heavy" w:hAnsi="Candara" w:cs="Now Heavy"/>
+          <w:rFonts w:ascii="Courier New" w:eastAsia="Now Heavy" w:hAnsi="Courier New" w:cs="Courier New"/>
           <w:b/>
           <w:bCs/>
           <w:color w:val="FFFFFF" w:themeColor="background1"/>
@@ -13772,7 +14046,7 @@
       <w:proofErr w:type="spellEnd"/>
       <w:r>
         <w:rPr>
-          <w:rFonts w:ascii="Candara" w:eastAsia="Now Heavy" w:hAnsi="Candara" w:cs="Now Heavy"/>
+          <w:rFonts w:ascii="Courier New" w:eastAsia="Now Heavy" w:hAnsi="Courier New" w:cs="Courier New"/>
           <w:b/>
           <w:bCs/>
           <w:color w:val="FFFFFF" w:themeColor="background1"/>
@@ -13999,7 +14273,7 @@
                     <pic:cNvPicPr/>
                   </pic:nvPicPr>
                   <pic:blipFill>
-                    <a:blip r:embed="rId27"/>
+                    <a:blip r:embed="rId28"/>
                     <a:stretch>
                       <a:fillRect/>
                     </a:stretch>
@@ -14126,7 +14400,7 @@
         <w:ind w:left="-426" w:firstLine="426"/>
         <w:jc w:val="center"/>
         <w:rPr>
-          <w:rFonts w:ascii="Candara" w:eastAsia="Now Heavy" w:hAnsi="Candara" w:cs="Now Heavy"/>
+          <w:rFonts w:ascii="Courier New" w:eastAsia="Now Heavy" w:hAnsi="Courier New" w:cs="Courier New"/>
           <w:b/>
           <w:bCs/>
           <w:color w:val="FFFFFF" w:themeColor="background1"/>
@@ -14137,7 +14411,7 @@
       </w:pPr>
       <w:r>
         <w:rPr>
-          <w:rFonts w:ascii="Candara" w:eastAsia="Now Heavy" w:hAnsi="Candara" w:cs="Now Heavy"/>
+          <w:rFonts w:ascii="Courier New" w:eastAsia="Now Heavy" w:hAnsi="Courier New" w:cs="Courier New"/>
           <w:b/>
           <w:bCs/>
           <w:color w:val="FFFFFF" w:themeColor="background1"/>
@@ -14150,7 +14424,7 @@
       <w:proofErr w:type="spellStart"/>
       <w:r>
         <w:rPr>
-          <w:rFonts w:ascii="Candara" w:eastAsia="Now Heavy" w:hAnsi="Candara" w:cs="Now Heavy"/>
+          <w:rFonts w:ascii="Courier New" w:eastAsia="Now Heavy" w:hAnsi="Courier New" w:cs="Courier New"/>
           <w:b/>
           <w:bCs/>
           <w:color w:val="FFFFFF" w:themeColor="background1"/>
@@ -14163,7 +14437,7 @@
       <w:proofErr w:type="spellEnd"/>
       <w:r>
         <w:rPr>
-          <w:rFonts w:ascii="Candara" w:eastAsia="Now Heavy" w:hAnsi="Candara" w:cs="Now Heavy"/>
+          <w:rFonts w:ascii="Courier New" w:eastAsia="Now Heavy" w:hAnsi="Courier New" w:cs="Courier New"/>
           <w:b/>
           <w:bCs/>
           <w:color w:val="FFFFFF" w:themeColor="background1"/>
@@ -14176,7 +14450,7 @@
       <w:proofErr w:type="spellStart"/>
       <w:r>
         <w:rPr>
-          <w:rFonts w:ascii="Candara" w:eastAsia="Now Heavy" w:hAnsi="Candara" w:cs="Now Heavy"/>
+          <w:rFonts w:ascii="Courier New" w:eastAsia="Now Heavy" w:hAnsi="Courier New" w:cs="Courier New"/>
           <w:b/>
           <w:bCs/>
           <w:color w:val="FFFFFF" w:themeColor="background1"/>
@@ -14189,7 +14463,7 @@
       <w:proofErr w:type="spellEnd"/>
       <w:r>
         <w:rPr>
-          <w:rFonts w:ascii="Candara" w:eastAsia="Now Heavy" w:hAnsi="Candara" w:cs="Now Heavy"/>
+          <w:rFonts w:ascii="Courier New" w:eastAsia="Now Heavy" w:hAnsi="Courier New" w:cs="Courier New"/>
           <w:b/>
           <w:bCs/>
           <w:color w:val="FFFFFF" w:themeColor="background1"/>
@@ -14202,7 +14476,7 @@
       <w:proofErr w:type="spellStart"/>
       <w:r>
         <w:rPr>
-          <w:rFonts w:ascii="Candara" w:eastAsia="Now Heavy" w:hAnsi="Candara" w:cs="Now Heavy"/>
+          <w:rFonts w:ascii="Courier New" w:eastAsia="Now Heavy" w:hAnsi="Courier New" w:cs="Courier New"/>
           <w:b/>
           <w:bCs/>
           <w:color w:val="FFFFFF" w:themeColor="background1"/>
@@ -14215,7 +14489,7 @@
       <w:proofErr w:type="spellEnd"/>
       <w:r>
         <w:rPr>
-          <w:rFonts w:ascii="Candara" w:eastAsia="Now Heavy" w:hAnsi="Candara" w:cs="Now Heavy"/>
+          <w:rFonts w:ascii="Courier New" w:eastAsia="Now Heavy" w:hAnsi="Courier New" w:cs="Courier New"/>
           <w:b/>
           <w:bCs/>
           <w:color w:val="FFFFFF" w:themeColor="background1"/>
@@ -14441,6 +14715,7 @@
         <w:rPr>
           <w:noProof/>
         </w:rPr>
+        <w:lastRenderedPageBreak/>
         <w:drawing>
           <wp:inline distT="0" distB="0" distL="0" distR="0" wp14:anchorId="63F3A386" wp14:editId="1245572C">
             <wp:extent cx="5731510" cy="1268158"/>
@@ -14457,7 +14732,7 @@
                     <pic:cNvPicPr/>
                   </pic:nvPicPr>
                   <pic:blipFill>
-                    <a:blip r:embed="rId28"/>
+                    <a:blip r:embed="rId29"/>
                     <a:stretch>
                       <a:fillRect/>
                     </a:stretch>
@@ -14497,7 +14772,7 @@
                     <pic:cNvPicPr/>
                   </pic:nvPicPr>
                   <pic:blipFill>
-                    <a:blip r:embed="rId29"/>
+                    <a:blip r:embed="rId30"/>
                     <a:stretch>
                       <a:fillRect/>
                     </a:stretch>
@@ -14604,7 +14879,7 @@
         <w:ind w:left="-426" w:firstLine="426"/>
         <w:jc w:val="center"/>
         <w:rPr>
-          <w:rFonts w:ascii="Candara" w:eastAsia="Now Heavy" w:hAnsi="Candara" w:cs="Now Heavy"/>
+          <w:rFonts w:ascii="Courier New" w:eastAsia="Now Heavy" w:hAnsi="Courier New" w:cs="Courier New"/>
           <w:b/>
           <w:bCs/>
           <w:color w:val="FFFFFF" w:themeColor="background1"/>
@@ -14616,7 +14891,7 @@
       <w:proofErr w:type="spellStart"/>
       <w:r>
         <w:rPr>
-          <w:rFonts w:ascii="Candara" w:eastAsia="Now Heavy" w:hAnsi="Candara" w:cs="Now Heavy"/>
+          <w:rFonts w:ascii="Courier New" w:eastAsia="Now Heavy" w:hAnsi="Courier New" w:cs="Courier New"/>
           <w:b/>
           <w:bCs/>
           <w:color w:val="FFFFFF" w:themeColor="background1"/>
@@ -14624,13 +14899,12 @@
           <w:szCs w:val="28"/>
           <w:highlight w:val="red"/>
         </w:rPr>
-        <w:lastRenderedPageBreak/>
         <w:t>git</w:t>
       </w:r>
       <w:proofErr w:type="spellEnd"/>
       <w:r>
         <w:rPr>
-          <w:rFonts w:ascii="Candara" w:eastAsia="Now Heavy" w:hAnsi="Candara" w:cs="Now Heavy"/>
+          <w:rFonts w:ascii="Courier New" w:eastAsia="Now Heavy" w:hAnsi="Courier New" w:cs="Courier New"/>
           <w:b/>
           <w:bCs/>
           <w:color w:val="FFFFFF" w:themeColor="background1"/>
@@ -14643,7 +14917,7 @@
       <w:proofErr w:type="spellStart"/>
       <w:r>
         <w:rPr>
-          <w:rFonts w:ascii="Candara" w:eastAsia="Now Heavy" w:hAnsi="Candara" w:cs="Now Heavy"/>
+          <w:rFonts w:ascii="Courier New" w:eastAsia="Now Heavy" w:hAnsi="Courier New" w:cs="Courier New"/>
           <w:b/>
           <w:bCs/>
           <w:color w:val="FFFFFF" w:themeColor="background1"/>
@@ -14656,7 +14930,7 @@
       <w:proofErr w:type="spellEnd"/>
       <w:r>
         <w:rPr>
-          <w:rFonts w:ascii="Candara" w:eastAsia="Now Heavy" w:hAnsi="Candara" w:cs="Now Heavy"/>
+          <w:rFonts w:ascii="Courier New" w:eastAsia="Now Heavy" w:hAnsi="Courier New" w:cs="Courier New"/>
           <w:b/>
           <w:bCs/>
           <w:color w:val="FFFFFF" w:themeColor="background1"/>
@@ -14819,7 +15093,7 @@
                     <pic:cNvPicPr/>
                   </pic:nvPicPr>
                   <pic:blipFill>
-                    <a:blip r:embed="rId30"/>
+                    <a:blip r:embed="rId31"/>
                     <a:stretch>
                       <a:fillRect/>
                     </a:stretch>
@@ -14886,7 +15160,7 @@
         <w:ind w:left="-426" w:firstLine="426"/>
         <w:jc w:val="center"/>
         <w:rPr>
-          <w:rFonts w:ascii="Candara" w:eastAsia="Now Heavy" w:hAnsi="Candara" w:cs="Now Heavy"/>
+          <w:rFonts w:ascii="Courier New" w:eastAsia="Now Heavy" w:hAnsi="Courier New" w:cs="Courier New"/>
           <w:color w:val="19274F"/>
           <w:sz w:val="28"/>
           <w:szCs w:val="28"/>
@@ -14895,7 +15169,7 @@
       <w:proofErr w:type="spellStart"/>
       <w:r>
         <w:rPr>
-          <w:rFonts w:ascii="Candara" w:eastAsia="Now Heavy" w:hAnsi="Candara" w:cs="Now Heavy"/>
+          <w:rFonts w:ascii="Courier New" w:eastAsia="Now Heavy" w:hAnsi="Courier New" w:cs="Courier New"/>
           <w:b/>
           <w:bCs/>
           <w:color w:val="FFFFFF" w:themeColor="background1"/>
@@ -14908,7 +15182,7 @@
       <w:proofErr w:type="spellEnd"/>
       <w:r>
         <w:rPr>
-          <w:rFonts w:ascii="Candara" w:eastAsia="Now Heavy" w:hAnsi="Candara" w:cs="Now Heavy"/>
+          <w:rFonts w:ascii="Courier New" w:eastAsia="Now Heavy" w:hAnsi="Courier New" w:cs="Courier New"/>
           <w:b/>
           <w:bCs/>
           <w:color w:val="FFFFFF" w:themeColor="background1"/>
@@ -15364,10 +15638,12 @@
       <w:r>
         <w:rPr>
           <w:rFonts w:ascii="Candara" w:eastAsia="Now Heavy" w:hAnsi="Candara" w:cs="Now Heavy"/>
-          <w:color w:val="19274F"/>
-          <w:sz w:val="28"/>
-          <w:szCs w:val="28"/>
-        </w:rPr>
+          <w:noProof/>
+          <w:color w:val="19274F"/>
+          <w:sz w:val="28"/>
+          <w:szCs w:val="28"/>
+        </w:rPr>
+        <w:lastRenderedPageBreak/>
         <w:drawing>
           <wp:inline distT="0" distB="0" distL="0" distR="0" wp14:anchorId="5AC98990" wp14:editId="635CE068">
             <wp:extent cx="5731510" cy="2571115"/>
@@ -15384,7 +15660,7 @@
                     <pic:cNvPicPr/>
                   </pic:nvPicPr>
                   <pic:blipFill>
-                    <a:blip r:embed="rId31"/>
+                    <a:blip r:embed="rId32"/>
                     <a:stretch>
                       <a:fillRect/>
                     </a:stretch>
@@ -15423,7 +15699,6 @@
           <w:sz w:val="28"/>
           <w:szCs w:val="28"/>
         </w:rPr>
-        <w:lastRenderedPageBreak/>
         <w:t xml:space="preserve">Buka visual studio </w:t>
       </w:r>
       <w:proofErr w:type="spellStart"/>
@@ -15573,7 +15848,7 @@
         </w:rPr>
         <w:t xml:space="preserve"> </w:t>
       </w:r>
-      <w:hyperlink r:id="rId32" w:history="1">
+      <w:hyperlink r:id="rId33" w:history="1">
         <w:r>
           <w:rPr>
             <w:rFonts w:ascii="Candara" w:eastAsia="Now Heavy" w:hAnsi="Candara" w:cs="Now Heavy"/>
@@ -15697,6 +15972,7 @@
           <w:rFonts w:ascii="Candara" w:eastAsia="Now Heavy" w:hAnsi="Candara" w:cs="Now Heavy"/>
           <w:b/>
           <w:bCs/>
+          <w:noProof/>
           <w:color w:val="FFFFFF" w:themeColor="background1"/>
           <w:sz w:val="28"/>
           <w:szCs w:val="28"/>
@@ -15717,7 +15993,7 @@
                     <pic:cNvPicPr/>
                   </pic:nvPicPr>
                   <pic:blipFill>
-                    <a:blip r:embed="rId33"/>
+                    <a:blip r:embed="rId34"/>
                     <a:stretch>
                       <a:fillRect/>
                     </a:stretch>
@@ -15916,6 +16192,7 @@
       <w:r>
         <w:rPr>
           <w:rFonts w:ascii="Candara" w:eastAsia="Now Heavy" w:hAnsi="Candara" w:cs="Now Heavy"/>
+          <w:noProof/>
           <w:color w:val="FFFFFF" w:themeColor="background1"/>
           <w:sz w:val="28"/>
           <w:szCs w:val="28"/>
@@ -15936,7 +16213,7 @@
                     <pic:cNvPicPr/>
                   </pic:nvPicPr>
                   <pic:blipFill>
-                    <a:blip r:embed="rId34"/>
+                    <a:blip r:embed="rId35"/>
                     <a:stretch>
                       <a:fillRect/>
                     </a:stretch>
@@ -15975,16 +16252,7 @@
           <w:sz w:val="28"/>
           <w:szCs w:val="28"/>
         </w:rPr>
-        <w:t xml:space="preserve">Kemudian </w:t>
-      </w:r>
-      <w:r>
-        <w:rPr>
-          <w:rFonts w:ascii="Candara" w:eastAsia="Now Heavy" w:hAnsi="Candara" w:cs="Now Heavy"/>
-          <w:color w:val="19274F"/>
-          <w:sz w:val="28"/>
-          <w:szCs w:val="28"/>
-        </w:rPr>
-        <w:t xml:space="preserve">pada terminal cek versi dari </w:t>
+        <w:t xml:space="preserve">Kemudian pada terminal cek versi dari </w:t>
       </w:r>
       <w:proofErr w:type="spellStart"/>
       <w:r>
@@ -16032,7 +16300,7 @@
         <w:ind w:left="-426" w:firstLine="426"/>
         <w:jc w:val="center"/>
         <w:rPr>
-          <w:rFonts w:ascii="Candara" w:eastAsia="Now Heavy" w:hAnsi="Candara" w:cs="Now Heavy"/>
+          <w:rFonts w:ascii="Courier New" w:eastAsia="Now Heavy" w:hAnsi="Courier New" w:cs="Courier New"/>
           <w:b/>
           <w:bCs/>
           <w:color w:val="FFFFFF" w:themeColor="background1"/>
@@ -16044,7 +16312,7 @@
       <w:proofErr w:type="spellStart"/>
       <w:r>
         <w:rPr>
-          <w:rFonts w:ascii="Candara" w:eastAsia="Now Heavy" w:hAnsi="Candara" w:cs="Now Heavy"/>
+          <w:rFonts w:ascii="Courier New" w:eastAsia="Now Heavy" w:hAnsi="Courier New" w:cs="Courier New"/>
           <w:b/>
           <w:bCs/>
           <w:color w:val="FFFFFF" w:themeColor="background1"/>
@@ -16057,7 +16325,7 @@
       <w:proofErr w:type="spellEnd"/>
       <w:r>
         <w:rPr>
-          <w:rFonts w:ascii="Candara" w:eastAsia="Now Heavy" w:hAnsi="Candara" w:cs="Now Heavy"/>
+          <w:rFonts w:ascii="Courier New" w:eastAsia="Now Heavy" w:hAnsi="Courier New" w:cs="Courier New"/>
           <w:b/>
           <w:bCs/>
           <w:color w:val="FFFFFF" w:themeColor="background1"/>
@@ -16070,7 +16338,7 @@
       <w:proofErr w:type="spellStart"/>
       <w:r>
         <w:rPr>
-          <w:rFonts w:ascii="Candara" w:eastAsia="Now Heavy" w:hAnsi="Candara" w:cs="Now Heavy"/>
+          <w:rFonts w:ascii="Courier New" w:eastAsia="Now Heavy" w:hAnsi="Courier New" w:cs="Courier New"/>
           <w:b/>
           <w:bCs/>
           <w:color w:val="FFFFFF" w:themeColor="background1"/>
@@ -16157,10 +16425,12 @@
       <w:r>
         <w:rPr>
           <w:rFonts w:ascii="Candara" w:eastAsia="Now Heavy" w:hAnsi="Candara" w:cs="Now Heavy"/>
-          <w:color w:val="19274F"/>
-          <w:sz w:val="28"/>
-          <w:szCs w:val="28"/>
-        </w:rPr>
+          <w:noProof/>
+          <w:color w:val="19274F"/>
+          <w:sz w:val="28"/>
+          <w:szCs w:val="28"/>
+        </w:rPr>
+        <w:lastRenderedPageBreak/>
         <w:drawing>
           <wp:inline distT="0" distB="0" distL="0" distR="0" wp14:anchorId="2963A6B1" wp14:editId="4490159D">
             <wp:extent cx="5731510" cy="3004185"/>
@@ -16177,7 +16447,7 @@
                     <pic:cNvPicPr/>
                   </pic:nvPicPr>
                   <pic:blipFill>
-                    <a:blip r:embed="rId35"/>
+                    <a:blip r:embed="rId36"/>
                     <a:stretch>
                       <a:fillRect/>
                     </a:stretch>
@@ -16216,16 +16486,7 @@
           <w:sz w:val="28"/>
           <w:szCs w:val="28"/>
         </w:rPr>
-        <w:t xml:space="preserve">Kemudian </w:t>
-      </w:r>
-      <w:r>
-        <w:rPr>
-          <w:rFonts w:ascii="Candara" w:eastAsia="Now Heavy" w:hAnsi="Candara" w:cs="Now Heavy"/>
-          <w:color w:val="19274F"/>
-          <w:sz w:val="28"/>
-          <w:szCs w:val="28"/>
-        </w:rPr>
-        <w:t xml:space="preserve">gunakan </w:t>
+        <w:t xml:space="preserve">Kemudian gunakan </w:t>
       </w:r>
       <w:proofErr w:type="spellStart"/>
       <w:r>
@@ -16355,7 +16616,6 @@
           <w:sz w:val="28"/>
           <w:szCs w:val="28"/>
         </w:rPr>
-        <w:lastRenderedPageBreak/>
         <w:drawing>
           <wp:inline distT="0" distB="0" distL="0" distR="0" wp14:anchorId="5C77DD75" wp14:editId="37F638C0">
             <wp:extent cx="5885136" cy="2993222"/>
@@ -16374,7 +16634,7 @@
                     </pic:cNvPicPr>
                   </pic:nvPicPr>
                   <pic:blipFill>
-                    <a:blip r:embed="rId36" cstate="print">
+                    <a:blip r:embed="rId37" cstate="print">
                       <a:extLst>
                         <a:ext uri="{28A0092B-C50C-407E-A947-70E740481C1C}">
                           <a14:useLocalDpi xmlns:a14="http://schemas.microsoft.com/office/drawing/2010/main" val="0"/>
@@ -16509,7 +16769,7 @@
         <w:ind w:left="-426" w:firstLine="426"/>
         <w:jc w:val="center"/>
         <w:rPr>
-          <w:rFonts w:ascii="Candara" w:eastAsia="Now Heavy" w:hAnsi="Candara" w:cs="Now Heavy"/>
+          <w:rFonts w:ascii="Courier New" w:eastAsia="Now Heavy" w:hAnsi="Courier New" w:cs="Courier New"/>
           <w:b/>
           <w:bCs/>
           <w:color w:val="FFFFFF" w:themeColor="background1"/>
@@ -16520,7 +16780,7 @@
       </w:pPr>
       <w:r>
         <w:rPr>
-          <w:rFonts w:ascii="Candara" w:eastAsia="Now Heavy" w:hAnsi="Candara" w:cs="Now Heavy"/>
+          <w:rFonts w:ascii="Courier New" w:eastAsia="Now Heavy" w:hAnsi="Courier New" w:cs="Courier New"/>
           <w:b/>
           <w:bCs/>
           <w:color w:val="FFFFFF" w:themeColor="background1"/>
@@ -16533,7 +16793,7 @@
       <w:proofErr w:type="spellStart"/>
       <w:r>
         <w:rPr>
-          <w:rFonts w:ascii="Candara" w:eastAsia="Now Heavy" w:hAnsi="Candara" w:cs="Now Heavy"/>
+          <w:rFonts w:ascii="Courier New" w:eastAsia="Now Heavy" w:hAnsi="Courier New" w:cs="Courier New"/>
           <w:b/>
           <w:bCs/>
           <w:color w:val="FFFFFF" w:themeColor="background1"/>
@@ -16546,7 +16806,7 @@
       <w:proofErr w:type="spellEnd"/>
       <w:r>
         <w:rPr>
-          <w:rFonts w:ascii="Candara" w:eastAsia="Now Heavy" w:hAnsi="Candara" w:cs="Now Heavy"/>
+          <w:rFonts w:ascii="Courier New" w:eastAsia="Now Heavy" w:hAnsi="Courier New" w:cs="Courier New"/>
           <w:b/>
           <w:bCs/>
           <w:color w:val="FFFFFF" w:themeColor="background1"/>
@@ -16559,7 +16819,7 @@
       <w:proofErr w:type="spellStart"/>
       <w:r>
         <w:rPr>
-          <w:rFonts w:ascii="Candara" w:eastAsia="Now Heavy" w:hAnsi="Candara" w:cs="Now Heavy"/>
+          <w:rFonts w:ascii="Courier New" w:eastAsia="Now Heavy" w:hAnsi="Courier New" w:cs="Courier New"/>
           <w:b/>
           <w:bCs/>
           <w:color w:val="FFFFFF" w:themeColor="background1"/>
@@ -16572,7 +16832,7 @@
       <w:proofErr w:type="spellEnd"/>
       <w:r>
         <w:rPr>
-          <w:rFonts w:ascii="Candara" w:eastAsia="Now Heavy" w:hAnsi="Candara" w:cs="Now Heavy"/>
+          <w:rFonts w:ascii="Courier New" w:eastAsia="Now Heavy" w:hAnsi="Courier New" w:cs="Courier New"/>
           <w:b/>
           <w:bCs/>
           <w:color w:val="FFFFFF" w:themeColor="background1"/>
@@ -16601,6 +16861,7 @@
           <w:sz w:val="28"/>
           <w:szCs w:val="28"/>
         </w:rPr>
+        <w:lastRenderedPageBreak/>
         <w:t xml:space="preserve">Karena </w:t>
       </w:r>
       <w:proofErr w:type="spellStart"/>
@@ -16758,6 +17019,7 @@
       <w:r>
         <w:rPr>
           <w:rFonts w:ascii="Candara" w:eastAsia="Now Heavy" w:hAnsi="Candara" w:cs="Now Heavy"/>
+          <w:noProof/>
           <w:color w:val="19274F"/>
           <w:sz w:val="28"/>
           <w:szCs w:val="28"/>
@@ -16778,7 +17040,7 @@
                     <pic:cNvPicPr/>
                   </pic:nvPicPr>
                   <pic:blipFill>
-                    <a:blip r:embed="rId37"/>
+                    <a:blip r:embed="rId38"/>
                     <a:stretch>
                       <a:fillRect/>
                     </a:stretch>
@@ -16845,7 +17107,7 @@
         <w:ind w:left="-426" w:firstLine="426"/>
         <w:jc w:val="center"/>
         <w:rPr>
-          <w:rFonts w:ascii="Candara" w:eastAsia="Now Heavy" w:hAnsi="Candara" w:cs="Now Heavy"/>
+          <w:rFonts w:ascii="Courier New" w:eastAsia="Now Heavy" w:hAnsi="Courier New" w:cs="Courier New"/>
           <w:b/>
           <w:bCs/>
           <w:color w:val="FFFFFF" w:themeColor="background1"/>
@@ -16857,7 +17119,7 @@
       <w:proofErr w:type="spellStart"/>
       <w:r>
         <w:rPr>
-          <w:rFonts w:ascii="Candara" w:eastAsia="Now Heavy" w:hAnsi="Candara" w:cs="Now Heavy"/>
+          <w:rFonts w:ascii="Courier New" w:eastAsia="Now Heavy" w:hAnsi="Courier New" w:cs="Courier New"/>
           <w:b/>
           <w:bCs/>
           <w:color w:val="FFFFFF" w:themeColor="background1"/>
@@ -16870,7 +17132,7 @@
       <w:proofErr w:type="spellEnd"/>
       <w:r>
         <w:rPr>
-          <w:rFonts w:ascii="Candara" w:eastAsia="Now Heavy" w:hAnsi="Candara" w:cs="Now Heavy"/>
+          <w:rFonts w:ascii="Courier New" w:eastAsia="Now Heavy" w:hAnsi="Courier New" w:cs="Courier New"/>
           <w:b/>
           <w:bCs/>
           <w:color w:val="FFFFFF" w:themeColor="background1"/>
@@ -17056,11 +17318,11 @@
       <w:r>
         <w:rPr>
           <w:rFonts w:ascii="Candara" w:eastAsia="Now Heavy" w:hAnsi="Candara" w:cs="Now Heavy"/>
-          <w:color w:val="19274F"/>
-          <w:sz w:val="28"/>
-          <w:szCs w:val="28"/>
-        </w:rPr>
-        <w:lastRenderedPageBreak/>
+          <w:noProof/>
+          <w:color w:val="19274F"/>
+          <w:sz w:val="28"/>
+          <w:szCs w:val="28"/>
+        </w:rPr>
         <w:drawing>
           <wp:inline distT="0" distB="0" distL="0" distR="0" wp14:anchorId="179F07F1" wp14:editId="04F45ED2">
             <wp:extent cx="5731510" cy="676275"/>
@@ -17077,7 +17339,7 @@
                     <pic:cNvPicPr/>
                   </pic:nvPicPr>
                   <pic:blipFill>
-                    <a:blip r:embed="rId38"/>
+                    <a:blip r:embed="rId39"/>
                     <a:stretch>
                       <a:fillRect/>
                     </a:stretch>
@@ -17184,7 +17446,7 @@
         <w:ind w:left="-426" w:firstLine="426"/>
         <w:jc w:val="center"/>
         <w:rPr>
-          <w:rFonts w:ascii="Candara" w:eastAsia="Now Heavy" w:hAnsi="Candara" w:cs="Now Heavy"/>
+          <w:rFonts w:ascii="Courier New" w:eastAsia="Now Heavy" w:hAnsi="Courier New" w:cs="Courier New"/>
           <w:b/>
           <w:bCs/>
           <w:color w:val="FFFFFF" w:themeColor="background1"/>
@@ -17196,7 +17458,7 @@
       <w:proofErr w:type="spellStart"/>
       <w:r>
         <w:rPr>
-          <w:rFonts w:ascii="Candara" w:eastAsia="Now Heavy" w:hAnsi="Candara" w:cs="Now Heavy"/>
+          <w:rFonts w:ascii="Courier New" w:eastAsia="Now Heavy" w:hAnsi="Courier New" w:cs="Courier New"/>
           <w:b/>
           <w:bCs/>
           <w:color w:val="FFFFFF" w:themeColor="background1"/>
@@ -17209,7 +17471,7 @@
       <w:proofErr w:type="spellEnd"/>
       <w:r>
         <w:rPr>
-          <w:rFonts w:ascii="Candara" w:eastAsia="Now Heavy" w:hAnsi="Candara" w:cs="Now Heavy"/>
+          <w:rFonts w:ascii="Courier New" w:eastAsia="Now Heavy" w:hAnsi="Courier New" w:cs="Courier New"/>
           <w:b/>
           <w:bCs/>
           <w:color w:val="FFFFFF" w:themeColor="background1"/>
@@ -17222,7 +17484,7 @@
       <w:proofErr w:type="spellStart"/>
       <w:r>
         <w:rPr>
-          <w:rFonts w:ascii="Candara" w:eastAsia="Now Heavy" w:hAnsi="Candara" w:cs="Now Heavy"/>
+          <w:rFonts w:ascii="Courier New" w:eastAsia="Now Heavy" w:hAnsi="Courier New" w:cs="Courier New"/>
           <w:b/>
           <w:bCs/>
           <w:color w:val="FFFFFF" w:themeColor="background1"/>
@@ -17235,7 +17497,7 @@
       <w:proofErr w:type="spellEnd"/>
       <w:r>
         <w:rPr>
-          <w:rFonts w:ascii="Candara" w:eastAsia="Now Heavy" w:hAnsi="Candara" w:cs="Now Heavy"/>
+          <w:rFonts w:ascii="Courier New" w:eastAsia="Now Heavy" w:hAnsi="Courier New" w:cs="Courier New"/>
           <w:b/>
           <w:bCs/>
           <w:color w:val="FFFFFF" w:themeColor="background1"/>
@@ -17459,6 +17721,7 @@
       <w:r>
         <w:rPr>
           <w:rFonts w:ascii="Candara" w:eastAsia="Now Heavy" w:hAnsi="Candara" w:cs="Now Heavy"/>
+          <w:noProof/>
           <w:color w:val="19274F"/>
           <w:sz w:val="28"/>
           <w:szCs w:val="28"/>
@@ -17479,7 +17742,7 @@
                     <pic:cNvPicPr/>
                   </pic:nvPicPr>
                   <pic:blipFill>
-                    <a:blip r:embed="rId39"/>
+                    <a:blip r:embed="rId40"/>
                     <a:stretch>
                       <a:fillRect/>
                     </a:stretch>
@@ -17566,7 +17829,7 @@
         <w:ind w:left="-426" w:firstLine="426"/>
         <w:jc w:val="center"/>
         <w:rPr>
-          <w:rFonts w:ascii="Candara" w:eastAsia="Now Heavy" w:hAnsi="Candara" w:cs="Now Heavy"/>
+          <w:rFonts w:ascii="Courier New" w:eastAsia="Now Heavy" w:hAnsi="Courier New" w:cs="Courier New"/>
           <w:b/>
           <w:bCs/>
           <w:color w:val="FFFFFF" w:themeColor="background1"/>
@@ -17578,7 +17841,7 @@
       <w:proofErr w:type="spellStart"/>
       <w:r>
         <w:rPr>
-          <w:rFonts w:ascii="Candara" w:eastAsia="Now Heavy" w:hAnsi="Candara" w:cs="Now Heavy"/>
+          <w:rFonts w:ascii="Courier New" w:eastAsia="Now Heavy" w:hAnsi="Courier New" w:cs="Courier New"/>
           <w:b/>
           <w:bCs/>
           <w:color w:val="FFFFFF" w:themeColor="background1"/>
@@ -17591,7 +17854,7 @@
       <w:proofErr w:type="spellEnd"/>
       <w:r>
         <w:rPr>
-          <w:rFonts w:ascii="Candara" w:eastAsia="Now Heavy" w:hAnsi="Candara" w:cs="Now Heavy"/>
+          <w:rFonts w:ascii="Courier New" w:eastAsia="Now Heavy" w:hAnsi="Courier New" w:cs="Courier New"/>
           <w:b/>
           <w:bCs/>
           <w:color w:val="FFFFFF" w:themeColor="background1"/>
@@ -17604,7 +17867,7 @@
       <w:proofErr w:type="spellStart"/>
       <w:r>
         <w:rPr>
-          <w:rFonts w:ascii="Candara" w:eastAsia="Now Heavy" w:hAnsi="Candara" w:cs="Now Heavy"/>
+          <w:rFonts w:ascii="Courier New" w:eastAsia="Now Heavy" w:hAnsi="Courier New" w:cs="Courier New"/>
           <w:b/>
           <w:bCs/>
           <w:color w:val="FFFFFF" w:themeColor="background1"/>
@@ -17617,7 +17880,7 @@
       <w:proofErr w:type="spellEnd"/>
       <w:r>
         <w:rPr>
-          <w:rFonts w:ascii="Candara" w:eastAsia="Now Heavy" w:hAnsi="Candara" w:cs="Now Heavy"/>
+          <w:rFonts w:ascii="Courier New" w:eastAsia="Now Heavy" w:hAnsi="Courier New" w:cs="Courier New"/>
           <w:b/>
           <w:bCs/>
           <w:color w:val="FFFFFF" w:themeColor="background1"/>
@@ -17646,6 +17909,7 @@
           <w:sz w:val="28"/>
           <w:szCs w:val="28"/>
         </w:rPr>
+        <w:lastRenderedPageBreak/>
         <w:t xml:space="preserve">Berdasarkan hasil pada gambar, terdapat </w:t>
       </w:r>
       <w:proofErr w:type="spellStart"/>
@@ -17801,6 +18065,7 @@
       <w:r>
         <w:rPr>
           <w:rFonts w:ascii="Candara" w:eastAsia="Now Heavy" w:hAnsi="Candara" w:cs="Now Heavy"/>
+          <w:noProof/>
           <w:color w:val="19274F"/>
           <w:sz w:val="28"/>
           <w:szCs w:val="28"/>
@@ -17821,7 +18086,7 @@
                     <pic:cNvPicPr/>
                   </pic:nvPicPr>
                   <pic:blipFill>
-                    <a:blip r:embed="rId40"/>
+                    <a:blip r:embed="rId41"/>
                     <a:stretch>
                       <a:fillRect/>
                     </a:stretch>
@@ -17860,7 +18125,6 @@
           <w:sz w:val="28"/>
           <w:szCs w:val="28"/>
         </w:rPr>
-        <w:lastRenderedPageBreak/>
         <w:t xml:space="preserve">Pada tahap ini, fitur </w:t>
       </w:r>
       <w:proofErr w:type="spellStart"/>
@@ -18300,6 +18564,7 @@
         <w:rPr>
           <w:noProof/>
         </w:rPr>
+        <w:lastRenderedPageBreak/>
         <mc:AlternateContent>
           <mc:Choice Requires="wps">
             <w:drawing>
@@ -18455,6 +18720,7 @@
       <w:r>
         <w:rPr>
           <w:rFonts w:ascii="Candara" w:eastAsia="Now Heavy" w:hAnsi="Candara" w:cs="Now Heavy"/>
+          <w:noProof/>
           <w:color w:val="19274F"/>
           <w:sz w:val="28"/>
           <w:szCs w:val="28"/>
@@ -18475,7 +18741,7 @@
                     <pic:cNvPicPr/>
                   </pic:nvPicPr>
                   <pic:blipFill>
-                    <a:blip r:embed="rId41"/>
+                    <a:blip r:embed="rId42"/>
                     <a:stretch>
                       <a:fillRect/>
                     </a:stretch>
@@ -18851,7 +19117,6 @@
         <w:rPr>
           <w:noProof/>
         </w:rPr>
-        <w:lastRenderedPageBreak/>
         <mc:AlternateContent>
           <mc:Choice Requires="wps">
             <w:drawing>
@@ -19030,7 +19295,7 @@
                     </pic:cNvPicPr>
                   </pic:nvPicPr>
                   <pic:blipFill>
-                    <a:blip r:embed="rId42" cstate="print">
+                    <a:blip r:embed="rId43" cstate="print">
                       <a:extLst>
                         <a:ext uri="{28A0092B-C50C-407E-A947-70E740481C1C}">
                           <a14:useLocalDpi xmlns:a14="http://schemas.microsoft.com/office/drawing/2010/main" val="0"/>
@@ -19304,6 +19569,7 @@
           <w:sz w:val="28"/>
           <w:szCs w:val="28"/>
         </w:rPr>
+        <w:lastRenderedPageBreak/>
         <w:t>branch</w:t>
       </w:r>
       <w:proofErr w:type="spellEnd"/>
@@ -19449,6 +19715,7 @@
       <w:r>
         <w:rPr>
           <w:rFonts w:ascii="Candara" w:eastAsia="Now Heavy" w:hAnsi="Candara" w:cs="Now Heavy"/>
+          <w:noProof/>
           <w:color w:val="19274F"/>
           <w:sz w:val="28"/>
           <w:szCs w:val="28"/>
@@ -19469,7 +19736,7 @@
                     <pic:cNvPicPr/>
                   </pic:nvPicPr>
                   <pic:blipFill>
-                    <a:blip r:embed="rId43"/>
+                    <a:blip r:embed="rId44"/>
                     <a:stretch>
                       <a:fillRect/>
                     </a:stretch>
@@ -19576,7 +19843,7 @@
         <w:ind w:left="-426" w:firstLine="426"/>
         <w:jc w:val="center"/>
         <w:rPr>
-          <w:rFonts w:ascii="Candara" w:eastAsia="Now Heavy" w:hAnsi="Candara" w:cs="Now Heavy"/>
+          <w:rFonts w:ascii="Courier New" w:eastAsia="Now Heavy" w:hAnsi="Courier New" w:cs="Courier New"/>
           <w:b/>
           <w:bCs/>
           <w:color w:val="FFFFFF" w:themeColor="background1"/>
@@ -19588,7 +19855,7 @@
       <w:proofErr w:type="spellStart"/>
       <w:r>
         <w:rPr>
-          <w:rFonts w:ascii="Candara" w:eastAsia="Now Heavy" w:hAnsi="Candara" w:cs="Now Heavy"/>
+          <w:rFonts w:ascii="Courier New" w:eastAsia="Now Heavy" w:hAnsi="Courier New" w:cs="Courier New"/>
           <w:b/>
           <w:bCs/>
           <w:color w:val="FFFFFF" w:themeColor="background1"/>
@@ -19601,7 +19868,7 @@
       <w:proofErr w:type="spellEnd"/>
       <w:r>
         <w:rPr>
-          <w:rFonts w:ascii="Candara" w:eastAsia="Now Heavy" w:hAnsi="Candara" w:cs="Now Heavy"/>
+          <w:rFonts w:ascii="Courier New" w:eastAsia="Now Heavy" w:hAnsi="Courier New" w:cs="Courier New"/>
           <w:b/>
           <w:bCs/>
           <w:color w:val="FFFFFF" w:themeColor="background1"/>
@@ -19614,7 +19881,7 @@
       <w:proofErr w:type="spellStart"/>
       <w:r>
         <w:rPr>
-          <w:rFonts w:ascii="Candara" w:eastAsia="Now Heavy" w:hAnsi="Candara" w:cs="Now Heavy"/>
+          <w:rFonts w:ascii="Courier New" w:eastAsia="Now Heavy" w:hAnsi="Courier New" w:cs="Courier New"/>
           <w:b/>
           <w:bCs/>
           <w:color w:val="FFFFFF" w:themeColor="background1"/>
@@ -19627,7 +19894,7 @@
       <w:proofErr w:type="spellEnd"/>
       <w:r>
         <w:rPr>
-          <w:rFonts w:ascii="Candara" w:eastAsia="Now Heavy" w:hAnsi="Candara" w:cs="Now Heavy"/>
+          <w:rFonts w:ascii="Courier New" w:eastAsia="Now Heavy" w:hAnsi="Courier New" w:cs="Courier New"/>
           <w:b/>
           <w:bCs/>
           <w:color w:val="FFFFFF" w:themeColor="background1"/>
@@ -19640,7 +19907,7 @@
       <w:proofErr w:type="spellStart"/>
       <w:r>
         <w:rPr>
-          <w:rFonts w:ascii="Candara" w:eastAsia="Now Heavy" w:hAnsi="Candara" w:cs="Now Heavy"/>
+          <w:rFonts w:ascii="Courier New" w:eastAsia="Now Heavy" w:hAnsi="Courier New" w:cs="Courier New"/>
           <w:b/>
           <w:bCs/>
           <w:color w:val="FFFFFF" w:themeColor="background1"/>
@@ -19653,7 +19920,7 @@
       <w:proofErr w:type="spellEnd"/>
       <w:r>
         <w:rPr>
-          <w:rFonts w:ascii="Candara" w:eastAsia="Now Heavy" w:hAnsi="Candara" w:cs="Now Heavy"/>
+          <w:rFonts w:ascii="Courier New" w:eastAsia="Now Heavy" w:hAnsi="Courier New" w:cs="Courier New"/>
           <w:b/>
           <w:bCs/>
           <w:color w:val="FFFFFF" w:themeColor="background1"/>
@@ -19780,7 +20047,6 @@
         <w:rPr>
           <w:noProof/>
         </w:rPr>
-        <w:lastRenderedPageBreak/>
         <mc:AlternateContent>
           <mc:Choice Requires="wps">
             <w:drawing>
@@ -19858,6 +20124,7 @@
       <w:r>
         <w:rPr>
           <w:rFonts w:ascii="Candara" w:eastAsia="Now Heavy" w:hAnsi="Candara" w:cs="Now Heavy"/>
+          <w:noProof/>
           <w:color w:val="19274F"/>
           <w:sz w:val="28"/>
           <w:szCs w:val="28"/>
@@ -19878,7 +20145,7 @@
                     <pic:cNvPicPr/>
                   </pic:nvPicPr>
                   <pic:blipFill>
-                    <a:blip r:embed="rId44"/>
+                    <a:blip r:embed="rId45"/>
                     <a:stretch>
                       <a:fillRect/>
                     </a:stretch>
@@ -20055,7 +20322,7 @@
   <w:abstractNum w:abstractNumId="0" w15:restartNumberingAfterBreak="0">
     <w:nsid w:val="FFFFFF89"/>
     <w:multiLevelType w:val="singleLevel"/>
-    <w:tmpl w:val="44B2C95E"/>
+    <w:tmpl w:val="0012F862"/>
     <w:lvl w:ilvl="0">
       <w:start w:val="1"/>
       <w:numFmt w:val="bullet"/>
@@ -20307,6 +20574,9 @@
   </w:num>
   <w:num w:numId="3" w16cid:durableId="569467633">
     <w:abstractNumId w:val="2"/>
+  </w:num>
+  <w:num w:numId="4" w16cid:durableId="2143300522">
+    <w:abstractNumId w:val="0"/>
   </w:num>
 </w:numbering>
 </file>
@@ -20711,7 +20981,7 @@
   <w:style w:type="paragraph" w:default="1" w:styleId="Normal">
     <w:name w:val="Normal"/>
     <w:qFormat/>
-    <w:rsid w:val="0081664F"/>
+    <w:rsid w:val="00BD13B0"/>
     <w:pPr>
       <w:spacing w:after="200" w:line="276" w:lineRule="auto"/>
     </w:pPr>
@@ -20925,6 +21195,7 @@
   <w:style w:type="character" w:default="1" w:styleId="FontParagrafDefault">
     <w:name w:val="Default Paragraph Font"/>
     <w:uiPriority w:val="1"/>
+    <w:semiHidden/>
     <w:unhideWhenUsed/>
   </w:style>
   <w:style w:type="table" w:default="1" w:styleId="TabelNormal">
@@ -21248,10 +21519,6 @@
       <w:numPr>
         <w:numId w:val="1"/>
       </w:numPr>
-      <w:tabs>
-        <w:tab w:val="clear" w:pos="360"/>
-      </w:tabs>
-      <w:ind w:left="0" w:firstLine="0"/>
       <w:contextualSpacing/>
     </w:pPr>
   </w:style>
